--- a/21 oops/oops.docx
+++ b/21 oops/oops.docx
@@ -28,7 +28,7 @@
       </w:pPr>
       <w:r>
         <w:pict w14:anchorId="01B19C00">
-          <v:rect id="_x0000_i1152" style="width:0;height:1.5pt" o:hralign="center" o:hrstd="t" o:hr="t" fillcolor="#a0a0a0" stroked="f"/>
+          <v:rect id="_x0000_i1025" style="width:0;height:1.5pt" o:hralign="center" o:hrstd="t" o:hr="t" fillcolor="#a0a0a0" stroked="f"/>
         </w:pict>
       </w:r>
     </w:p>
@@ -147,7 +147,7 @@
     <w:p>
       <w:r>
         <w:pict w14:anchorId="0E9BF8F0">
-          <v:rect id="_x0000_i1243" style="width:0;height:1.5pt" o:hralign="center" o:hrstd="t" o:hr="t" fillcolor="#a0a0a0" stroked="f"/>
+          <v:rect id="_x0000_i1026" style="width:0;height:1.5pt" o:hralign="center" o:hrstd="t" o:hr="t" fillcolor="#a0a0a0" stroked="f"/>
         </w:pict>
       </w:r>
     </w:p>
@@ -223,7 +223,7 @@
       <w:pPr>
         <w:numPr>
           <w:ilvl w:val="0"/>
-          <w:numId w:val="34"/>
+          <w:numId w:val="19"/>
         </w:numPr>
       </w:pPr>
       <w:r>
@@ -241,7 +241,7 @@
       <w:pPr>
         <w:numPr>
           <w:ilvl w:val="0"/>
-          <w:numId w:val="34"/>
+          <w:numId w:val="19"/>
         </w:numPr>
       </w:pPr>
       <w:r>
@@ -273,7 +273,7 @@
       <w:pPr>
         <w:numPr>
           <w:ilvl w:val="0"/>
-          <w:numId w:val="35"/>
+          <w:numId w:val="20"/>
         </w:numPr>
       </w:pPr>
       <w:r>
@@ -294,7 +294,7 @@
       <w:pPr>
         <w:numPr>
           <w:ilvl w:val="0"/>
-          <w:numId w:val="35"/>
+          <w:numId w:val="20"/>
         </w:numPr>
       </w:pPr>
       <w:r>
@@ -314,7 +314,7 @@
     <w:p>
       <w:r>
         <w:pict w14:anchorId="10A9D40D">
-          <v:rect id="_x0000_i1244" style="width:0;height:1.5pt" o:hralign="center" o:hrstd="t" o:hr="t" fillcolor="#a0a0a0" stroked="f"/>
+          <v:rect id="_x0000_i1027" style="width:0;height:1.5pt" o:hralign="center" o:hrstd="t" o:hr="t" fillcolor="#a0a0a0" stroked="f"/>
         </w:pict>
       </w:r>
     </w:p>
@@ -367,7 +367,7 @@
       <w:pPr>
         <w:numPr>
           <w:ilvl w:val="0"/>
-          <w:numId w:val="36"/>
+          <w:numId w:val="21"/>
         </w:numPr>
       </w:pPr>
       <w:r>
@@ -385,7 +385,7 @@
       <w:pPr>
         <w:numPr>
           <w:ilvl w:val="0"/>
-          <w:numId w:val="36"/>
+          <w:numId w:val="21"/>
         </w:numPr>
       </w:pPr>
       <w:r>
@@ -407,7 +407,7 @@
       <w:pPr>
         <w:numPr>
           <w:ilvl w:val="0"/>
-          <w:numId w:val="37"/>
+          <w:numId w:val="22"/>
         </w:numPr>
       </w:pPr>
       <w:r>
@@ -428,7 +428,7 @@
       <w:pPr>
         <w:numPr>
           <w:ilvl w:val="0"/>
-          <w:numId w:val="37"/>
+          <w:numId w:val="22"/>
         </w:numPr>
       </w:pPr>
       <w:r>
@@ -464,7 +464,7 @@
     <w:p>
       <w:r>
         <w:pict w14:anchorId="5E38A76D">
-          <v:rect id="_x0000_i1245" style="width:0;height:1.5pt" o:hralign="center" o:hrstd="t" o:hr="t" fillcolor="#a0a0a0" stroked="f"/>
+          <v:rect id="_x0000_i1028" style="width:0;height:1.5pt" o:hralign="center" o:hrstd="t" o:hr="t" fillcolor="#a0a0a0" stroked="f"/>
         </w:pict>
       </w:r>
     </w:p>
@@ -584,6 +584,9 @@
     </w:p>
     <w:p>
       <w:r>
+        <w:rPr>
+          <w:noProof/>
+        </w:rPr>
         <w:drawing>
           <wp:inline distT="0" distB="0" distL="0" distR="0" wp14:anchorId="5F251385" wp14:editId="2B2EF7EA">
             <wp:extent cx="3418799" cy="5833534"/>
@@ -622,7 +625,7 @@
       </w:r>
       <w:r>
         <w:pict w14:anchorId="30D987F7">
-          <v:rect id="_x0000_i1247" style="width:0;height:1.5pt" o:hralign="center" o:hrstd="t" o:hr="t" fillcolor="#a0a0a0" stroked="f"/>
+          <v:rect id="_x0000_i1029" style="width:0;height:1.5pt" o:hralign="center" o:hrstd="t" o:hr="t" fillcolor="#a0a0a0" stroked="f"/>
         </w:pict>
       </w:r>
     </w:p>
@@ -676,7 +679,7 @@
       <w:pPr>
         <w:numPr>
           <w:ilvl w:val="0"/>
-          <w:numId w:val="38"/>
+          <w:numId w:val="23"/>
         </w:numPr>
       </w:pPr>
       <w:r>
@@ -719,7 +722,7 @@
       <w:pPr>
         <w:numPr>
           <w:ilvl w:val="0"/>
-          <w:numId w:val="39"/>
+          <w:numId w:val="24"/>
         </w:numPr>
       </w:pPr>
       <w:r>
@@ -825,14 +828,7 @@
           <w:b/>
           <w:bCs/>
         </w:rPr>
-        <w:t>/ Functions</w:t>
-      </w:r>
-      <w:r>
-        <w:rPr>
-          <w:b/>
-          <w:bCs/>
-        </w:rPr>
-        <w:t>)</w:t>
+        <w:t>/ Functions)</w:t>
       </w:r>
     </w:p>
     <w:p>
@@ -857,6 +853,7 @@
         <w:rPr>
           <w:b/>
           <w:bCs/>
+          <w:noProof/>
         </w:rPr>
         <w:drawing>
           <wp:anchor distT="0" distB="0" distL="114300" distR="114300" simplePos="0" relativeHeight="251658240" behindDoc="0" locked="0" layoutInCell="1" allowOverlap="1" wp14:anchorId="0F442EDC" wp14:editId="457D5D3D">
@@ -1051,6 +1048,9 @@
         </w:rPr>
       </w:pPr>
       <w:r>
+        <w:rPr>
+          <w:noProof/>
+        </w:rPr>
         <w:drawing>
           <wp:anchor distT="0" distB="0" distL="114300" distR="114300" simplePos="0" relativeHeight="251659264" behindDoc="0" locked="0" layoutInCell="1" allowOverlap="1" wp14:anchorId="33A245F8" wp14:editId="59B42545">
             <wp:simplePos x="0" y="0"/>
@@ -1173,6 +1173,9 @@
         <w:ind w:left="142"/>
       </w:pPr>
       <w:r>
+        <w:rPr>
+          <w:noProof/>
+        </w:rPr>
         <w:drawing>
           <wp:inline distT="0" distB="0" distL="0" distR="0" wp14:anchorId="2DD56EA9" wp14:editId="7C172453">
             <wp:extent cx="2805546" cy="1288520"/>
@@ -1220,7 +1223,7 @@
       </w:r>
       <w:r>
         <w:pict w14:anchorId="29B9DF53">
-          <v:rect id="_x0000_i1154" style="width:0;height:1.5pt" o:hralign="center" o:hrstd="t" o:hr="t" fillcolor="#a0a0a0" stroked="f"/>
+          <v:rect id="_x0000_i1030" style="width:0;height:1.5pt" o:hralign="center" o:hrstd="t" o:hr="t" fillcolor="#a0a0a0" stroked="f"/>
         </w:pict>
       </w:r>
     </w:p>
@@ -1277,6 +1280,7 @@
         <w:rPr>
           <w:b/>
           <w:bCs/>
+          <w:noProof/>
         </w:rPr>
         <w:drawing>
           <wp:anchor distT="0" distB="0" distL="114300" distR="114300" simplePos="0" relativeHeight="251660288" behindDoc="0" locked="0" layoutInCell="1" allowOverlap="1" wp14:anchorId="50B67C52" wp14:editId="25649641">
@@ -1379,7 +1383,7 @@
       <w:pPr>
         <w:numPr>
           <w:ilvl w:val="0"/>
-          <w:numId w:val="41"/>
+          <w:numId w:val="25"/>
         </w:numPr>
       </w:pPr>
       <w:r>
@@ -1400,7 +1404,7 @@
       <w:pPr>
         <w:numPr>
           <w:ilvl w:val="0"/>
-          <w:numId w:val="41"/>
+          <w:numId w:val="25"/>
         </w:numPr>
       </w:pPr>
       <w:r>
@@ -1418,7 +1422,7 @@
       <w:pPr>
         <w:numPr>
           <w:ilvl w:val="0"/>
-          <w:numId w:val="41"/>
+          <w:numId w:val="25"/>
         </w:numPr>
       </w:pPr>
       <w:r>
@@ -1577,7 +1581,7 @@
       <w:pPr>
         <w:numPr>
           <w:ilvl w:val="0"/>
-          <w:numId w:val="42"/>
+          <w:numId w:val="26"/>
         </w:numPr>
         <w:rPr>
           <w:noProof/>
@@ -1637,7 +1641,7 @@
       <w:pPr>
         <w:numPr>
           <w:ilvl w:val="0"/>
-          <w:numId w:val="43"/>
+          <w:numId w:val="27"/>
         </w:numPr>
         <w:rPr>
           <w:noProof/>
@@ -1697,7 +1701,7 @@
       <w:pPr>
         <w:numPr>
           <w:ilvl w:val="0"/>
-          <w:numId w:val="44"/>
+          <w:numId w:val="28"/>
         </w:numPr>
         <w:rPr>
           <w:noProof/>
@@ -1722,7 +1726,7 @@
       <w:pPr>
         <w:numPr>
           <w:ilvl w:val="0"/>
-          <w:numId w:val="44"/>
+          <w:numId w:val="28"/>
         </w:numPr>
         <w:rPr>
           <w:noProof/>
@@ -1739,7 +1743,7 @@
       <w:pPr>
         <w:numPr>
           <w:ilvl w:val="1"/>
-          <w:numId w:val="44"/>
+          <w:numId w:val="28"/>
         </w:numPr>
         <w:rPr>
           <w:noProof/>
@@ -1808,7 +1812,7 @@
       <w:pPr>
         <w:numPr>
           <w:ilvl w:val="0"/>
-          <w:numId w:val="45"/>
+          <w:numId w:val="29"/>
         </w:numPr>
         <w:rPr>
           <w:noProof/>
@@ -1825,7 +1829,7 @@
       <w:pPr>
         <w:numPr>
           <w:ilvl w:val="0"/>
-          <w:numId w:val="45"/>
+          <w:numId w:val="29"/>
         </w:numPr>
         <w:rPr>
           <w:noProof/>
@@ -1842,7 +1846,7 @@
       <w:pPr>
         <w:numPr>
           <w:ilvl w:val="0"/>
-          <w:numId w:val="45"/>
+          <w:numId w:val="29"/>
         </w:numPr>
         <w:rPr>
           <w:noProof/>
@@ -1859,7 +1863,7 @@
       <w:pPr>
         <w:numPr>
           <w:ilvl w:val="0"/>
-          <w:numId w:val="45"/>
+          <w:numId w:val="29"/>
         </w:numPr>
         <w:rPr>
           <w:noProof/>
@@ -1876,7 +1880,7 @@
       <w:pPr>
         <w:numPr>
           <w:ilvl w:val="0"/>
-          <w:numId w:val="45"/>
+          <w:numId w:val="29"/>
         </w:numPr>
         <w:rPr>
           <w:noProof/>
@@ -1901,7 +1905,7 @@
           <w:noProof/>
         </w:rPr>
         <w:pict w14:anchorId="042ED7B4">
-          <v:rect id="_x0000_i1299" style="width:0;height:1.5pt" o:hralign="center" o:hrstd="t" o:hr="t" fillcolor="#a0a0a0" stroked="f"/>
+          <v:rect id="_x0000_i1031" style="width:0;height:1.5pt" o:hralign="center" o:hrstd="t" o:hr="t" fillcolor="#a0a0a0" stroked="f"/>
         </w:pict>
       </w:r>
     </w:p>
@@ -2003,7 +2007,7 @@
           <w:bCs/>
           <w:noProof/>
         </w:rPr>
-        <w:t xml:space="preserve"> Member functions cause padding?</w:t>
+        <w:t>Member functions cause padding?</w:t>
       </w:r>
       <w:r>
         <w:rPr>
@@ -2148,7 +2152,7 @@
           <w:noProof/>
         </w:rPr>
         <w:pict w14:anchorId="5B905DE4">
-          <v:rect id="_x0000_i1302" style="width:0;height:1.5pt" o:hralign="center" o:hrstd="t" o:hr="t" fillcolor="#a0a0a0" stroked="f"/>
+          <v:rect id="_x0000_i1032" style="width:0;height:1.5pt" o:hralign="center" o:hrstd="t" o:hr="t" fillcolor="#a0a0a0" stroked="f"/>
         </w:pict>
       </w:r>
     </w:p>
@@ -2237,6 +2241,7 @@
           <w:rFonts w:ascii="Segoe UI Emoji" w:hAnsi="Segoe UI Emoji" w:cs="Segoe UI Emoji"/>
           <w:b/>
           <w:bCs/>
+          <w:noProof/>
         </w:rPr>
         <w:drawing>
           <wp:anchor distT="0" distB="0" distL="114300" distR="114300" simplePos="0" relativeHeight="251664384" behindDoc="0" locked="0" layoutInCell="1" allowOverlap="1" wp14:anchorId="0360CC6E" wp14:editId="740CBA69">
@@ -2299,6 +2304,7 @@
           <w:rFonts w:ascii="Segoe UI Emoji" w:hAnsi="Segoe UI Emoji" w:cs="Segoe UI Emoji"/>
           <w:b/>
           <w:bCs/>
+          <w:noProof/>
         </w:rPr>
         <w:drawing>
           <wp:anchor distT="0" distB="0" distL="114300" distR="114300" simplePos="0" relativeHeight="251665408" behindDoc="0" locked="0" layoutInCell="1" allowOverlap="1" wp14:anchorId="014F3708" wp14:editId="19BC2B68">
@@ -2448,6 +2454,9 @@
         </w:drawing>
       </w:r>
       <w:r>
+        <w:rPr>
+          <w:noProof/>
+        </w:rPr>
         <w:drawing>
           <wp:anchor distT="0" distB="0" distL="114300" distR="114300" simplePos="0" relativeHeight="251662336" behindDoc="0" locked="0" layoutInCell="1" allowOverlap="1" wp14:anchorId="1FE8D972" wp14:editId="43D163BB">
             <wp:simplePos x="0" y="0"/>
@@ -2505,6 +2514,9 @@
         </w:drawing>
       </w:r>
       <w:r>
+        <w:rPr>
+          <w:noProof/>
+        </w:rPr>
         <w:drawing>
           <wp:inline distT="0" distB="0" distL="0" distR="0" wp14:anchorId="70D8E43A" wp14:editId="22C760DD">
             <wp:extent cx="2327564" cy="4569825"/>
@@ -2549,7 +2561,7 @@
       </w:r>
       <w:r>
         <w:pict w14:anchorId="0F0B3DA2">
-          <v:rect id="_x0000_i1156" style="width:0;height:1.5pt" o:hralign="center" o:hrstd="t" o:hr="t" fillcolor="#a0a0a0" stroked="f"/>
+          <v:rect id="_x0000_i1033" style="width:0;height:1.5pt" o:hralign="center" o:hrstd="t" o:hr="t" fillcolor="#a0a0a0" stroked="f"/>
         </w:pict>
       </w:r>
     </w:p>
@@ -2581,7 +2593,7 @@
       <w:pPr>
         <w:numPr>
           <w:ilvl w:val="0"/>
-          <w:numId w:val="9"/>
+          <w:numId w:val="4"/>
         </w:numPr>
       </w:pPr>
       <w:r>
@@ -2688,7 +2700,7 @@
       </w:pPr>
       <w:r>
         <w:pict w14:anchorId="3D482F17">
-          <v:rect id="_x0000_i1327" style="width:0;height:1.5pt" o:hralign="center" o:hrstd="t" o:hr="t" fillcolor="#a0a0a0" stroked="f"/>
+          <v:rect id="_x0000_i1034" style="width:0;height:1.5pt" o:hralign="center" o:hrstd="t" o:hr="t" fillcolor="#a0a0a0" stroked="f"/>
         </w:pict>
       </w:r>
     </w:p>
@@ -2769,6 +2781,9 @@
         <w:t xml:space="preserve"> </w:t>
       </w:r>
       <w:r>
+        <w:rPr>
+          <w:noProof/>
+        </w:rPr>
         <w:drawing>
           <wp:anchor distT="0" distB="0" distL="114300" distR="114300" simplePos="0" relativeHeight="251667456" behindDoc="0" locked="0" layoutInCell="1" allowOverlap="1" wp14:anchorId="125D0A6B" wp14:editId="7D345A71">
             <wp:simplePos x="0" y="0"/>
@@ -2833,6 +2848,7 @@
           <w:rFonts w:ascii="Segoe UI Emoji" w:hAnsi="Segoe UI Emoji" w:cs="Segoe UI Emoji"/>
           <w:b/>
           <w:bCs/>
+          <w:noProof/>
         </w:rPr>
         <w:drawing>
           <wp:anchor distT="0" distB="0" distL="114300" distR="114300" simplePos="0" relativeHeight="251669504" behindDoc="0" locked="0" layoutInCell="1" allowOverlap="1" wp14:anchorId="7F4D66CE" wp14:editId="59E917AB">
@@ -2900,6 +2916,9 @@
         </w:drawing>
       </w:r>
       <w:r>
+        <w:rPr>
+          <w:noProof/>
+        </w:rPr>
         <w:drawing>
           <wp:anchor distT="0" distB="0" distL="114300" distR="114300" simplePos="0" relativeHeight="251666432" behindDoc="0" locked="0" layoutInCell="1" allowOverlap="1" wp14:anchorId="37AEE7FD" wp14:editId="470FA76F">
             <wp:simplePos x="0" y="0"/>
@@ -2980,7 +2999,7 @@
       </w:pPr>
       <w:r>
         <w:pict w14:anchorId="56683EA9">
-          <v:rect id="_x0000_i1159" style="width:0;height:1.5pt" o:hralign="center" o:hrstd="t" o:hr="t" fillcolor="#a0a0a0" stroked="f"/>
+          <v:rect id="_x0000_i1035" style="width:0;height:1.5pt" o:hralign="center" o:hrstd="t" o:hr="t" fillcolor="#a0a0a0" stroked="f"/>
         </w:pict>
       </w:r>
     </w:p>
@@ -3012,7 +3031,7 @@
       <w:pPr>
         <w:numPr>
           <w:ilvl w:val="0"/>
-          <w:numId w:val="16"/>
+          <w:numId w:val="5"/>
         </w:numPr>
       </w:pPr>
       <w:r>
@@ -3039,7 +3058,7 @@
       <w:pPr>
         <w:numPr>
           <w:ilvl w:val="0"/>
-          <w:numId w:val="17"/>
+          <w:numId w:val="6"/>
         </w:numPr>
       </w:pPr>
       <w:r>
@@ -3050,7 +3069,7 @@
       <w:pPr>
         <w:numPr>
           <w:ilvl w:val="0"/>
-          <w:numId w:val="17"/>
+          <w:numId w:val="6"/>
         </w:numPr>
       </w:pPr>
       <w:r>
@@ -3061,7 +3080,7 @@
       <w:pPr>
         <w:numPr>
           <w:ilvl w:val="0"/>
-          <w:numId w:val="17"/>
+          <w:numId w:val="6"/>
         </w:numPr>
       </w:pPr>
       <w:r>
@@ -3078,7 +3097,7 @@
       </w:pPr>
       <w:r>
         <w:pict w14:anchorId="2610A454">
-          <v:rect id="_x0000_i1485" style="width:0;height:1.5pt" o:hralign="center" o:hrstd="t" o:hr="t" fillcolor="#a0a0a0" stroked="f"/>
+          <v:rect id="_x0000_i1036" style="width:0;height:1.5pt" o:hralign="center" o:hrstd="t" o:hr="t" fillcolor="#a0a0a0" stroked="f"/>
         </w:pict>
       </w:r>
       <w:r>
@@ -3115,7 +3134,7 @@
       <w:pPr>
         <w:numPr>
           <w:ilvl w:val="0"/>
-          <w:numId w:val="16"/>
+          <w:numId w:val="5"/>
         </w:numPr>
         <w:spacing w:after="0" w:line="360" w:lineRule="auto"/>
       </w:pPr>
@@ -3130,7 +3149,7 @@
       </w:pPr>
       <w:r>
         <w:pict w14:anchorId="7838BC12">
-          <v:rect id="_x0000_i1160" style="width:0;height:1.5pt" o:hralign="center" o:hrstd="t" o:hr="t" fillcolor="#a0a0a0" stroked="f"/>
+          <v:rect id="_x0000_i1037" style="width:0;height:1.5pt" o:hralign="center" o:hrstd="t" o:hr="t" fillcolor="#a0a0a0" stroked="f"/>
         </w:pict>
       </w:r>
     </w:p>
@@ -3177,7 +3196,7 @@
       <w:pPr>
         <w:numPr>
           <w:ilvl w:val="0"/>
-          <w:numId w:val="18"/>
+          <w:numId w:val="7"/>
         </w:numPr>
         <w:spacing w:after="0" w:line="360" w:lineRule="auto"/>
       </w:pPr>
@@ -3196,7 +3215,7 @@
       <w:pPr>
         <w:numPr>
           <w:ilvl w:val="0"/>
-          <w:numId w:val="18"/>
+          <w:numId w:val="7"/>
         </w:numPr>
         <w:spacing w:after="0" w:line="360" w:lineRule="auto"/>
       </w:pPr>
@@ -3208,7 +3227,7 @@
       <w:pPr>
         <w:numPr>
           <w:ilvl w:val="0"/>
-          <w:numId w:val="18"/>
+          <w:numId w:val="7"/>
         </w:numPr>
         <w:spacing w:after="0" w:line="360" w:lineRule="auto"/>
       </w:pPr>
@@ -3244,6 +3263,7 @@
         <w:rPr>
           <w:b/>
           <w:bCs/>
+          <w:noProof/>
         </w:rPr>
         <w:drawing>
           <wp:anchor distT="0" distB="0" distL="114300" distR="114300" simplePos="0" relativeHeight="251673600" behindDoc="0" locked="0" layoutInCell="1" allowOverlap="1" wp14:anchorId="0610F9FA" wp14:editId="6FD753C9">
@@ -3303,7 +3323,7 @@
       </w:r>
       <w:r>
         <w:pict w14:anchorId="33940736">
-          <v:rect id="_x0000_i1161" style="width:0;height:1.5pt" o:hralign="center" o:hrstd="t" o:hr="t" fillcolor="#a0a0a0" stroked="f"/>
+          <v:rect id="_x0000_i1038" style="width:0;height:1.5pt" o:hralign="center" o:hrstd="t" o:hr="t" fillcolor="#a0a0a0" stroked="f"/>
         </w:pict>
       </w:r>
     </w:p>
@@ -3335,7 +3355,7 @@
       <w:pPr>
         <w:numPr>
           <w:ilvl w:val="0"/>
-          <w:numId w:val="19"/>
+          <w:numId w:val="8"/>
         </w:numPr>
       </w:pPr>
       <w:r>
@@ -3346,7 +3366,7 @@
       <w:pPr>
         <w:numPr>
           <w:ilvl w:val="0"/>
-          <w:numId w:val="19"/>
+          <w:numId w:val="8"/>
         </w:numPr>
       </w:pPr>
       <w:r>
@@ -3356,7 +3376,7 @@
     <w:p>
       <w:r>
         <w:pict w14:anchorId="3E19AEA2">
-          <v:rect id="_x0000_i1343" style="width:0;height:1.5pt" o:hralign="center" o:hrstd="t" o:hr="t" fillcolor="#a0a0a0" stroked="f"/>
+          <v:rect id="_x0000_i1039" style="width:0;height:1.5pt" o:hralign="center" o:hrstd="t" o:hr="t" fillcolor="#a0a0a0" stroked="f"/>
         </w:pict>
       </w:r>
     </w:p>
@@ -3388,7 +3408,7 @@
       <w:pPr>
         <w:numPr>
           <w:ilvl w:val="0"/>
-          <w:numId w:val="21"/>
+          <w:numId w:val="10"/>
         </w:numPr>
       </w:pPr>
       <w:r>
@@ -3416,7 +3436,7 @@
       <w:pPr>
         <w:numPr>
           <w:ilvl w:val="0"/>
-          <w:numId w:val="21"/>
+          <w:numId w:val="10"/>
         </w:numPr>
       </w:pPr>
       <w:r>
@@ -3427,7 +3447,7 @@
       <w:pPr>
         <w:numPr>
           <w:ilvl w:val="0"/>
-          <w:numId w:val="22"/>
+          <w:numId w:val="11"/>
         </w:numPr>
       </w:pPr>
       <w:r>
@@ -3447,7 +3467,7 @@
       </w:pPr>
       <w:r>
         <w:pict w14:anchorId="4A5F0C39">
-          <v:rect id="_x0000_i1164" style="width:0;height:1.5pt" o:hralign="center" o:hrstd="t" o:hr="t" fillcolor="#a0a0a0" stroked="f"/>
+          <v:rect id="_x0000_i1040" style="width:0;height:1.5pt" o:hralign="center" o:hrstd="t" o:hr="t" fillcolor="#a0a0a0" stroked="f"/>
         </w:pict>
       </w:r>
     </w:p>
@@ -3483,7 +3503,7 @@
       <w:pPr>
         <w:numPr>
           <w:ilvl w:val="0"/>
-          <w:numId w:val="20"/>
+          <w:numId w:val="9"/>
         </w:numPr>
         <w:tabs>
           <w:tab w:val="left" w:pos="4678"/>
@@ -3505,7 +3525,7 @@
       <w:pPr>
         <w:numPr>
           <w:ilvl w:val="0"/>
-          <w:numId w:val="20"/>
+          <w:numId w:val="9"/>
         </w:numPr>
         <w:tabs>
           <w:tab w:val="left" w:pos="4678"/>
@@ -3524,7 +3544,7 @@
       <w:pPr>
         <w:numPr>
           <w:ilvl w:val="0"/>
-          <w:numId w:val="20"/>
+          <w:numId w:val="9"/>
         </w:numPr>
         <w:tabs>
           <w:tab w:val="left" w:pos="4678"/>
@@ -3532,8 +3552,11 @@
         <w:spacing w:after="0" w:line="276" w:lineRule="auto"/>
       </w:pPr>
       <w:r>
+        <w:rPr>
+          <w:noProof/>
+        </w:rPr>
         <w:drawing>
-          <wp:anchor distT="0" distB="0" distL="114300" distR="114300" simplePos="0" relativeHeight="251671552" behindDoc="0" locked="0" layoutInCell="1" allowOverlap="1" wp14:anchorId="45C4623B" wp14:editId="445B1C6A">
+          <wp:anchor distT="0" distB="0" distL="114300" distR="114300" simplePos="0" relativeHeight="251671552" behindDoc="0" locked="0" layoutInCell="1" allowOverlap="1" wp14:anchorId="45C4623B" wp14:editId="1EB11CA1">
             <wp:simplePos x="0" y="0"/>
             <wp:positionH relativeFrom="column">
               <wp:posOffset>4807816</wp:posOffset>
@@ -3614,8 +3637,11 @@
         <w:ind w:left="360"/>
       </w:pPr>
       <w:r>
+        <w:rPr>
+          <w:noProof/>
+        </w:rPr>
         <w:drawing>
-          <wp:anchor distT="0" distB="0" distL="114300" distR="114300" simplePos="0" relativeHeight="251670528" behindDoc="0" locked="0" layoutInCell="1" allowOverlap="1" wp14:anchorId="5130C942" wp14:editId="791561F0">
+          <wp:anchor distT="0" distB="0" distL="114300" distR="114300" simplePos="0" relativeHeight="251670528" behindDoc="0" locked="0" layoutInCell="1" allowOverlap="1" wp14:anchorId="5130C942" wp14:editId="0CAB3230">
             <wp:simplePos x="0" y="0"/>
             <wp:positionH relativeFrom="column">
               <wp:posOffset>2364559</wp:posOffset>
@@ -3671,6 +3697,9 @@
         </w:drawing>
       </w:r>
       <w:r>
+        <w:rPr>
+          <w:noProof/>
+        </w:rPr>
         <w:drawing>
           <wp:anchor distT="0" distB="0" distL="114300" distR="114300" simplePos="0" relativeHeight="251672576" behindDoc="0" locked="0" layoutInCell="1" allowOverlap="1" wp14:anchorId="4BFDEB8E" wp14:editId="67CD5C63">
             <wp:simplePos x="0" y="0"/>
@@ -3763,6 +3792,7 @@
         <w:rPr>
           <w:b/>
           <w:bCs/>
+          <w:noProof/>
         </w:rPr>
         <w:drawing>
           <wp:anchor distT="0" distB="0" distL="114300" distR="114300" simplePos="0" relativeHeight="251674624" behindDoc="0" locked="0" layoutInCell="1" allowOverlap="1" wp14:anchorId="62228067" wp14:editId="1EC0C83A">
@@ -3846,7 +3876,7 @@
       <w:pPr>
         <w:numPr>
           <w:ilvl w:val="0"/>
-          <w:numId w:val="23"/>
+          <w:numId w:val="12"/>
         </w:numPr>
       </w:pPr>
       <w:r>
@@ -3857,7 +3887,7 @@
       <w:pPr>
         <w:numPr>
           <w:ilvl w:val="0"/>
-          <w:numId w:val="23"/>
+          <w:numId w:val="12"/>
         </w:numPr>
         <w:rPr>
           <w:b/>
@@ -3876,7 +3906,7 @@
       <w:pPr>
         <w:numPr>
           <w:ilvl w:val="0"/>
-          <w:numId w:val="23"/>
+          <w:numId w:val="12"/>
         </w:numPr>
       </w:pPr>
       <w:r>
@@ -3887,7 +3917,7 @@
       <w:pPr>
         <w:numPr>
           <w:ilvl w:val="0"/>
-          <w:numId w:val="23"/>
+          <w:numId w:val="12"/>
         </w:numPr>
       </w:pPr>
       <w:r>
@@ -3913,6 +3943,9 @@
         <w:ind w:left="142"/>
       </w:pPr>
       <w:r>
+        <w:rPr>
+          <w:noProof/>
+        </w:rPr>
         <w:drawing>
           <wp:anchor distT="0" distB="0" distL="114300" distR="114300" simplePos="0" relativeHeight="251675648" behindDoc="0" locked="0" layoutInCell="1" allowOverlap="1" wp14:anchorId="36C9FEE8" wp14:editId="7736D1D8">
             <wp:simplePos x="0" y="0"/>
@@ -3971,7 +4004,7 @@
       </w:r>
       <w:r>
         <w:pict w14:anchorId="3B64CA83">
-          <v:rect id="_x0000_i1165" style="width:0;height:1.5pt" o:hralign="center" o:hrstd="t" o:hr="t" fillcolor="#a0a0a0" stroked="f"/>
+          <v:rect id="_x0000_i1041" style="width:0;height:1.5pt" o:hralign="center" o:hrstd="t" o:hr="t" fillcolor="#a0a0a0" stroked="f"/>
         </w:pict>
       </w:r>
     </w:p>
@@ -4003,7 +4036,7 @@
       <w:pPr>
         <w:numPr>
           <w:ilvl w:val="0"/>
-          <w:numId w:val="24"/>
+          <w:numId w:val="13"/>
         </w:numPr>
       </w:pPr>
       <w:r>
@@ -4034,7 +4067,7 @@
       <w:pPr>
         <w:numPr>
           <w:ilvl w:val="0"/>
-          <w:numId w:val="24"/>
+          <w:numId w:val="13"/>
         </w:numPr>
       </w:pPr>
       <w:r>
@@ -4055,7 +4088,7 @@
       <w:pPr>
         <w:numPr>
           <w:ilvl w:val="0"/>
-          <w:numId w:val="24"/>
+          <w:numId w:val="13"/>
         </w:numPr>
       </w:pPr>
       <w:r>
@@ -4074,7 +4107,7 @@
       </w:pPr>
       <w:r>
         <w:pict w14:anchorId="24B9DB55">
-          <v:rect id="_x0000_i1166" style="width:0;height:1.5pt" o:hralign="center" o:hrstd="t" o:hr="t" fillcolor="#a0a0a0" stroked="f"/>
+          <v:rect id="_x0000_i1042" style="width:0;height:1.5pt" o:hralign="center" o:hrstd="t" o:hr="t" fillcolor="#a0a0a0" stroked="f"/>
         </w:pict>
       </w:r>
     </w:p>
@@ -4087,6 +4120,9 @@
         </w:rPr>
       </w:pPr>
       <w:r>
+        <w:rPr>
+          <w:noProof/>
+        </w:rPr>
         <w:drawing>
           <wp:anchor distT="0" distB="0" distL="114300" distR="114300" simplePos="0" relativeHeight="251676672" behindDoc="0" locked="0" layoutInCell="1" allowOverlap="1" wp14:anchorId="31B3FE50" wp14:editId="259BCC66">
             <wp:simplePos x="0" y="0"/>
@@ -4163,7 +4199,7 @@
       <w:pPr>
         <w:numPr>
           <w:ilvl w:val="0"/>
-          <w:numId w:val="25"/>
+          <w:numId w:val="14"/>
         </w:numPr>
       </w:pPr>
       <w:r>
@@ -4184,7 +4220,7 @@
       <w:pPr>
         <w:numPr>
           <w:ilvl w:val="0"/>
-          <w:numId w:val="26"/>
+          <w:numId w:val="15"/>
         </w:numPr>
       </w:pPr>
       <w:r>
@@ -4211,7 +4247,7 @@
       <w:pPr>
         <w:numPr>
           <w:ilvl w:val="0"/>
-          <w:numId w:val="26"/>
+          <w:numId w:val="15"/>
         </w:numPr>
       </w:pPr>
       <w:r>
@@ -4229,7 +4265,7 @@
       <w:pPr>
         <w:numPr>
           <w:ilvl w:val="0"/>
-          <w:numId w:val="26"/>
+          <w:numId w:val="15"/>
         </w:numPr>
       </w:pPr>
       <w:r>
@@ -4245,14 +4281,17 @@
         <w:ind w:left="142"/>
       </w:pPr>
       <w:r>
+        <w:rPr>
+          <w:noProof/>
+        </w:rPr>
         <w:drawing>
-          <wp:anchor distT="0" distB="0" distL="114300" distR="114300" simplePos="0" relativeHeight="251677696" behindDoc="0" locked="0" layoutInCell="1" allowOverlap="1" wp14:anchorId="08B8E33F" wp14:editId="50D2F861">
+          <wp:anchor distT="0" distB="0" distL="114300" distR="114300" simplePos="0" relativeHeight="251677696" behindDoc="0" locked="0" layoutInCell="1" allowOverlap="1" wp14:anchorId="08B8E33F" wp14:editId="3A9FC3DE">
             <wp:simplePos x="0" y="0"/>
             <wp:positionH relativeFrom="column">
-              <wp:posOffset>4079586</wp:posOffset>
+              <wp:posOffset>4890546</wp:posOffset>
             </wp:positionH>
             <wp:positionV relativeFrom="paragraph">
-              <wp:posOffset>94326</wp:posOffset>
+              <wp:posOffset>228450</wp:posOffset>
             </wp:positionV>
             <wp:extent cx="1863437" cy="987295"/>
             <wp:effectExtent l="0" t="0" r="3810" b="3810"/>
@@ -4303,7 +4342,7 @@
       </w:r>
       <w:r>
         <w:pict w14:anchorId="09201A42">
-          <v:rect id="_x0000_i1167" style="width:0;height:1.5pt" o:hralign="center" o:hrstd="t" o:hr="t" fillcolor="#a0a0a0" stroked="f"/>
+          <v:rect id="_x0000_i1043" style="width:0;height:1.5pt" o:hralign="center" o:hrstd="t" o:hr="t" fillcolor="#a0a0a0" stroked="f"/>
         </w:pict>
       </w:r>
     </w:p>
@@ -4335,7 +4374,7 @@
       <w:pPr>
         <w:numPr>
           <w:ilvl w:val="0"/>
-          <w:numId w:val="27"/>
+          <w:numId w:val="16"/>
         </w:numPr>
       </w:pPr>
       <w:r>
@@ -4346,7 +4385,7 @@
       <w:pPr>
         <w:numPr>
           <w:ilvl w:val="0"/>
-          <w:numId w:val="27"/>
+          <w:numId w:val="16"/>
         </w:numPr>
       </w:pPr>
       <w:r>
@@ -4363,7 +4402,7 @@
       <w:pPr>
         <w:numPr>
           <w:ilvl w:val="0"/>
-          <w:numId w:val="27"/>
+          <w:numId w:val="16"/>
         </w:numPr>
       </w:pPr>
       <w:r>
@@ -4383,6 +4422,7 @@
           <w:rFonts w:ascii="Segoe UI Emoji" w:hAnsi="Segoe UI Emoji" w:cs="Segoe UI Emoji"/>
           <w:b/>
           <w:bCs/>
+          <w:noProof/>
         </w:rPr>
         <w:drawing>
           <wp:anchor distT="0" distB="0" distL="114300" distR="114300" simplePos="0" relativeHeight="251679744" behindDoc="0" locked="0" layoutInCell="1" allowOverlap="1" wp14:anchorId="6143A68D" wp14:editId="44B82478">
@@ -4441,6 +4481,9 @@
         </w:drawing>
       </w:r>
       <w:r>
+        <w:rPr>
+          <w:noProof/>
+        </w:rPr>
         <w:drawing>
           <wp:anchor distT="0" distB="0" distL="114300" distR="114300" simplePos="0" relativeHeight="251678720" behindDoc="0" locked="0" layoutInCell="1" allowOverlap="1" wp14:anchorId="6DF5A87A" wp14:editId="21D80288">
             <wp:simplePos x="0" y="0"/>
@@ -4509,7 +4552,7 @@
       <w:pPr>
         <w:numPr>
           <w:ilvl w:val="0"/>
-          <w:numId w:val="28"/>
+          <w:numId w:val="17"/>
         </w:numPr>
       </w:pPr>
       <w:r>
@@ -4520,7 +4563,7 @@
       <w:pPr>
         <w:numPr>
           <w:ilvl w:val="0"/>
-          <w:numId w:val="28"/>
+          <w:numId w:val="17"/>
         </w:numPr>
       </w:pPr>
       <w:r>
@@ -4531,7 +4574,7 @@
       <w:pPr>
         <w:numPr>
           <w:ilvl w:val="0"/>
-          <w:numId w:val="28"/>
+          <w:numId w:val="17"/>
         </w:numPr>
       </w:pPr>
       <w:r>
@@ -4542,7 +4585,7 @@
       <w:pPr>
         <w:numPr>
           <w:ilvl w:val="0"/>
-          <w:numId w:val="28"/>
+          <w:numId w:val="17"/>
         </w:numPr>
       </w:pPr>
       <w:r>
@@ -4574,6 +4617,7 @@
           <w:rFonts w:ascii="Segoe UI Emoji" w:hAnsi="Segoe UI Emoji" w:cs="Segoe UI Emoji"/>
           <w:b/>
           <w:bCs/>
+          <w:noProof/>
         </w:rPr>
         <w:drawing>
           <wp:anchor distT="0" distB="0" distL="114300" distR="114300" simplePos="0" relativeHeight="251681792" behindDoc="0" locked="0" layoutInCell="1" allowOverlap="1" wp14:anchorId="3D8D9102" wp14:editId="19AD31E7">
@@ -4641,6 +4685,9 @@
         </w:rPr>
       </w:pPr>
       <w:r>
+        <w:rPr>
+          <w:noProof/>
+        </w:rPr>
         <w:drawing>
           <wp:anchor distT="0" distB="0" distL="114300" distR="114300" simplePos="0" relativeHeight="251680768" behindDoc="0" locked="0" layoutInCell="1" allowOverlap="1" wp14:anchorId="67DD076C" wp14:editId="27D974D8">
             <wp:simplePos x="0" y="0"/>
@@ -4836,7 +4883,7 @@
       </w:pPr>
       <w:r>
         <w:pict w14:anchorId="101DB913">
-          <v:rect id="_x0000_i1169" style="width:0;height:1.5pt" o:hralign="center" o:hrstd="t" o:hr="t" fillcolor="#a0a0a0" stroked="f"/>
+          <v:rect id="_x0000_i1044" style="width:0;height:1.5pt" o:hralign="center" o:hrstd="t" o:hr="t" fillcolor="#a0a0a0" stroked="f"/>
         </w:pict>
       </w:r>
     </w:p>
@@ -4869,7 +4916,7 @@
       <w:pPr>
         <w:numPr>
           <w:ilvl w:val="0"/>
-          <w:numId w:val="31"/>
+          <w:numId w:val="18"/>
         </w:numPr>
         <w:spacing w:line="276" w:lineRule="auto"/>
       </w:pPr>
@@ -4881,7 +4928,7 @@
       <w:pPr>
         <w:numPr>
           <w:ilvl w:val="0"/>
-          <w:numId w:val="31"/>
+          <w:numId w:val="18"/>
         </w:numPr>
         <w:spacing w:line="276" w:lineRule="auto"/>
       </w:pPr>
@@ -4893,7 +4940,7 @@
       <w:pPr>
         <w:numPr>
           <w:ilvl w:val="0"/>
-          <w:numId w:val="31"/>
+          <w:numId w:val="18"/>
         </w:numPr>
         <w:spacing w:line="276" w:lineRule="auto"/>
       </w:pPr>
@@ -4912,7 +4959,7 @@
       <w:pPr>
         <w:numPr>
           <w:ilvl w:val="0"/>
-          <w:numId w:val="31"/>
+          <w:numId w:val="18"/>
         </w:numPr>
         <w:spacing w:line="276" w:lineRule="auto"/>
       </w:pPr>
@@ -4934,7 +4981,7 @@
       </w:pPr>
       <w:r>
         <w:pict w14:anchorId="5F9F6A75">
-          <v:rect id="_x0000_i1171" style="width:0;height:1.5pt" o:hralign="center" o:hrstd="t" o:hr="t" fillcolor="#a0a0a0" stroked="f"/>
+          <v:rect id="_x0000_i1045" style="width:0;height:1.5pt" o:hralign="center" o:hrstd="t" o:hr="t" fillcolor="#a0a0a0" stroked="f"/>
         </w:pict>
       </w:r>
     </w:p>
@@ -4967,6 +5014,9 @@
         <w:spacing w:line="360" w:lineRule="auto"/>
       </w:pPr>
       <w:r>
+        <w:rPr>
+          <w:noProof/>
+        </w:rPr>
         <w:drawing>
           <wp:anchor distT="0" distB="0" distL="114300" distR="114300" simplePos="0" relativeHeight="251682816" behindDoc="0" locked="0" layoutInCell="1" allowOverlap="1" wp14:anchorId="21ABFFB3" wp14:editId="7B593FE8">
             <wp:simplePos x="0" y="0"/>
@@ -5036,6 +5086,9 @@
     </w:p>
     <w:p>
       <w:r>
+        <w:rPr>
+          <w:noProof/>
+        </w:rPr>
         <w:drawing>
           <wp:anchor distT="0" distB="0" distL="114300" distR="114300" simplePos="0" relativeHeight="251683840" behindDoc="0" locked="0" layoutInCell="1" allowOverlap="1" wp14:anchorId="0FE0C230" wp14:editId="77103C36">
             <wp:simplePos x="0" y="0"/>
@@ -5093,6 +5146,9 @@
         </w:drawing>
       </w:r>
       <w:r>
+        <w:rPr>
+          <w:noProof/>
+        </w:rPr>
         <w:drawing>
           <wp:anchor distT="0" distB="0" distL="114300" distR="114300" simplePos="0" relativeHeight="251684864" behindDoc="0" locked="0" layoutInCell="1" allowOverlap="1" wp14:anchorId="67BEC17D" wp14:editId="7A4381F6">
             <wp:simplePos x="0" y="0"/>
@@ -5271,7 +5327,7 @@
       </w:pPr>
       <w:r>
         <w:pict w14:anchorId="4A7DFC7F">
-          <v:rect id="_x0000_i1577" style="width:0;height:1.5pt" o:hralign="center" o:hrstd="t" o:hr="t" fillcolor="#a0a0a0" stroked="f"/>
+          <v:rect id="_x0000_i1046" style="width:0;height:1.5pt" o:hralign="center" o:hrstd="t" o:hr="t" fillcolor="#a0a0a0" stroked="f"/>
         </w:pict>
       </w:r>
     </w:p>
@@ -5373,7 +5429,7 @@
       </w:pPr>
       <w:r>
         <w:pict w14:anchorId="5E4C7385">
-          <v:rect id="_x0000_i1578" style="width:0;height:1.5pt" o:hralign="center" o:hrstd="t" o:hr="t" fillcolor="#a0a0a0" stroked="f"/>
+          <v:rect id="_x0000_i1047" style="width:0;height:1.5pt" o:hralign="center" o:hrstd="t" o:hr="t" fillcolor="#a0a0a0" stroked="f"/>
         </w:pict>
       </w:r>
     </w:p>
@@ -5445,7 +5501,7 @@
       </w:pPr>
       <w:r>
         <w:pict w14:anchorId="1CE91413">
-          <v:rect id="_x0000_i1580" style="width:0;height:1.5pt" o:hralign="center" o:hrstd="t" o:hr="t" fillcolor="#a0a0a0" stroked="f"/>
+          <v:rect id="_x0000_i1048" style="width:0;height:1.5pt" o:hralign="center" o:hrstd="t" o:hr="t" fillcolor="#a0a0a0" stroked="f"/>
         </w:pict>
       </w:r>
     </w:p>
@@ -5526,7 +5582,7 @@
       <w:pPr>
         <w:numPr>
           <w:ilvl w:val="0"/>
-          <w:numId w:val="51"/>
+          <w:numId w:val="30"/>
         </w:numPr>
         <w:tabs>
           <w:tab w:val="clear" w:pos="720"/>
@@ -5556,7 +5612,7 @@
       <w:pPr>
         <w:numPr>
           <w:ilvl w:val="0"/>
-          <w:numId w:val="51"/>
+          <w:numId w:val="30"/>
         </w:numPr>
         <w:tabs>
           <w:tab w:val="clear" w:pos="720"/>
@@ -5696,6 +5752,9 @@
         <w:ind w:left="284" w:hanging="283"/>
       </w:pPr>
       <w:r>
+        <w:rPr>
+          <w:noProof/>
+        </w:rPr>
         <w:drawing>
           <wp:anchor distT="0" distB="0" distL="114300" distR="114300" simplePos="0" relativeHeight="251685888" behindDoc="0" locked="0" layoutInCell="1" allowOverlap="1" wp14:anchorId="70D128CE" wp14:editId="00DD8925">
             <wp:simplePos x="0" y="0"/>
@@ -5773,7 +5832,7 @@
       <w:pPr>
         <w:numPr>
           <w:ilvl w:val="0"/>
-          <w:numId w:val="52"/>
+          <w:numId w:val="31"/>
         </w:numPr>
         <w:spacing w:line="276" w:lineRule="auto"/>
       </w:pPr>
@@ -5785,7 +5844,7 @@
       <w:pPr>
         <w:numPr>
           <w:ilvl w:val="0"/>
-          <w:numId w:val="52"/>
+          <w:numId w:val="31"/>
         </w:numPr>
         <w:spacing w:line="276" w:lineRule="auto"/>
       </w:pPr>
@@ -5815,7 +5874,7 @@
       </w:pPr>
       <w:r>
         <w:pict w14:anchorId="6B94664F">
-          <v:rect id="_x0000_i1800" style="width:0;height:1.5pt" o:hralign="center" o:hrstd="t" o:hr="t" fillcolor="#a0a0a0" stroked="f"/>
+          <v:rect id="_x0000_i1049" style="width:0;height:1.5pt" o:hralign="center" o:hrstd="t" o:hr="t" fillcolor="#a0a0a0" stroked="f"/>
         </w:pict>
       </w:r>
     </w:p>
@@ -5867,7 +5926,7 @@
       <w:pPr>
         <w:numPr>
           <w:ilvl w:val="0"/>
-          <w:numId w:val="53"/>
+          <w:numId w:val="32"/>
         </w:numPr>
         <w:spacing w:line="276" w:lineRule="auto"/>
       </w:pPr>
@@ -5883,7 +5942,7 @@
       <w:pPr>
         <w:numPr>
           <w:ilvl w:val="0"/>
-          <w:numId w:val="53"/>
+          <w:numId w:val="32"/>
         </w:numPr>
         <w:spacing w:line="276" w:lineRule="auto"/>
       </w:pPr>
@@ -5905,7 +5964,7 @@
       </w:pPr>
       <w:r>
         <w:pict w14:anchorId="3725E307">
-          <v:rect id="_x0000_i1801" style="width:0;height:1.5pt" o:hralign="center" o:hrstd="t" o:hr="t" fillcolor="#a0a0a0" stroked="f"/>
+          <v:rect id="_x0000_i1050" style="width:0;height:1.5pt" o:hralign="center" o:hrstd="t" o:hr="t" fillcolor="#a0a0a0" stroked="f"/>
         </w:pict>
       </w:r>
     </w:p>
@@ -5970,7 +6029,7 @@
       <w:pPr>
         <w:numPr>
           <w:ilvl w:val="0"/>
-          <w:numId w:val="54"/>
+          <w:numId w:val="33"/>
         </w:numPr>
         <w:spacing w:line="276" w:lineRule="auto"/>
       </w:pPr>
@@ -5982,7 +6041,7 @@
       <w:pPr>
         <w:numPr>
           <w:ilvl w:val="0"/>
-          <w:numId w:val="54"/>
+          <w:numId w:val="33"/>
         </w:numPr>
         <w:spacing w:line="276" w:lineRule="auto"/>
       </w:pPr>
@@ -6001,7 +6060,7 @@
       <w:pPr>
         <w:numPr>
           <w:ilvl w:val="0"/>
-          <w:numId w:val="54"/>
+          <w:numId w:val="33"/>
         </w:numPr>
         <w:spacing w:line="276" w:lineRule="auto"/>
       </w:pPr>
@@ -6016,7 +6075,7 @@
       </w:pPr>
       <w:r>
         <w:pict w14:anchorId="438366F9">
-          <v:rect id="_x0000_i1802" style="width:0;height:1.5pt" o:hralign="center" o:hrstd="t" o:hr="t" fillcolor="#a0a0a0" stroked="f"/>
+          <v:rect id="_x0000_i1051" style="width:0;height:1.5pt" o:hralign="center" o:hrstd="t" o:hr="t" fillcolor="#a0a0a0" stroked="f"/>
         </w:pict>
       </w:r>
     </w:p>
@@ -6056,7 +6115,7 @@
       <w:pPr>
         <w:numPr>
           <w:ilvl w:val="0"/>
-          <w:numId w:val="55"/>
+          <w:numId w:val="34"/>
         </w:numPr>
         <w:spacing w:line="276" w:lineRule="auto"/>
       </w:pPr>
@@ -6068,7 +6127,7 @@
       <w:pPr>
         <w:numPr>
           <w:ilvl w:val="0"/>
-          <w:numId w:val="55"/>
+          <w:numId w:val="34"/>
         </w:numPr>
         <w:spacing w:line="276" w:lineRule="auto"/>
       </w:pPr>
@@ -6083,7 +6142,7 @@
       </w:pPr>
       <w:r>
         <w:pict w14:anchorId="231239B9">
-          <v:rect id="_x0000_i1803" style="width:0;height:1.5pt" o:hralign="center" o:hrstd="t" o:hr="t" fillcolor="#a0a0a0" stroked="f"/>
+          <v:rect id="_x0000_i1052" style="width:0;height:1.5pt" o:hralign="center" o:hrstd="t" o:hr="t" fillcolor="#a0a0a0" stroked="f"/>
         </w:pict>
       </w:r>
     </w:p>
@@ -6123,7 +6182,7 @@
       <w:pPr>
         <w:numPr>
           <w:ilvl w:val="0"/>
-          <w:numId w:val="56"/>
+          <w:numId w:val="35"/>
         </w:numPr>
         <w:spacing w:line="276" w:lineRule="auto"/>
       </w:pPr>
@@ -6145,7 +6204,7 @@
       <w:pPr>
         <w:numPr>
           <w:ilvl w:val="0"/>
-          <w:numId w:val="56"/>
+          <w:numId w:val="35"/>
         </w:numPr>
         <w:spacing w:line="276" w:lineRule="auto"/>
       </w:pPr>
@@ -6164,18 +6223,12 @@
       <w:pPr>
         <w:numPr>
           <w:ilvl w:val="0"/>
-          <w:numId w:val="56"/>
+          <w:numId w:val="35"/>
         </w:numPr>
         <w:spacing w:line="276" w:lineRule="auto"/>
       </w:pPr>
       <w:r>
-        <w:t xml:space="preserve">If we </w:t>
-      </w:r>
-      <w:r>
-        <w:t>want,</w:t>
-      </w:r>
-      <w:r>
-        <w:t xml:space="preserve"> we can make the class read only</w:t>
+        <w:t>If we want, we can make the class read only</w:t>
       </w:r>
     </w:p>
     <w:p>
@@ -6185,7 +6238,7 @@
       </w:pPr>
       <w:r>
         <w:pict w14:anchorId="0D3D2AD4">
-          <v:rect id="_x0000_i1804" style="width:0;height:1.5pt" o:hralign="center" o:hrstd="t" o:hr="t" fillcolor="#a0a0a0" stroked="f"/>
+          <v:rect id="_x0000_i1053" style="width:0;height:1.5pt" o:hralign="center" o:hrstd="t" o:hr="t" fillcolor="#a0a0a0" stroked="f"/>
         </w:pict>
       </w:r>
     </w:p>
@@ -6225,11 +6278,14 @@
       <w:pPr>
         <w:numPr>
           <w:ilvl w:val="0"/>
-          <w:numId w:val="57"/>
+          <w:numId w:val="36"/>
         </w:numPr>
         <w:spacing w:line="276" w:lineRule="auto"/>
       </w:pPr>
       <w:r>
+        <w:rPr>
+          <w:noProof/>
+        </w:rPr>
         <w:drawing>
           <wp:anchor distT="0" distB="0" distL="114300" distR="114300" simplePos="0" relativeHeight="251686912" behindDoc="0" locked="0" layoutInCell="1" allowOverlap="1" wp14:anchorId="79B3B4D9" wp14:editId="38203A05">
             <wp:simplePos x="0" y="0"/>
@@ -6294,7 +6350,7 @@
       <w:pPr>
         <w:numPr>
           <w:ilvl w:val="0"/>
-          <w:numId w:val="57"/>
+          <w:numId w:val="36"/>
         </w:numPr>
         <w:spacing w:line="276" w:lineRule="auto"/>
       </w:pPr>
@@ -6315,7 +6371,7 @@
       </w:pPr>
       <w:r>
         <w:pict w14:anchorId="7EA0B877">
-          <v:rect id="_x0000_i1805" style="width:0;height:1.5pt" o:hralign="center" o:hrstd="t" o:hr="t" fillcolor="#a0a0a0" stroked="f"/>
+          <v:rect id="_x0000_i1054" style="width:0;height:1.5pt" o:hralign="center" o:hrstd="t" o:hr="t" fillcolor="#a0a0a0" stroked="f"/>
         </w:pict>
       </w:r>
     </w:p>
@@ -6355,7 +6411,7 @@
       <w:pPr>
         <w:numPr>
           <w:ilvl w:val="0"/>
-          <w:numId w:val="58"/>
+          <w:numId w:val="37"/>
         </w:numPr>
         <w:spacing w:line="276" w:lineRule="auto"/>
       </w:pPr>
@@ -6367,7 +6423,7 @@
       <w:pPr>
         <w:numPr>
           <w:ilvl w:val="0"/>
-          <w:numId w:val="58"/>
+          <w:numId w:val="37"/>
         </w:numPr>
         <w:spacing w:line="276" w:lineRule="auto"/>
       </w:pPr>
@@ -6475,7 +6531,7 @@
       <w:pPr>
         <w:numPr>
           <w:ilvl w:val="0"/>
-          <w:numId w:val="59"/>
+          <w:numId w:val="38"/>
         </w:numPr>
         <w:spacing w:line="276" w:lineRule="auto"/>
       </w:pPr>
@@ -6483,6 +6539,7 @@
         <w:rPr>
           <w:b/>
           <w:bCs/>
+          <w:noProof/>
         </w:rPr>
         <w:drawing>
           <wp:anchor distT="0" distB="0" distL="114300" distR="114300" simplePos="0" relativeHeight="251687936" behindDoc="0" locked="0" layoutInCell="1" allowOverlap="1" wp14:anchorId="4A07ED8C" wp14:editId="4099B8AB">
@@ -6598,7 +6655,7 @@
       </w:pPr>
       <w:r>
         <w:pict w14:anchorId="46A7D45D">
-          <v:rect id="_x0000_i1809" style="width:0;height:1.5pt" o:hralign="center" o:hrstd="t" o:hr="t" fillcolor="#a0a0a0" stroked="f"/>
+          <v:rect id="_x0000_i1055" style="width:0;height:1.5pt" o:hralign="center" o:hrstd="t" o:hr="t" fillcolor="#a0a0a0" stroked="f"/>
         </w:pict>
       </w:r>
     </w:p>
@@ -6730,7 +6787,7 @@
       </w:pPr>
       <w:r>
         <w:pict w14:anchorId="2F8ACF46">
-          <v:rect id="_x0000_i1810" style="width:0;height:1.5pt" o:hralign="center" o:hrstd="t" o:hr="t" fillcolor="#a0a0a0" stroked="f"/>
+          <v:rect id="_x0000_i1056" style="width:0;height:1.5pt" o:hralign="center" o:hrstd="t" o:hr="t" fillcolor="#a0a0a0" stroked="f"/>
         </w:pict>
       </w:r>
     </w:p>
@@ -7229,7 +7286,7 @@
       </w:r>
       <w:r>
         <w:pict w14:anchorId="7B3E81F3">
-          <v:rect id="_x0000_i1811" style="width:0;height:1.5pt" o:hralign="center" o:hrstd="t" o:hr="t" fillcolor="#a0a0a0" stroked="f"/>
+          <v:rect id="_x0000_i1057" style="width:0;height:1.5pt" o:hralign="center" o:hrstd="t" o:hr="t" fillcolor="#a0a0a0" stroked="f"/>
         </w:pict>
       </w:r>
     </w:p>
@@ -7384,7 +7441,7 @@
       </w:r>
       <w:r>
         <w:pict w14:anchorId="280C3918">
-          <v:rect id="_x0000_i1812" style="width:0;height:1.5pt" o:hralign="center" o:hrstd="t" o:hr="t" fillcolor="#a0a0a0" stroked="f"/>
+          <v:rect id="_x0000_i1058" style="width:0;height:1.5pt" o:hralign="center" o:hrstd="t" o:hr="t" fillcolor="#a0a0a0" stroked="f"/>
         </w:pict>
       </w:r>
     </w:p>
@@ -7436,7 +7493,7 @@
       </w:pPr>
       <w:r>
         <w:pict w14:anchorId="77F72442">
-          <v:rect id="_x0000_i1813" style="width:0;height:1.5pt" o:hralign="center" o:hrstd="t" o:hr="t" fillcolor="#a0a0a0" stroked="f"/>
+          <v:rect id="_x0000_i1059" style="width:0;height:1.5pt" o:hralign="center" o:hrstd="t" o:hr="t" fillcolor="#a0a0a0" stroked="f"/>
         </w:pict>
       </w:r>
     </w:p>
@@ -7519,10 +7576,7 @@
         <w:t xml:space="preserve"> </w:t>
       </w:r>
       <w:r>
-        <w:t xml:space="preserve"> </w:t>
-      </w:r>
-      <w:r>
-        <w:t xml:space="preserve">If both parents have the same function → </w:t>
+        <w:t xml:space="preserve"> If both parents have the same function → </w:t>
       </w:r>
       <w:r>
         <w:rPr>
@@ -7539,7 +7593,7 @@
       </w:pPr>
       <w:r>
         <w:pict w14:anchorId="5F36F04F">
-          <v:rect id="_x0000_i1814" style="width:0;height:1.5pt" o:hralign="center" o:hrstd="t" o:hr="t" fillcolor="#a0a0a0" stroked="f"/>
+          <v:rect id="_x0000_i1060" style="width:0;height:1.5pt" o:hralign="center" o:hrstd="t" o:hr="t" fillcolor="#a0a0a0" stroked="f"/>
         </w:pict>
       </w:r>
     </w:p>
@@ -7591,7 +7645,7 @@
       </w:pPr>
       <w:r>
         <w:pict w14:anchorId="59ADFC1C">
-          <v:rect id="_x0000_i1815" style="width:0;height:1.5pt" o:hralign="center" o:hrstd="t" o:hr="t" fillcolor="#a0a0a0" stroked="f"/>
+          <v:rect id="_x0000_i1061" style="width:0;height:1.5pt" o:hralign="center" o:hrstd="t" o:hr="t" fillcolor="#a0a0a0" stroked="f"/>
         </w:pict>
       </w:r>
     </w:p>
@@ -7643,7 +7697,7 @@
       </w:pPr>
       <w:r>
         <w:pict w14:anchorId="02ADB038">
-          <v:rect id="_x0000_i1816" style="width:0;height:1.5pt" o:hralign="center" o:hrstd="t" o:hr="t" fillcolor="#a0a0a0" stroked="f"/>
+          <v:rect id="_x0000_i1062" style="width:0;height:1.5pt" o:hralign="center" o:hrstd="t" o:hr="t" fillcolor="#a0a0a0" stroked="f"/>
         </w:pict>
       </w:r>
     </w:p>
@@ -7662,6 +7716,7 @@
         <w:rPr>
           <w:b/>
           <w:bCs/>
+          <w:noProof/>
         </w:rPr>
         <w:drawing>
           <wp:anchor distT="0" distB="0" distL="114300" distR="114300" simplePos="0" relativeHeight="251693056" behindDoc="0" locked="0" layoutInCell="1" allowOverlap="1" wp14:anchorId="66CCB022" wp14:editId="428F5AEE">
@@ -7793,7 +7848,7 @@
       </w:pPr>
       <w:r>
         <w:pict w14:anchorId="5C4DF2FD">
-          <v:rect id="_x0000_i1817" style="width:0;height:1.5pt" o:hralign="center" o:hrstd="t" o:hr="t" fillcolor="#a0a0a0" stroked="f"/>
+          <v:rect id="_x0000_i1063" style="width:0;height:1.5pt" o:hralign="center" o:hrstd="t" o:hr="t" fillcolor="#a0a0a0" stroked="f"/>
         </w:pict>
       </w:r>
     </w:p>
@@ -7832,7 +7887,7 @@
       <w:pPr>
         <w:numPr>
           <w:ilvl w:val="0"/>
-          <w:numId w:val="71"/>
+          <w:numId w:val="44"/>
         </w:numPr>
         <w:spacing w:line="276" w:lineRule="auto"/>
       </w:pPr>
@@ -7848,7 +7903,7 @@
       <w:pPr>
         <w:numPr>
           <w:ilvl w:val="0"/>
-          <w:numId w:val="71"/>
+          <w:numId w:val="44"/>
         </w:numPr>
         <w:spacing w:line="276" w:lineRule="auto"/>
       </w:pPr>
@@ -7867,7 +7922,7 @@
       </w:pPr>
       <w:r>
         <w:pict w14:anchorId="57B9362D">
-          <v:rect id="_x0000_i1970" style="width:0;height:1.5pt" o:hralign="center" o:hrstd="t" o:hr="t" fillcolor="#a0a0a0" stroked="f"/>
+          <v:rect id="_x0000_i1064" style="width:0;height:1.5pt" o:hralign="center" o:hrstd="t" o:hr="t" fillcolor="#a0a0a0" stroked="f"/>
         </w:pict>
       </w:r>
     </w:p>
@@ -7886,6 +7941,7 @@
         <w:rPr>
           <w:b/>
           <w:bCs/>
+          <w:noProof/>
         </w:rPr>
         <w:drawing>
           <wp:anchor distT="0" distB="0" distL="114300" distR="114300" simplePos="0" relativeHeight="251694080" behindDoc="0" locked="0" layoutInCell="1" allowOverlap="1" wp14:anchorId="4E98043F" wp14:editId="6B348668">
@@ -8129,7 +8185,7 @@
       </w:pPr>
       <w:r>
         <w:pict w14:anchorId="1A15D428">
-          <v:rect id="_x0000_i1819" style="width:0;height:1.5pt" o:hralign="center" o:hrstd="t" o:hr="t" fillcolor="#a0a0a0" stroked="f"/>
+          <v:rect id="_x0000_i1065" style="width:0;height:1.5pt" o:hralign="center" o:hrstd="t" o:hr="t" fillcolor="#a0a0a0" stroked="f"/>
         </w:pict>
       </w:r>
     </w:p>
@@ -8161,7 +8217,7 @@
           <w:sz w:val="28"/>
           <w:szCs w:val="28"/>
         </w:rPr>
-        <w:t xml:space="preserve"> Run-Time Polymorphism (</w:t>
+        <w:t xml:space="preserve"> Run-Time Polymorphism (Dy</w:t>
       </w:r>
       <w:r>
         <w:rPr>
@@ -8170,7 +8226,7 @@
           <w:sz w:val="28"/>
           <w:szCs w:val="28"/>
         </w:rPr>
-        <w:t>Dy</w:t>
+        <w:t>na</w:t>
       </w:r>
       <w:r>
         <w:rPr>
@@ -8179,17 +8235,184 @@
           <w:sz w:val="28"/>
           <w:szCs w:val="28"/>
         </w:rPr>
-        <w:t>na</w:t>
-      </w:r>
-      <w:r>
+        <w:t>mic polymorphism)</w:t>
+      </w:r>
+    </w:p>
+    <w:p>
+      <w:pPr>
+        <w:spacing w:line="276" w:lineRule="auto"/>
+        <w:ind w:left="284" w:hanging="283"/>
+      </w:pPr>
+      <w:r>
+        <w:t xml:space="preserve">Resolved </w:t>
+      </w:r>
+      <w:r>
+        <w:rPr>
+          <w:b/>
+          <w:bCs/>
+        </w:rPr>
+        <w:t>at run time</w:t>
+      </w:r>
+      <w:r>
+        <w:rPr>
+          <w:b/>
+          <w:bCs/>
+        </w:rPr>
+        <w:t xml:space="preserve">. </w:t>
+      </w:r>
+      <w:r>
+        <w:t xml:space="preserve">Decision made </w:t>
+      </w:r>
+      <w:r>
+        <w:rPr>
+          <w:b/>
+          <w:bCs/>
+        </w:rPr>
+        <w:t>while program is running</w:t>
+      </w:r>
+    </w:p>
+    <w:p>
+      <w:pPr>
+        <w:spacing w:line="276" w:lineRule="auto"/>
+        <w:ind w:left="284" w:hanging="283"/>
+        <w:rPr>
+          <w:b/>
+          <w:bCs/>
+        </w:rPr>
+      </w:pPr>
+      <w:r>
+        <w:rPr>
+          <w:b/>
+          <w:bCs/>
+        </w:rPr>
+        <w:t>Method Overriding</w:t>
+      </w:r>
+    </w:p>
+    <w:p>
+      <w:pPr>
+        <w:spacing w:line="276" w:lineRule="auto"/>
+        <w:ind w:left="284" w:hanging="283"/>
+        <w:rPr>
+          <w:b/>
+          <w:bCs/>
+        </w:rPr>
+      </w:pPr>
+      <w:r>
+        <w:rPr>
+          <w:rFonts w:ascii="Segoe UI Emoji" w:hAnsi="Segoe UI Emoji" w:cs="Segoe UI Emoji"/>
+          <w:b/>
+          <w:bCs/>
+        </w:rPr>
+        <w:t>👉</w:t>
+      </w:r>
+      <w:r>
+        <w:rPr>
+          <w:b/>
+          <w:bCs/>
+        </w:rPr>
+        <w:t xml:space="preserve"> Meaning</w:t>
+      </w:r>
+    </w:p>
+    <w:p>
+      <w:pPr>
+        <w:numPr>
+          <w:ilvl w:val="0"/>
+          <w:numId w:val="45"/>
+        </w:numPr>
+        <w:spacing w:line="276" w:lineRule="auto"/>
+      </w:pPr>
+      <w:r>
+        <w:t>Same function name</w:t>
+      </w:r>
+    </w:p>
+    <w:p>
+      <w:pPr>
+        <w:numPr>
+          <w:ilvl w:val="0"/>
+          <w:numId w:val="45"/>
+        </w:numPr>
+        <w:spacing w:line="276" w:lineRule="auto"/>
+      </w:pPr>
+      <w:r>
+        <w:t>Same parameters</w:t>
+      </w:r>
+    </w:p>
+    <w:p>
+      <w:pPr>
+        <w:numPr>
+          <w:ilvl w:val="0"/>
+          <w:numId w:val="45"/>
+        </w:numPr>
+        <w:spacing w:line="276" w:lineRule="auto"/>
+      </w:pPr>
+      <w:r>
+        <w:t>Different class (parent &amp; child)</w:t>
+      </w:r>
+    </w:p>
+    <w:p>
+      <w:pPr>
+        <w:numPr>
+          <w:ilvl w:val="0"/>
+          <w:numId w:val="45"/>
+        </w:numPr>
+        <w:spacing w:line="276" w:lineRule="auto"/>
+      </w:pPr>
+      <w:r>
+        <w:t xml:space="preserve">Requires </w:t>
+      </w:r>
+      <w:r>
+        <w:rPr>
+          <w:b/>
+          <w:bCs/>
+        </w:rPr>
+        <w:t>virtual function</w:t>
+      </w:r>
+    </w:p>
+    <w:p>
+      <w:pPr>
+        <w:spacing w:line="276" w:lineRule="auto"/>
+        <w:ind w:left="284" w:hanging="283"/>
+      </w:pPr>
+      <w:r>
+        <w:pict w14:anchorId="5278D2A1">
+          <v:rect id="_x0000_i1066" style="width:0;height:1.5pt" o:hralign="center" o:hrstd="t" o:hr="t" fillcolor="#a0a0a0" stroked="f"/>
+        </w:pict>
+      </w:r>
+    </w:p>
+    <w:p>
+      <w:pPr>
+        <w:spacing w:line="276" w:lineRule="auto"/>
+        <w:ind w:left="284" w:hanging="283"/>
+      </w:pPr>
+    </w:p>
+    <w:p>
+      <w:pPr>
+        <w:rPr>
+          <w:rFonts w:ascii="Segoe UI Emoji" w:hAnsi="Segoe UI Emoji" w:cs="Segoe UI Emoji"/>
+          <w:b/>
+          <w:bCs/>
+        </w:rPr>
+      </w:pPr>
+      <w:r>
+        <w:rPr>
+          <w:rFonts w:ascii="Segoe UI Emoji" w:hAnsi="Segoe UI Emoji" w:cs="Segoe UI Emoji"/>
+          <w:b/>
+          <w:bCs/>
+        </w:rPr>
+        <w:br w:type="page"/>
+      </w:r>
+    </w:p>
+    <w:p>
+      <w:pPr>
+        <w:spacing w:line="276" w:lineRule="auto"/>
+        <w:ind w:left="284" w:hanging="283"/>
         <w:rPr>
           <w:b/>
           <w:bCs/>
           <w:sz w:val="28"/>
           <w:szCs w:val="28"/>
         </w:rPr>
-        <w:t>mic</w:t>
-      </w:r>
+      </w:pPr>
       <w:r>
         <w:rPr>
           <w:b/>
@@ -8197,7 +8420,32 @@
           <w:sz w:val="28"/>
           <w:szCs w:val="28"/>
         </w:rPr>
-        <w:t xml:space="preserve"> polymorphism)</w:t>
+        <w:t>4. Abstraction</w:t>
+      </w:r>
+      <w:r>
+        <w:rPr>
+          <w:b/>
+          <w:bCs/>
+          <w:sz w:val="28"/>
+          <w:szCs w:val="28"/>
+        </w:rPr>
+        <w:t xml:space="preserve"> (</w:t>
+      </w:r>
+      <w:r>
+        <w:rPr>
+          <w:b/>
+          <w:bCs/>
+        </w:rPr>
+        <w:t xml:space="preserve">abstraction = implementation hiding </w:t>
+      </w:r>
+      <w:r>
+        <w:rPr>
+          <w:b/>
+          <w:bCs/>
+          <w:sz w:val="28"/>
+          <w:szCs w:val="28"/>
+        </w:rPr>
+        <w:t>)</w:t>
       </w:r>
     </w:p>
     <w:p>
@@ -8206,259 +8454,40 @@
         <w:ind w:left="284" w:hanging="283"/>
       </w:pPr>
       <w:r>
-        <w:t xml:space="preserve">Resolved </w:t>
-      </w:r>
-      <w:r>
-        <w:rPr>
-          <w:b/>
-          <w:bCs/>
-        </w:rPr>
-        <w:t>at run time</w:t>
-      </w:r>
-      <w:r>
-        <w:rPr>
-          <w:b/>
-          <w:bCs/>
-        </w:rPr>
-        <w:t xml:space="preserve">. </w:t>
-      </w:r>
-      <w:r>
-        <w:t xml:space="preserve">Decision made </w:t>
-      </w:r>
-      <w:r>
-        <w:rPr>
-          <w:b/>
-          <w:bCs/>
-        </w:rPr>
-        <w:t>while program is running</w:t>
-      </w:r>
-    </w:p>
-    <w:p>
-      <w:pPr>
-        <w:spacing w:line="276" w:lineRule="auto"/>
-        <w:ind w:left="284" w:hanging="283"/>
-        <w:rPr>
-          <w:b/>
-          <w:bCs/>
-        </w:rPr>
-      </w:pPr>
-      <w:r>
-        <w:rPr>
-          <w:b/>
-          <w:bCs/>
-        </w:rPr>
-        <w:t>Method Overriding</w:t>
-      </w:r>
-    </w:p>
-    <w:p>
-      <w:pPr>
-        <w:spacing w:line="276" w:lineRule="auto"/>
-        <w:ind w:left="284" w:hanging="283"/>
-        <w:rPr>
-          <w:b/>
-          <w:bCs/>
-        </w:rPr>
-      </w:pPr>
-      <w:r>
-        <w:rPr>
-          <w:rFonts w:ascii="Segoe UI Emoji" w:hAnsi="Segoe UI Emoji" w:cs="Segoe UI Emoji"/>
-          <w:b/>
-          <w:bCs/>
-        </w:rPr>
-        <w:t>👉</w:t>
-      </w:r>
-      <w:r>
-        <w:rPr>
-          <w:b/>
-          <w:bCs/>
-        </w:rPr>
-        <w:t xml:space="preserve"> Meaning</w:t>
+        <w:rPr>
+          <w:b/>
+          <w:bCs/>
+        </w:rPr>
+        <w:t>Abstraction</w:t>
+      </w:r>
+      <w:r>
+        <w:t xml:space="preserve"> means:</w:t>
       </w:r>
     </w:p>
     <w:p>
       <w:pPr>
         <w:numPr>
           <w:ilvl w:val="0"/>
-          <w:numId w:val="72"/>
+          <w:numId w:val="39"/>
         </w:numPr>
         <w:spacing w:line="276" w:lineRule="auto"/>
       </w:pPr>
       <w:r>
-        <w:t>Same function name</w:t>
+        <w:t xml:space="preserve">Showing only </w:t>
+      </w:r>
+      <w:r>
+        <w:rPr>
+          <w:b/>
+          <w:bCs/>
+        </w:rPr>
+        <w:t>essential features</w:t>
       </w:r>
     </w:p>
     <w:p>
       <w:pPr>
         <w:numPr>
           <w:ilvl w:val="0"/>
-          <w:numId w:val="72"/>
-        </w:numPr>
-        <w:spacing w:line="276" w:lineRule="auto"/>
-      </w:pPr>
-      <w:r>
-        <w:t>Same parameters</w:t>
-      </w:r>
-    </w:p>
-    <w:p>
-      <w:pPr>
-        <w:numPr>
-          <w:ilvl w:val="0"/>
-          <w:numId w:val="72"/>
-        </w:numPr>
-        <w:spacing w:line="276" w:lineRule="auto"/>
-      </w:pPr>
-      <w:r>
-        <w:t>Different class (parent &amp; child)</w:t>
-      </w:r>
-    </w:p>
-    <w:p>
-      <w:pPr>
-        <w:numPr>
-          <w:ilvl w:val="0"/>
-          <w:numId w:val="72"/>
-        </w:numPr>
-        <w:spacing w:line="276" w:lineRule="auto"/>
-      </w:pPr>
-      <w:r>
-        <w:t xml:space="preserve">Requires </w:t>
-      </w:r>
-      <w:r>
-        <w:rPr>
-          <w:b/>
-          <w:bCs/>
-        </w:rPr>
-        <w:t>virtual function</w:t>
-      </w:r>
-    </w:p>
-    <w:p>
-      <w:pPr>
-        <w:spacing w:line="276" w:lineRule="auto"/>
-        <w:ind w:left="284" w:hanging="283"/>
-      </w:pPr>
-      <w:r>
-        <w:pict w14:anchorId="5278D2A1">
-          <v:rect id="_x0000_i1820" style="width:0;height:1.5pt" o:hralign="center" o:hrstd="t" o:hr="t" fillcolor="#a0a0a0" stroked="f"/>
-        </w:pict>
-      </w:r>
-    </w:p>
-    <w:p>
-      <w:pPr>
-        <w:spacing w:line="276" w:lineRule="auto"/>
-        <w:ind w:left="284" w:hanging="283"/>
-      </w:pPr>
-    </w:p>
-    <w:p>
-      <w:pPr>
-        <w:rPr>
-          <w:rFonts w:ascii="Segoe UI Emoji" w:hAnsi="Segoe UI Emoji" w:cs="Segoe UI Emoji"/>
-          <w:b/>
-          <w:bCs/>
-        </w:rPr>
-      </w:pPr>
-      <w:r>
-        <w:rPr>
-          <w:rFonts w:ascii="Segoe UI Emoji" w:hAnsi="Segoe UI Emoji" w:cs="Segoe UI Emoji"/>
-          <w:b/>
-          <w:bCs/>
-        </w:rPr>
-        <w:br w:type="page"/>
-      </w:r>
-    </w:p>
-    <w:p>
-      <w:pPr>
-        <w:spacing w:line="276" w:lineRule="auto"/>
-        <w:ind w:left="284" w:hanging="283"/>
-        <w:rPr>
-          <w:b/>
-          <w:bCs/>
-          <w:sz w:val="28"/>
-          <w:szCs w:val="28"/>
-        </w:rPr>
-      </w:pPr>
-      <w:r>
-        <w:rPr>
-          <w:b/>
-          <w:bCs/>
-          <w:sz w:val="28"/>
-          <w:szCs w:val="28"/>
-        </w:rPr>
-        <w:t>4</w:t>
-      </w:r>
-      <w:r>
-        <w:rPr>
-          <w:b/>
-          <w:bCs/>
-          <w:sz w:val="28"/>
-          <w:szCs w:val="28"/>
-        </w:rPr>
-        <w:t>. Abstraction</w:t>
-      </w:r>
-      <w:r>
-        <w:rPr>
-          <w:b/>
-          <w:bCs/>
-          <w:sz w:val="28"/>
-          <w:szCs w:val="28"/>
-        </w:rPr>
-        <w:t xml:space="preserve"> (</w:t>
-      </w:r>
-      <w:r>
-        <w:rPr>
-          <w:b/>
-          <w:bCs/>
-        </w:rPr>
-        <w:t xml:space="preserve">abstraction = implementation hiding </w:t>
-      </w:r>
-      <w:r>
-        <w:rPr>
-          <w:b/>
-          <w:bCs/>
-          <w:sz w:val="28"/>
-          <w:szCs w:val="28"/>
-        </w:rPr>
-        <w:t>)</w:t>
-      </w:r>
-    </w:p>
-    <w:p>
-      <w:pPr>
-        <w:spacing w:line="276" w:lineRule="auto"/>
-        <w:ind w:left="284" w:hanging="283"/>
-      </w:pPr>
-      <w:r>
-        <w:rPr>
-          <w:b/>
-          <w:bCs/>
-        </w:rPr>
-        <w:t>Abstraction</w:t>
-      </w:r>
-      <w:r>
-        <w:t xml:space="preserve"> means:</w:t>
-      </w:r>
-    </w:p>
-    <w:p>
-      <w:pPr>
-        <w:numPr>
-          <w:ilvl w:val="0"/>
-          <w:numId w:val="62"/>
-        </w:numPr>
-        <w:spacing w:line="276" w:lineRule="auto"/>
-      </w:pPr>
-      <w:r>
-        <w:t xml:space="preserve">Showing only </w:t>
-      </w:r>
-      <w:r>
-        <w:rPr>
-          <w:b/>
-          <w:bCs/>
-        </w:rPr>
-        <w:t>essential features</w:t>
-      </w:r>
-    </w:p>
-    <w:p>
-      <w:pPr>
-        <w:numPr>
-          <w:ilvl w:val="0"/>
-          <w:numId w:val="62"/>
+          <w:numId w:val="39"/>
         </w:numPr>
         <w:spacing w:line="276" w:lineRule="auto"/>
         <w:rPr>
@@ -8478,7 +8507,7 @@
       <w:pPr>
         <w:numPr>
           <w:ilvl w:val="0"/>
-          <w:numId w:val="62"/>
+          <w:numId w:val="39"/>
         </w:numPr>
         <w:spacing w:line="276" w:lineRule="auto"/>
       </w:pPr>
@@ -8510,7 +8539,7 @@
       </w:pPr>
       <w:r>
         <w:pict w14:anchorId="00354B00">
-          <v:rect id="_x0000_i1955" style="width:0;height:1.5pt" o:hralign="center" o:hrstd="t" o:hr="t" fillcolor="#a0a0a0" stroked="f"/>
+          <v:rect id="_x0000_i1067" style="width:0;height:1.5pt" o:hralign="center" o:hrstd="t" o:hr="t" fillcolor="#a0a0a0" stroked="f"/>
         </w:pict>
       </w:r>
     </w:p>
@@ -8571,7 +8600,7 @@
       <w:pPr>
         <w:numPr>
           <w:ilvl w:val="0"/>
-          <w:numId w:val="68"/>
+          <w:numId w:val="41"/>
         </w:numPr>
         <w:spacing w:line="276" w:lineRule="auto"/>
         <w:rPr>
@@ -8589,7 +8618,7 @@
       <w:pPr>
         <w:numPr>
           <w:ilvl w:val="0"/>
-          <w:numId w:val="68"/>
+          <w:numId w:val="41"/>
         </w:numPr>
         <w:spacing w:line="276" w:lineRule="auto"/>
         <w:rPr>
@@ -8665,7 +8694,7 @@
       <w:pPr>
         <w:numPr>
           <w:ilvl w:val="0"/>
-          <w:numId w:val="69"/>
+          <w:numId w:val="42"/>
         </w:numPr>
         <w:spacing w:line="276" w:lineRule="auto"/>
         <w:rPr>
@@ -8683,7 +8712,7 @@
       <w:pPr>
         <w:numPr>
           <w:ilvl w:val="0"/>
-          <w:numId w:val="69"/>
+          <w:numId w:val="42"/>
         </w:numPr>
         <w:spacing w:line="276" w:lineRule="auto"/>
         <w:rPr>
@@ -8701,7 +8730,7 @@
       <w:pPr>
         <w:numPr>
           <w:ilvl w:val="0"/>
-          <w:numId w:val="69"/>
+          <w:numId w:val="42"/>
         </w:numPr>
         <w:spacing w:line="276" w:lineRule="auto"/>
         <w:rPr>
@@ -8719,7 +8748,7 @@
       <w:pPr>
         <w:numPr>
           <w:ilvl w:val="0"/>
-          <w:numId w:val="69"/>
+          <w:numId w:val="42"/>
         </w:numPr>
         <w:spacing w:line="276" w:lineRule="auto"/>
         <w:rPr>
@@ -8737,7 +8766,7 @@
       <w:pPr>
         <w:numPr>
           <w:ilvl w:val="0"/>
-          <w:numId w:val="69"/>
+          <w:numId w:val="42"/>
         </w:numPr>
         <w:spacing w:line="276" w:lineRule="auto"/>
         <w:rPr>
@@ -8755,7 +8784,7 @@
       <w:pPr>
         <w:numPr>
           <w:ilvl w:val="0"/>
-          <w:numId w:val="69"/>
+          <w:numId w:val="42"/>
         </w:numPr>
         <w:spacing w:line="276" w:lineRule="auto"/>
         <w:rPr>
@@ -8802,7 +8831,7 @@
       </w:pPr>
       <w:r>
         <w:pict w14:anchorId="6C7178F1">
-          <v:rect id="_x0000_i1956" style="width:0;height:1.5pt" o:hralign="center" o:hrstd="t" o:hr="t" fillcolor="#a0a0a0" stroked="f"/>
+          <v:rect id="_x0000_i1068" style="width:0;height:1.5pt" o:hralign="center" o:hrstd="t" o:hr="t" fillcolor="#a0a0a0" stroked="f"/>
         </w:pict>
       </w:r>
     </w:p>
@@ -8835,7 +8864,7 @@
       <w:pPr>
         <w:numPr>
           <w:ilvl w:val="0"/>
-          <w:numId w:val="63"/>
+          <w:numId w:val="40"/>
         </w:numPr>
         <w:spacing w:line="276" w:lineRule="auto"/>
       </w:pPr>
@@ -9474,7 +9503,7 @@
       <w:pPr>
         <w:numPr>
           <w:ilvl w:val="0"/>
-          <w:numId w:val="70"/>
+          <w:numId w:val="43"/>
         </w:numPr>
         <w:spacing w:line="276" w:lineRule="auto"/>
       </w:pPr>
@@ -9493,7 +9522,7 @@
       <w:pPr>
         <w:numPr>
           <w:ilvl w:val="0"/>
-          <w:numId w:val="70"/>
+          <w:numId w:val="43"/>
         </w:numPr>
         <w:spacing w:line="276" w:lineRule="auto"/>
       </w:pPr>
@@ -9512,7 +9541,7 @@
       <w:pPr>
         <w:numPr>
           <w:ilvl w:val="0"/>
-          <w:numId w:val="70"/>
+          <w:numId w:val="43"/>
         </w:numPr>
         <w:spacing w:line="276" w:lineRule="auto"/>
       </w:pPr>
@@ -9531,7 +9560,7 @@
       <w:pPr>
         <w:numPr>
           <w:ilvl w:val="0"/>
-          <w:numId w:val="70"/>
+          <w:numId w:val="43"/>
         </w:numPr>
         <w:spacing w:line="276" w:lineRule="auto"/>
       </w:pPr>
@@ -9550,7 +9579,7 @@
       <w:pPr>
         <w:numPr>
           <w:ilvl w:val="0"/>
-          <w:numId w:val="70"/>
+          <w:numId w:val="43"/>
         </w:numPr>
         <w:spacing w:line="276" w:lineRule="auto"/>
       </w:pPr>
@@ -10198,155 +10227,6 @@
     </w:lvl>
   </w:abstractNum>
   <w:abstractNum w:abstractNumId="4" w15:restartNumberingAfterBreak="0">
-    <w:nsid w:val="06CA2637"/>
-    <w:multiLevelType w:val="multilevel"/>
-    <w:tmpl w:val="9612A0D2"/>
-    <w:lvl w:ilvl="0">
-      <w:start w:val="1"/>
-      <w:numFmt w:val="bullet"/>
-      <w:lvlText w:val=""/>
-      <w:lvlJc w:val="left"/>
-      <w:pPr>
-        <w:tabs>
-          <w:tab w:val="num" w:pos="720"/>
-        </w:tabs>
-        <w:ind w:left="720" w:hanging="360"/>
-      </w:pPr>
-      <w:rPr>
-        <w:rFonts w:ascii="Symbol" w:hAnsi="Symbol" w:hint="default"/>
-        <w:sz w:val="20"/>
-      </w:rPr>
-    </w:lvl>
-    <w:lvl w:ilvl="1" w:tentative="1">
-      <w:start w:val="1"/>
-      <w:numFmt w:val="bullet"/>
-      <w:lvlText w:val="o"/>
-      <w:lvlJc w:val="left"/>
-      <w:pPr>
-        <w:tabs>
-          <w:tab w:val="num" w:pos="1440"/>
-        </w:tabs>
-        <w:ind w:left="1440" w:hanging="360"/>
-      </w:pPr>
-      <w:rPr>
-        <w:rFonts w:ascii="Courier New" w:hAnsi="Courier New" w:hint="default"/>
-        <w:sz w:val="20"/>
-      </w:rPr>
-    </w:lvl>
-    <w:lvl w:ilvl="2" w:tentative="1">
-      <w:start w:val="1"/>
-      <w:numFmt w:val="bullet"/>
-      <w:lvlText w:val=""/>
-      <w:lvlJc w:val="left"/>
-      <w:pPr>
-        <w:tabs>
-          <w:tab w:val="num" w:pos="2160"/>
-        </w:tabs>
-        <w:ind w:left="2160" w:hanging="360"/>
-      </w:pPr>
-      <w:rPr>
-        <w:rFonts w:ascii="Wingdings" w:hAnsi="Wingdings" w:hint="default"/>
-        <w:sz w:val="20"/>
-      </w:rPr>
-    </w:lvl>
-    <w:lvl w:ilvl="3" w:tentative="1">
-      <w:start w:val="1"/>
-      <w:numFmt w:val="bullet"/>
-      <w:lvlText w:val=""/>
-      <w:lvlJc w:val="left"/>
-      <w:pPr>
-        <w:tabs>
-          <w:tab w:val="num" w:pos="2880"/>
-        </w:tabs>
-        <w:ind w:left="2880" w:hanging="360"/>
-      </w:pPr>
-      <w:rPr>
-        <w:rFonts w:ascii="Wingdings" w:hAnsi="Wingdings" w:hint="default"/>
-        <w:sz w:val="20"/>
-      </w:rPr>
-    </w:lvl>
-    <w:lvl w:ilvl="4" w:tentative="1">
-      <w:start w:val="1"/>
-      <w:numFmt w:val="bullet"/>
-      <w:lvlText w:val=""/>
-      <w:lvlJc w:val="left"/>
-      <w:pPr>
-        <w:tabs>
-          <w:tab w:val="num" w:pos="3600"/>
-        </w:tabs>
-        <w:ind w:left="3600" w:hanging="360"/>
-      </w:pPr>
-      <w:rPr>
-        <w:rFonts w:ascii="Wingdings" w:hAnsi="Wingdings" w:hint="default"/>
-        <w:sz w:val="20"/>
-      </w:rPr>
-    </w:lvl>
-    <w:lvl w:ilvl="5" w:tentative="1">
-      <w:start w:val="1"/>
-      <w:numFmt w:val="bullet"/>
-      <w:lvlText w:val=""/>
-      <w:lvlJc w:val="left"/>
-      <w:pPr>
-        <w:tabs>
-          <w:tab w:val="num" w:pos="4320"/>
-        </w:tabs>
-        <w:ind w:left="4320" w:hanging="360"/>
-      </w:pPr>
-      <w:rPr>
-        <w:rFonts w:ascii="Wingdings" w:hAnsi="Wingdings" w:hint="default"/>
-        <w:sz w:val="20"/>
-      </w:rPr>
-    </w:lvl>
-    <w:lvl w:ilvl="6" w:tentative="1">
-      <w:start w:val="1"/>
-      <w:numFmt w:val="bullet"/>
-      <w:lvlText w:val=""/>
-      <w:lvlJc w:val="left"/>
-      <w:pPr>
-        <w:tabs>
-          <w:tab w:val="num" w:pos="5040"/>
-        </w:tabs>
-        <w:ind w:left="5040" w:hanging="360"/>
-      </w:pPr>
-      <w:rPr>
-        <w:rFonts w:ascii="Wingdings" w:hAnsi="Wingdings" w:hint="default"/>
-        <w:sz w:val="20"/>
-      </w:rPr>
-    </w:lvl>
-    <w:lvl w:ilvl="7" w:tentative="1">
-      <w:start w:val="1"/>
-      <w:numFmt w:val="bullet"/>
-      <w:lvlText w:val=""/>
-      <w:lvlJc w:val="left"/>
-      <w:pPr>
-        <w:tabs>
-          <w:tab w:val="num" w:pos="5760"/>
-        </w:tabs>
-        <w:ind w:left="5760" w:hanging="360"/>
-      </w:pPr>
-      <w:rPr>
-        <w:rFonts w:ascii="Wingdings" w:hAnsi="Wingdings" w:hint="default"/>
-        <w:sz w:val="20"/>
-      </w:rPr>
-    </w:lvl>
-    <w:lvl w:ilvl="8" w:tentative="1">
-      <w:start w:val="1"/>
-      <w:numFmt w:val="bullet"/>
-      <w:lvlText w:val=""/>
-      <w:lvlJc w:val="left"/>
-      <w:pPr>
-        <w:tabs>
-          <w:tab w:val="num" w:pos="6480"/>
-        </w:tabs>
-        <w:ind w:left="6480" w:hanging="360"/>
-      </w:pPr>
-      <w:rPr>
-        <w:rFonts w:ascii="Wingdings" w:hAnsi="Wingdings" w:hint="default"/>
-        <w:sz w:val="20"/>
-      </w:rPr>
-    </w:lvl>
-  </w:abstractNum>
-  <w:abstractNum w:abstractNumId="5" w15:restartNumberingAfterBreak="0">
     <w:nsid w:val="079A4114"/>
     <w:multiLevelType w:val="multilevel"/>
     <w:tmpl w:val="DAD85280"/>
@@ -10495,7 +10375,7 @@
       </w:rPr>
     </w:lvl>
   </w:abstractNum>
-  <w:abstractNum w:abstractNumId="6" w15:restartNumberingAfterBreak="0">
+  <w:abstractNum w:abstractNumId="5" w15:restartNumberingAfterBreak="0">
     <w:nsid w:val="094B3653"/>
     <w:multiLevelType w:val="multilevel"/>
     <w:tmpl w:val="AC024380"/>
@@ -10644,7 +10524,7 @@
       </w:rPr>
     </w:lvl>
   </w:abstractNum>
-  <w:abstractNum w:abstractNumId="7" w15:restartNumberingAfterBreak="0">
+  <w:abstractNum w:abstractNumId="6" w15:restartNumberingAfterBreak="0">
     <w:nsid w:val="0AC4371C"/>
     <w:multiLevelType w:val="multilevel"/>
     <w:tmpl w:val="CEBCB494"/>
@@ -10793,305 +10673,7 @@
       </w:rPr>
     </w:lvl>
   </w:abstractNum>
-  <w:abstractNum w:abstractNumId="8" w15:restartNumberingAfterBreak="0">
-    <w:nsid w:val="0B86477A"/>
-    <w:multiLevelType w:val="multilevel"/>
-    <w:tmpl w:val="B9C8CA84"/>
-    <w:lvl w:ilvl="0">
-      <w:start w:val="1"/>
-      <w:numFmt w:val="bullet"/>
-      <w:lvlText w:val=""/>
-      <w:lvlJc w:val="left"/>
-      <w:pPr>
-        <w:tabs>
-          <w:tab w:val="num" w:pos="720"/>
-        </w:tabs>
-        <w:ind w:left="720" w:hanging="360"/>
-      </w:pPr>
-      <w:rPr>
-        <w:rFonts w:ascii="Symbol" w:hAnsi="Symbol" w:hint="default"/>
-        <w:sz w:val="20"/>
-      </w:rPr>
-    </w:lvl>
-    <w:lvl w:ilvl="1">
-      <w:start w:val="1"/>
-      <w:numFmt w:val="bullet"/>
-      <w:lvlText w:val="o"/>
-      <w:lvlJc w:val="left"/>
-      <w:pPr>
-        <w:tabs>
-          <w:tab w:val="num" w:pos="1440"/>
-        </w:tabs>
-        <w:ind w:left="1440" w:hanging="360"/>
-      </w:pPr>
-      <w:rPr>
-        <w:rFonts w:ascii="Courier New" w:hAnsi="Courier New" w:hint="default"/>
-        <w:sz w:val="20"/>
-      </w:rPr>
-    </w:lvl>
-    <w:lvl w:ilvl="2" w:tentative="1">
-      <w:start w:val="1"/>
-      <w:numFmt w:val="bullet"/>
-      <w:lvlText w:val=""/>
-      <w:lvlJc w:val="left"/>
-      <w:pPr>
-        <w:tabs>
-          <w:tab w:val="num" w:pos="2160"/>
-        </w:tabs>
-        <w:ind w:left="2160" w:hanging="360"/>
-      </w:pPr>
-      <w:rPr>
-        <w:rFonts w:ascii="Wingdings" w:hAnsi="Wingdings" w:hint="default"/>
-        <w:sz w:val="20"/>
-      </w:rPr>
-    </w:lvl>
-    <w:lvl w:ilvl="3" w:tentative="1">
-      <w:start w:val="1"/>
-      <w:numFmt w:val="bullet"/>
-      <w:lvlText w:val=""/>
-      <w:lvlJc w:val="left"/>
-      <w:pPr>
-        <w:tabs>
-          <w:tab w:val="num" w:pos="2880"/>
-        </w:tabs>
-        <w:ind w:left="2880" w:hanging="360"/>
-      </w:pPr>
-      <w:rPr>
-        <w:rFonts w:ascii="Wingdings" w:hAnsi="Wingdings" w:hint="default"/>
-        <w:sz w:val="20"/>
-      </w:rPr>
-    </w:lvl>
-    <w:lvl w:ilvl="4" w:tentative="1">
-      <w:start w:val="1"/>
-      <w:numFmt w:val="bullet"/>
-      <w:lvlText w:val=""/>
-      <w:lvlJc w:val="left"/>
-      <w:pPr>
-        <w:tabs>
-          <w:tab w:val="num" w:pos="3600"/>
-        </w:tabs>
-        <w:ind w:left="3600" w:hanging="360"/>
-      </w:pPr>
-      <w:rPr>
-        <w:rFonts w:ascii="Wingdings" w:hAnsi="Wingdings" w:hint="default"/>
-        <w:sz w:val="20"/>
-      </w:rPr>
-    </w:lvl>
-    <w:lvl w:ilvl="5" w:tentative="1">
-      <w:start w:val="1"/>
-      <w:numFmt w:val="bullet"/>
-      <w:lvlText w:val=""/>
-      <w:lvlJc w:val="left"/>
-      <w:pPr>
-        <w:tabs>
-          <w:tab w:val="num" w:pos="4320"/>
-        </w:tabs>
-        <w:ind w:left="4320" w:hanging="360"/>
-      </w:pPr>
-      <w:rPr>
-        <w:rFonts w:ascii="Wingdings" w:hAnsi="Wingdings" w:hint="default"/>
-        <w:sz w:val="20"/>
-      </w:rPr>
-    </w:lvl>
-    <w:lvl w:ilvl="6" w:tentative="1">
-      <w:start w:val="1"/>
-      <w:numFmt w:val="bullet"/>
-      <w:lvlText w:val=""/>
-      <w:lvlJc w:val="left"/>
-      <w:pPr>
-        <w:tabs>
-          <w:tab w:val="num" w:pos="5040"/>
-        </w:tabs>
-        <w:ind w:left="5040" w:hanging="360"/>
-      </w:pPr>
-      <w:rPr>
-        <w:rFonts w:ascii="Wingdings" w:hAnsi="Wingdings" w:hint="default"/>
-        <w:sz w:val="20"/>
-      </w:rPr>
-    </w:lvl>
-    <w:lvl w:ilvl="7" w:tentative="1">
-      <w:start w:val="1"/>
-      <w:numFmt w:val="bullet"/>
-      <w:lvlText w:val=""/>
-      <w:lvlJc w:val="left"/>
-      <w:pPr>
-        <w:tabs>
-          <w:tab w:val="num" w:pos="5760"/>
-        </w:tabs>
-        <w:ind w:left="5760" w:hanging="360"/>
-      </w:pPr>
-      <w:rPr>
-        <w:rFonts w:ascii="Wingdings" w:hAnsi="Wingdings" w:hint="default"/>
-        <w:sz w:val="20"/>
-      </w:rPr>
-    </w:lvl>
-    <w:lvl w:ilvl="8" w:tentative="1">
-      <w:start w:val="1"/>
-      <w:numFmt w:val="bullet"/>
-      <w:lvlText w:val=""/>
-      <w:lvlJc w:val="left"/>
-      <w:pPr>
-        <w:tabs>
-          <w:tab w:val="num" w:pos="6480"/>
-        </w:tabs>
-        <w:ind w:left="6480" w:hanging="360"/>
-      </w:pPr>
-      <w:rPr>
-        <w:rFonts w:ascii="Wingdings" w:hAnsi="Wingdings" w:hint="default"/>
-        <w:sz w:val="20"/>
-      </w:rPr>
-    </w:lvl>
-  </w:abstractNum>
-  <w:abstractNum w:abstractNumId="9" w15:restartNumberingAfterBreak="0">
-    <w:nsid w:val="0CBE167D"/>
-    <w:multiLevelType w:val="multilevel"/>
-    <w:tmpl w:val="E534AA56"/>
-    <w:lvl w:ilvl="0">
-      <w:start w:val="1"/>
-      <w:numFmt w:val="bullet"/>
-      <w:lvlText w:val=""/>
-      <w:lvlJc w:val="left"/>
-      <w:pPr>
-        <w:tabs>
-          <w:tab w:val="num" w:pos="720"/>
-        </w:tabs>
-        <w:ind w:left="720" w:hanging="360"/>
-      </w:pPr>
-      <w:rPr>
-        <w:rFonts w:ascii="Symbol" w:hAnsi="Symbol" w:hint="default"/>
-        <w:sz w:val="20"/>
-      </w:rPr>
-    </w:lvl>
-    <w:lvl w:ilvl="1" w:tentative="1">
-      <w:start w:val="1"/>
-      <w:numFmt w:val="bullet"/>
-      <w:lvlText w:val="o"/>
-      <w:lvlJc w:val="left"/>
-      <w:pPr>
-        <w:tabs>
-          <w:tab w:val="num" w:pos="1440"/>
-        </w:tabs>
-        <w:ind w:left="1440" w:hanging="360"/>
-      </w:pPr>
-      <w:rPr>
-        <w:rFonts w:ascii="Courier New" w:hAnsi="Courier New" w:hint="default"/>
-        <w:sz w:val="20"/>
-      </w:rPr>
-    </w:lvl>
-    <w:lvl w:ilvl="2" w:tentative="1">
-      <w:start w:val="1"/>
-      <w:numFmt w:val="bullet"/>
-      <w:lvlText w:val=""/>
-      <w:lvlJc w:val="left"/>
-      <w:pPr>
-        <w:tabs>
-          <w:tab w:val="num" w:pos="2160"/>
-        </w:tabs>
-        <w:ind w:left="2160" w:hanging="360"/>
-      </w:pPr>
-      <w:rPr>
-        <w:rFonts w:ascii="Wingdings" w:hAnsi="Wingdings" w:hint="default"/>
-        <w:sz w:val="20"/>
-      </w:rPr>
-    </w:lvl>
-    <w:lvl w:ilvl="3" w:tentative="1">
-      <w:start w:val="1"/>
-      <w:numFmt w:val="bullet"/>
-      <w:lvlText w:val=""/>
-      <w:lvlJc w:val="left"/>
-      <w:pPr>
-        <w:tabs>
-          <w:tab w:val="num" w:pos="2880"/>
-        </w:tabs>
-        <w:ind w:left="2880" w:hanging="360"/>
-      </w:pPr>
-      <w:rPr>
-        <w:rFonts w:ascii="Wingdings" w:hAnsi="Wingdings" w:hint="default"/>
-        <w:sz w:val="20"/>
-      </w:rPr>
-    </w:lvl>
-    <w:lvl w:ilvl="4" w:tentative="1">
-      <w:start w:val="1"/>
-      <w:numFmt w:val="bullet"/>
-      <w:lvlText w:val=""/>
-      <w:lvlJc w:val="left"/>
-      <w:pPr>
-        <w:tabs>
-          <w:tab w:val="num" w:pos="3600"/>
-        </w:tabs>
-        <w:ind w:left="3600" w:hanging="360"/>
-      </w:pPr>
-      <w:rPr>
-        <w:rFonts w:ascii="Wingdings" w:hAnsi="Wingdings" w:hint="default"/>
-        <w:sz w:val="20"/>
-      </w:rPr>
-    </w:lvl>
-    <w:lvl w:ilvl="5" w:tentative="1">
-      <w:start w:val="1"/>
-      <w:numFmt w:val="bullet"/>
-      <w:lvlText w:val=""/>
-      <w:lvlJc w:val="left"/>
-      <w:pPr>
-        <w:tabs>
-          <w:tab w:val="num" w:pos="4320"/>
-        </w:tabs>
-        <w:ind w:left="4320" w:hanging="360"/>
-      </w:pPr>
-      <w:rPr>
-        <w:rFonts w:ascii="Wingdings" w:hAnsi="Wingdings" w:hint="default"/>
-        <w:sz w:val="20"/>
-      </w:rPr>
-    </w:lvl>
-    <w:lvl w:ilvl="6" w:tentative="1">
-      <w:start w:val="1"/>
-      <w:numFmt w:val="bullet"/>
-      <w:lvlText w:val=""/>
-      <w:lvlJc w:val="left"/>
-      <w:pPr>
-        <w:tabs>
-          <w:tab w:val="num" w:pos="5040"/>
-        </w:tabs>
-        <w:ind w:left="5040" w:hanging="360"/>
-      </w:pPr>
-      <w:rPr>
-        <w:rFonts w:ascii="Wingdings" w:hAnsi="Wingdings" w:hint="default"/>
-        <w:sz w:val="20"/>
-      </w:rPr>
-    </w:lvl>
-    <w:lvl w:ilvl="7" w:tentative="1">
-      <w:start w:val="1"/>
-      <w:numFmt w:val="bullet"/>
-      <w:lvlText w:val=""/>
-      <w:lvlJc w:val="left"/>
-      <w:pPr>
-        <w:tabs>
-          <w:tab w:val="num" w:pos="5760"/>
-        </w:tabs>
-        <w:ind w:left="5760" w:hanging="360"/>
-      </w:pPr>
-      <w:rPr>
-        <w:rFonts w:ascii="Wingdings" w:hAnsi="Wingdings" w:hint="default"/>
-        <w:sz w:val="20"/>
-      </w:rPr>
-    </w:lvl>
-    <w:lvl w:ilvl="8" w:tentative="1">
-      <w:start w:val="1"/>
-      <w:numFmt w:val="bullet"/>
-      <w:lvlText w:val=""/>
-      <w:lvlJc w:val="left"/>
-      <w:pPr>
-        <w:tabs>
-          <w:tab w:val="num" w:pos="6480"/>
-        </w:tabs>
-        <w:ind w:left="6480" w:hanging="360"/>
-      </w:pPr>
-      <w:rPr>
-        <w:rFonts w:ascii="Wingdings" w:hAnsi="Wingdings" w:hint="default"/>
-        <w:sz w:val="20"/>
-      </w:rPr>
-    </w:lvl>
-  </w:abstractNum>
-  <w:abstractNum w:abstractNumId="10" w15:restartNumberingAfterBreak="0">
+  <w:abstractNum w:abstractNumId="7" w15:restartNumberingAfterBreak="0">
     <w:nsid w:val="0EE5232D"/>
     <w:multiLevelType w:val="multilevel"/>
     <w:tmpl w:val="3FAC1D18"/>
@@ -11240,156 +10822,7 @@
       </w:rPr>
     </w:lvl>
   </w:abstractNum>
-  <w:abstractNum w:abstractNumId="11" w15:restartNumberingAfterBreak="0">
-    <w:nsid w:val="1594076E"/>
-    <w:multiLevelType w:val="multilevel"/>
-    <w:tmpl w:val="8DE89784"/>
-    <w:lvl w:ilvl="0">
-      <w:start w:val="1"/>
-      <w:numFmt w:val="bullet"/>
-      <w:lvlText w:val=""/>
-      <w:lvlJc w:val="left"/>
-      <w:pPr>
-        <w:tabs>
-          <w:tab w:val="num" w:pos="720"/>
-        </w:tabs>
-        <w:ind w:left="720" w:hanging="360"/>
-      </w:pPr>
-      <w:rPr>
-        <w:rFonts w:ascii="Symbol" w:hAnsi="Symbol" w:hint="default"/>
-        <w:sz w:val="20"/>
-      </w:rPr>
-    </w:lvl>
-    <w:lvl w:ilvl="1" w:tentative="1">
-      <w:start w:val="1"/>
-      <w:numFmt w:val="bullet"/>
-      <w:lvlText w:val="o"/>
-      <w:lvlJc w:val="left"/>
-      <w:pPr>
-        <w:tabs>
-          <w:tab w:val="num" w:pos="1440"/>
-        </w:tabs>
-        <w:ind w:left="1440" w:hanging="360"/>
-      </w:pPr>
-      <w:rPr>
-        <w:rFonts w:ascii="Courier New" w:hAnsi="Courier New" w:hint="default"/>
-        <w:sz w:val="20"/>
-      </w:rPr>
-    </w:lvl>
-    <w:lvl w:ilvl="2" w:tentative="1">
-      <w:start w:val="1"/>
-      <w:numFmt w:val="bullet"/>
-      <w:lvlText w:val=""/>
-      <w:lvlJc w:val="left"/>
-      <w:pPr>
-        <w:tabs>
-          <w:tab w:val="num" w:pos="2160"/>
-        </w:tabs>
-        <w:ind w:left="2160" w:hanging="360"/>
-      </w:pPr>
-      <w:rPr>
-        <w:rFonts w:ascii="Wingdings" w:hAnsi="Wingdings" w:hint="default"/>
-        <w:sz w:val="20"/>
-      </w:rPr>
-    </w:lvl>
-    <w:lvl w:ilvl="3" w:tentative="1">
-      <w:start w:val="1"/>
-      <w:numFmt w:val="bullet"/>
-      <w:lvlText w:val=""/>
-      <w:lvlJc w:val="left"/>
-      <w:pPr>
-        <w:tabs>
-          <w:tab w:val="num" w:pos="2880"/>
-        </w:tabs>
-        <w:ind w:left="2880" w:hanging="360"/>
-      </w:pPr>
-      <w:rPr>
-        <w:rFonts w:ascii="Wingdings" w:hAnsi="Wingdings" w:hint="default"/>
-        <w:sz w:val="20"/>
-      </w:rPr>
-    </w:lvl>
-    <w:lvl w:ilvl="4" w:tentative="1">
-      <w:start w:val="1"/>
-      <w:numFmt w:val="bullet"/>
-      <w:lvlText w:val=""/>
-      <w:lvlJc w:val="left"/>
-      <w:pPr>
-        <w:tabs>
-          <w:tab w:val="num" w:pos="3600"/>
-        </w:tabs>
-        <w:ind w:left="3600" w:hanging="360"/>
-      </w:pPr>
-      <w:rPr>
-        <w:rFonts w:ascii="Wingdings" w:hAnsi="Wingdings" w:hint="default"/>
-        <w:sz w:val="20"/>
-      </w:rPr>
-    </w:lvl>
-    <w:lvl w:ilvl="5" w:tentative="1">
-      <w:start w:val="1"/>
-      <w:numFmt w:val="bullet"/>
-      <w:lvlText w:val=""/>
-      <w:lvlJc w:val="left"/>
-      <w:pPr>
-        <w:tabs>
-          <w:tab w:val="num" w:pos="4320"/>
-        </w:tabs>
-        <w:ind w:left="4320" w:hanging="360"/>
-      </w:pPr>
-      <w:rPr>
-        <w:rFonts w:ascii="Wingdings" w:hAnsi="Wingdings" w:hint="default"/>
-        <w:sz w:val="20"/>
-      </w:rPr>
-    </w:lvl>
-    <w:lvl w:ilvl="6" w:tentative="1">
-      <w:start w:val="1"/>
-      <w:numFmt w:val="bullet"/>
-      <w:lvlText w:val=""/>
-      <w:lvlJc w:val="left"/>
-      <w:pPr>
-        <w:tabs>
-          <w:tab w:val="num" w:pos="5040"/>
-        </w:tabs>
-        <w:ind w:left="5040" w:hanging="360"/>
-      </w:pPr>
-      <w:rPr>
-        <w:rFonts w:ascii="Wingdings" w:hAnsi="Wingdings" w:hint="default"/>
-        <w:sz w:val="20"/>
-      </w:rPr>
-    </w:lvl>
-    <w:lvl w:ilvl="7" w:tentative="1">
-      <w:start w:val="1"/>
-      <w:numFmt w:val="bullet"/>
-      <w:lvlText w:val=""/>
-      <w:lvlJc w:val="left"/>
-      <w:pPr>
-        <w:tabs>
-          <w:tab w:val="num" w:pos="5760"/>
-        </w:tabs>
-        <w:ind w:left="5760" w:hanging="360"/>
-      </w:pPr>
-      <w:rPr>
-        <w:rFonts w:ascii="Wingdings" w:hAnsi="Wingdings" w:hint="default"/>
-        <w:sz w:val="20"/>
-      </w:rPr>
-    </w:lvl>
-    <w:lvl w:ilvl="8" w:tentative="1">
-      <w:start w:val="1"/>
-      <w:numFmt w:val="bullet"/>
-      <w:lvlText w:val=""/>
-      <w:lvlJc w:val="left"/>
-      <w:pPr>
-        <w:tabs>
-          <w:tab w:val="num" w:pos="6480"/>
-        </w:tabs>
-        <w:ind w:left="6480" w:hanging="360"/>
-      </w:pPr>
-      <w:rPr>
-        <w:rFonts w:ascii="Wingdings" w:hAnsi="Wingdings" w:hint="default"/>
-        <w:sz w:val="20"/>
-      </w:rPr>
-    </w:lvl>
-  </w:abstractNum>
-  <w:abstractNum w:abstractNumId="12" w15:restartNumberingAfterBreak="0">
+  <w:abstractNum w:abstractNumId="8" w15:restartNumberingAfterBreak="0">
     <w:nsid w:val="15AE5A3F"/>
     <w:multiLevelType w:val="multilevel"/>
     <w:tmpl w:val="E2E2AE72"/>
@@ -11538,7 +10971,7 @@
       </w:rPr>
     </w:lvl>
   </w:abstractNum>
-  <w:abstractNum w:abstractNumId="13" w15:restartNumberingAfterBreak="0">
+  <w:abstractNum w:abstractNumId="9" w15:restartNumberingAfterBreak="0">
     <w:nsid w:val="160B681E"/>
     <w:multiLevelType w:val="multilevel"/>
     <w:tmpl w:val="2AB23C98"/>
@@ -11687,156 +11120,7 @@
       </w:rPr>
     </w:lvl>
   </w:abstractNum>
-  <w:abstractNum w:abstractNumId="14" w15:restartNumberingAfterBreak="0">
-    <w:nsid w:val="182623BA"/>
-    <w:multiLevelType w:val="multilevel"/>
-    <w:tmpl w:val="9814BAB6"/>
-    <w:lvl w:ilvl="0">
-      <w:start w:val="1"/>
-      <w:numFmt w:val="bullet"/>
-      <w:lvlText w:val=""/>
-      <w:lvlJc w:val="left"/>
-      <w:pPr>
-        <w:tabs>
-          <w:tab w:val="num" w:pos="720"/>
-        </w:tabs>
-        <w:ind w:left="720" w:hanging="360"/>
-      </w:pPr>
-      <w:rPr>
-        <w:rFonts w:ascii="Symbol" w:hAnsi="Symbol" w:hint="default"/>
-        <w:sz w:val="20"/>
-      </w:rPr>
-    </w:lvl>
-    <w:lvl w:ilvl="1" w:tentative="1">
-      <w:start w:val="1"/>
-      <w:numFmt w:val="bullet"/>
-      <w:lvlText w:val="o"/>
-      <w:lvlJc w:val="left"/>
-      <w:pPr>
-        <w:tabs>
-          <w:tab w:val="num" w:pos="1440"/>
-        </w:tabs>
-        <w:ind w:left="1440" w:hanging="360"/>
-      </w:pPr>
-      <w:rPr>
-        <w:rFonts w:ascii="Courier New" w:hAnsi="Courier New" w:hint="default"/>
-        <w:sz w:val="20"/>
-      </w:rPr>
-    </w:lvl>
-    <w:lvl w:ilvl="2" w:tentative="1">
-      <w:start w:val="1"/>
-      <w:numFmt w:val="bullet"/>
-      <w:lvlText w:val=""/>
-      <w:lvlJc w:val="left"/>
-      <w:pPr>
-        <w:tabs>
-          <w:tab w:val="num" w:pos="2160"/>
-        </w:tabs>
-        <w:ind w:left="2160" w:hanging="360"/>
-      </w:pPr>
-      <w:rPr>
-        <w:rFonts w:ascii="Wingdings" w:hAnsi="Wingdings" w:hint="default"/>
-        <w:sz w:val="20"/>
-      </w:rPr>
-    </w:lvl>
-    <w:lvl w:ilvl="3" w:tentative="1">
-      <w:start w:val="1"/>
-      <w:numFmt w:val="bullet"/>
-      <w:lvlText w:val=""/>
-      <w:lvlJc w:val="left"/>
-      <w:pPr>
-        <w:tabs>
-          <w:tab w:val="num" w:pos="2880"/>
-        </w:tabs>
-        <w:ind w:left="2880" w:hanging="360"/>
-      </w:pPr>
-      <w:rPr>
-        <w:rFonts w:ascii="Wingdings" w:hAnsi="Wingdings" w:hint="default"/>
-        <w:sz w:val="20"/>
-      </w:rPr>
-    </w:lvl>
-    <w:lvl w:ilvl="4" w:tentative="1">
-      <w:start w:val="1"/>
-      <w:numFmt w:val="bullet"/>
-      <w:lvlText w:val=""/>
-      <w:lvlJc w:val="left"/>
-      <w:pPr>
-        <w:tabs>
-          <w:tab w:val="num" w:pos="3600"/>
-        </w:tabs>
-        <w:ind w:left="3600" w:hanging="360"/>
-      </w:pPr>
-      <w:rPr>
-        <w:rFonts w:ascii="Wingdings" w:hAnsi="Wingdings" w:hint="default"/>
-        <w:sz w:val="20"/>
-      </w:rPr>
-    </w:lvl>
-    <w:lvl w:ilvl="5" w:tentative="1">
-      <w:start w:val="1"/>
-      <w:numFmt w:val="bullet"/>
-      <w:lvlText w:val=""/>
-      <w:lvlJc w:val="left"/>
-      <w:pPr>
-        <w:tabs>
-          <w:tab w:val="num" w:pos="4320"/>
-        </w:tabs>
-        <w:ind w:left="4320" w:hanging="360"/>
-      </w:pPr>
-      <w:rPr>
-        <w:rFonts w:ascii="Wingdings" w:hAnsi="Wingdings" w:hint="default"/>
-        <w:sz w:val="20"/>
-      </w:rPr>
-    </w:lvl>
-    <w:lvl w:ilvl="6" w:tentative="1">
-      <w:start w:val="1"/>
-      <w:numFmt w:val="bullet"/>
-      <w:lvlText w:val=""/>
-      <w:lvlJc w:val="left"/>
-      <w:pPr>
-        <w:tabs>
-          <w:tab w:val="num" w:pos="5040"/>
-        </w:tabs>
-        <w:ind w:left="5040" w:hanging="360"/>
-      </w:pPr>
-      <w:rPr>
-        <w:rFonts w:ascii="Wingdings" w:hAnsi="Wingdings" w:hint="default"/>
-        <w:sz w:val="20"/>
-      </w:rPr>
-    </w:lvl>
-    <w:lvl w:ilvl="7" w:tentative="1">
-      <w:start w:val="1"/>
-      <w:numFmt w:val="bullet"/>
-      <w:lvlText w:val=""/>
-      <w:lvlJc w:val="left"/>
-      <w:pPr>
-        <w:tabs>
-          <w:tab w:val="num" w:pos="5760"/>
-        </w:tabs>
-        <w:ind w:left="5760" w:hanging="360"/>
-      </w:pPr>
-      <w:rPr>
-        <w:rFonts w:ascii="Wingdings" w:hAnsi="Wingdings" w:hint="default"/>
-        <w:sz w:val="20"/>
-      </w:rPr>
-    </w:lvl>
-    <w:lvl w:ilvl="8" w:tentative="1">
-      <w:start w:val="1"/>
-      <w:numFmt w:val="bullet"/>
-      <w:lvlText w:val=""/>
-      <w:lvlJc w:val="left"/>
-      <w:pPr>
-        <w:tabs>
-          <w:tab w:val="num" w:pos="6480"/>
-        </w:tabs>
-        <w:ind w:left="6480" w:hanging="360"/>
-      </w:pPr>
-      <w:rPr>
-        <w:rFonts w:ascii="Wingdings" w:hAnsi="Wingdings" w:hint="default"/>
-        <w:sz w:val="20"/>
-      </w:rPr>
-    </w:lvl>
-  </w:abstractNum>
-  <w:abstractNum w:abstractNumId="15" w15:restartNumberingAfterBreak="0">
+  <w:abstractNum w:abstractNumId="10" w15:restartNumberingAfterBreak="0">
     <w:nsid w:val="19B14413"/>
     <w:multiLevelType w:val="multilevel"/>
     <w:tmpl w:val="BFFE164C"/>
@@ -11985,7 +11269,7 @@
       </w:rPr>
     </w:lvl>
   </w:abstractNum>
-  <w:abstractNum w:abstractNumId="16" w15:restartNumberingAfterBreak="0">
+  <w:abstractNum w:abstractNumId="11" w15:restartNumberingAfterBreak="0">
     <w:nsid w:val="257B2875"/>
     <w:multiLevelType w:val="multilevel"/>
     <w:tmpl w:val="8CCA95B8"/>
@@ -12134,7 +11418,7 @@
       </w:rPr>
     </w:lvl>
   </w:abstractNum>
-  <w:abstractNum w:abstractNumId="17" w15:restartNumberingAfterBreak="0">
+  <w:abstractNum w:abstractNumId="12" w15:restartNumberingAfterBreak="0">
     <w:nsid w:val="266A6489"/>
     <w:multiLevelType w:val="multilevel"/>
     <w:tmpl w:val="72EA0F24"/>
@@ -12283,7 +11567,7 @@
       </w:rPr>
     </w:lvl>
   </w:abstractNum>
-  <w:abstractNum w:abstractNumId="18" w15:restartNumberingAfterBreak="0">
+  <w:abstractNum w:abstractNumId="13" w15:restartNumberingAfterBreak="0">
     <w:nsid w:val="27BC0A74"/>
     <w:multiLevelType w:val="multilevel"/>
     <w:tmpl w:val="8B3E5736"/>
@@ -12432,305 +11716,7 @@
       </w:rPr>
     </w:lvl>
   </w:abstractNum>
-  <w:abstractNum w:abstractNumId="19" w15:restartNumberingAfterBreak="0">
-    <w:nsid w:val="28783323"/>
-    <w:multiLevelType w:val="multilevel"/>
-    <w:tmpl w:val="2A3477AC"/>
-    <w:lvl w:ilvl="0">
-      <w:start w:val="1"/>
-      <w:numFmt w:val="bullet"/>
-      <w:lvlText w:val=""/>
-      <w:lvlJc w:val="left"/>
-      <w:pPr>
-        <w:tabs>
-          <w:tab w:val="num" w:pos="720"/>
-        </w:tabs>
-        <w:ind w:left="720" w:hanging="360"/>
-      </w:pPr>
-      <w:rPr>
-        <w:rFonts w:ascii="Symbol" w:hAnsi="Symbol" w:hint="default"/>
-        <w:sz w:val="20"/>
-      </w:rPr>
-    </w:lvl>
-    <w:lvl w:ilvl="1" w:tentative="1">
-      <w:start w:val="1"/>
-      <w:numFmt w:val="bullet"/>
-      <w:lvlText w:val="o"/>
-      <w:lvlJc w:val="left"/>
-      <w:pPr>
-        <w:tabs>
-          <w:tab w:val="num" w:pos="1440"/>
-        </w:tabs>
-        <w:ind w:left="1440" w:hanging="360"/>
-      </w:pPr>
-      <w:rPr>
-        <w:rFonts w:ascii="Courier New" w:hAnsi="Courier New" w:hint="default"/>
-        <w:sz w:val="20"/>
-      </w:rPr>
-    </w:lvl>
-    <w:lvl w:ilvl="2" w:tentative="1">
-      <w:start w:val="1"/>
-      <w:numFmt w:val="bullet"/>
-      <w:lvlText w:val=""/>
-      <w:lvlJc w:val="left"/>
-      <w:pPr>
-        <w:tabs>
-          <w:tab w:val="num" w:pos="2160"/>
-        </w:tabs>
-        <w:ind w:left="2160" w:hanging="360"/>
-      </w:pPr>
-      <w:rPr>
-        <w:rFonts w:ascii="Wingdings" w:hAnsi="Wingdings" w:hint="default"/>
-        <w:sz w:val="20"/>
-      </w:rPr>
-    </w:lvl>
-    <w:lvl w:ilvl="3" w:tentative="1">
-      <w:start w:val="1"/>
-      <w:numFmt w:val="bullet"/>
-      <w:lvlText w:val=""/>
-      <w:lvlJc w:val="left"/>
-      <w:pPr>
-        <w:tabs>
-          <w:tab w:val="num" w:pos="2880"/>
-        </w:tabs>
-        <w:ind w:left="2880" w:hanging="360"/>
-      </w:pPr>
-      <w:rPr>
-        <w:rFonts w:ascii="Wingdings" w:hAnsi="Wingdings" w:hint="default"/>
-        <w:sz w:val="20"/>
-      </w:rPr>
-    </w:lvl>
-    <w:lvl w:ilvl="4" w:tentative="1">
-      <w:start w:val="1"/>
-      <w:numFmt w:val="bullet"/>
-      <w:lvlText w:val=""/>
-      <w:lvlJc w:val="left"/>
-      <w:pPr>
-        <w:tabs>
-          <w:tab w:val="num" w:pos="3600"/>
-        </w:tabs>
-        <w:ind w:left="3600" w:hanging="360"/>
-      </w:pPr>
-      <w:rPr>
-        <w:rFonts w:ascii="Wingdings" w:hAnsi="Wingdings" w:hint="default"/>
-        <w:sz w:val="20"/>
-      </w:rPr>
-    </w:lvl>
-    <w:lvl w:ilvl="5" w:tentative="1">
-      <w:start w:val="1"/>
-      <w:numFmt w:val="bullet"/>
-      <w:lvlText w:val=""/>
-      <w:lvlJc w:val="left"/>
-      <w:pPr>
-        <w:tabs>
-          <w:tab w:val="num" w:pos="4320"/>
-        </w:tabs>
-        <w:ind w:left="4320" w:hanging="360"/>
-      </w:pPr>
-      <w:rPr>
-        <w:rFonts w:ascii="Wingdings" w:hAnsi="Wingdings" w:hint="default"/>
-        <w:sz w:val="20"/>
-      </w:rPr>
-    </w:lvl>
-    <w:lvl w:ilvl="6" w:tentative="1">
-      <w:start w:val="1"/>
-      <w:numFmt w:val="bullet"/>
-      <w:lvlText w:val=""/>
-      <w:lvlJc w:val="left"/>
-      <w:pPr>
-        <w:tabs>
-          <w:tab w:val="num" w:pos="5040"/>
-        </w:tabs>
-        <w:ind w:left="5040" w:hanging="360"/>
-      </w:pPr>
-      <w:rPr>
-        <w:rFonts w:ascii="Wingdings" w:hAnsi="Wingdings" w:hint="default"/>
-        <w:sz w:val="20"/>
-      </w:rPr>
-    </w:lvl>
-    <w:lvl w:ilvl="7" w:tentative="1">
-      <w:start w:val="1"/>
-      <w:numFmt w:val="bullet"/>
-      <w:lvlText w:val=""/>
-      <w:lvlJc w:val="left"/>
-      <w:pPr>
-        <w:tabs>
-          <w:tab w:val="num" w:pos="5760"/>
-        </w:tabs>
-        <w:ind w:left="5760" w:hanging="360"/>
-      </w:pPr>
-      <w:rPr>
-        <w:rFonts w:ascii="Wingdings" w:hAnsi="Wingdings" w:hint="default"/>
-        <w:sz w:val="20"/>
-      </w:rPr>
-    </w:lvl>
-    <w:lvl w:ilvl="8" w:tentative="1">
-      <w:start w:val="1"/>
-      <w:numFmt w:val="bullet"/>
-      <w:lvlText w:val=""/>
-      <w:lvlJc w:val="left"/>
-      <w:pPr>
-        <w:tabs>
-          <w:tab w:val="num" w:pos="6480"/>
-        </w:tabs>
-        <w:ind w:left="6480" w:hanging="360"/>
-      </w:pPr>
-      <w:rPr>
-        <w:rFonts w:ascii="Wingdings" w:hAnsi="Wingdings" w:hint="default"/>
-        <w:sz w:val="20"/>
-      </w:rPr>
-    </w:lvl>
-  </w:abstractNum>
-  <w:abstractNum w:abstractNumId="20" w15:restartNumberingAfterBreak="0">
-    <w:nsid w:val="2BA7633E"/>
-    <w:multiLevelType w:val="multilevel"/>
-    <w:tmpl w:val="1F348E70"/>
-    <w:lvl w:ilvl="0">
-      <w:start w:val="1"/>
-      <w:numFmt w:val="bullet"/>
-      <w:lvlText w:val=""/>
-      <w:lvlJc w:val="left"/>
-      <w:pPr>
-        <w:tabs>
-          <w:tab w:val="num" w:pos="720"/>
-        </w:tabs>
-        <w:ind w:left="720" w:hanging="360"/>
-      </w:pPr>
-      <w:rPr>
-        <w:rFonts w:ascii="Symbol" w:hAnsi="Symbol" w:hint="default"/>
-        <w:sz w:val="20"/>
-      </w:rPr>
-    </w:lvl>
-    <w:lvl w:ilvl="1" w:tentative="1">
-      <w:start w:val="1"/>
-      <w:numFmt w:val="bullet"/>
-      <w:lvlText w:val="o"/>
-      <w:lvlJc w:val="left"/>
-      <w:pPr>
-        <w:tabs>
-          <w:tab w:val="num" w:pos="1440"/>
-        </w:tabs>
-        <w:ind w:left="1440" w:hanging="360"/>
-      </w:pPr>
-      <w:rPr>
-        <w:rFonts w:ascii="Courier New" w:hAnsi="Courier New" w:hint="default"/>
-        <w:sz w:val="20"/>
-      </w:rPr>
-    </w:lvl>
-    <w:lvl w:ilvl="2" w:tentative="1">
-      <w:start w:val="1"/>
-      <w:numFmt w:val="bullet"/>
-      <w:lvlText w:val=""/>
-      <w:lvlJc w:val="left"/>
-      <w:pPr>
-        <w:tabs>
-          <w:tab w:val="num" w:pos="2160"/>
-        </w:tabs>
-        <w:ind w:left="2160" w:hanging="360"/>
-      </w:pPr>
-      <w:rPr>
-        <w:rFonts w:ascii="Wingdings" w:hAnsi="Wingdings" w:hint="default"/>
-        <w:sz w:val="20"/>
-      </w:rPr>
-    </w:lvl>
-    <w:lvl w:ilvl="3" w:tentative="1">
-      <w:start w:val="1"/>
-      <w:numFmt w:val="bullet"/>
-      <w:lvlText w:val=""/>
-      <w:lvlJc w:val="left"/>
-      <w:pPr>
-        <w:tabs>
-          <w:tab w:val="num" w:pos="2880"/>
-        </w:tabs>
-        <w:ind w:left="2880" w:hanging="360"/>
-      </w:pPr>
-      <w:rPr>
-        <w:rFonts w:ascii="Wingdings" w:hAnsi="Wingdings" w:hint="default"/>
-        <w:sz w:val="20"/>
-      </w:rPr>
-    </w:lvl>
-    <w:lvl w:ilvl="4" w:tentative="1">
-      <w:start w:val="1"/>
-      <w:numFmt w:val="bullet"/>
-      <w:lvlText w:val=""/>
-      <w:lvlJc w:val="left"/>
-      <w:pPr>
-        <w:tabs>
-          <w:tab w:val="num" w:pos="3600"/>
-        </w:tabs>
-        <w:ind w:left="3600" w:hanging="360"/>
-      </w:pPr>
-      <w:rPr>
-        <w:rFonts w:ascii="Wingdings" w:hAnsi="Wingdings" w:hint="default"/>
-        <w:sz w:val="20"/>
-      </w:rPr>
-    </w:lvl>
-    <w:lvl w:ilvl="5" w:tentative="1">
-      <w:start w:val="1"/>
-      <w:numFmt w:val="bullet"/>
-      <w:lvlText w:val=""/>
-      <w:lvlJc w:val="left"/>
-      <w:pPr>
-        <w:tabs>
-          <w:tab w:val="num" w:pos="4320"/>
-        </w:tabs>
-        <w:ind w:left="4320" w:hanging="360"/>
-      </w:pPr>
-      <w:rPr>
-        <w:rFonts w:ascii="Wingdings" w:hAnsi="Wingdings" w:hint="default"/>
-        <w:sz w:val="20"/>
-      </w:rPr>
-    </w:lvl>
-    <w:lvl w:ilvl="6" w:tentative="1">
-      <w:start w:val="1"/>
-      <w:numFmt w:val="bullet"/>
-      <w:lvlText w:val=""/>
-      <w:lvlJc w:val="left"/>
-      <w:pPr>
-        <w:tabs>
-          <w:tab w:val="num" w:pos="5040"/>
-        </w:tabs>
-        <w:ind w:left="5040" w:hanging="360"/>
-      </w:pPr>
-      <w:rPr>
-        <w:rFonts w:ascii="Wingdings" w:hAnsi="Wingdings" w:hint="default"/>
-        <w:sz w:val="20"/>
-      </w:rPr>
-    </w:lvl>
-    <w:lvl w:ilvl="7" w:tentative="1">
-      <w:start w:val="1"/>
-      <w:numFmt w:val="bullet"/>
-      <w:lvlText w:val=""/>
-      <w:lvlJc w:val="left"/>
-      <w:pPr>
-        <w:tabs>
-          <w:tab w:val="num" w:pos="5760"/>
-        </w:tabs>
-        <w:ind w:left="5760" w:hanging="360"/>
-      </w:pPr>
-      <w:rPr>
-        <w:rFonts w:ascii="Wingdings" w:hAnsi="Wingdings" w:hint="default"/>
-        <w:sz w:val="20"/>
-      </w:rPr>
-    </w:lvl>
-    <w:lvl w:ilvl="8" w:tentative="1">
-      <w:start w:val="1"/>
-      <w:numFmt w:val="bullet"/>
-      <w:lvlText w:val=""/>
-      <w:lvlJc w:val="left"/>
-      <w:pPr>
-        <w:tabs>
-          <w:tab w:val="num" w:pos="6480"/>
-        </w:tabs>
-        <w:ind w:left="6480" w:hanging="360"/>
-      </w:pPr>
-      <w:rPr>
-        <w:rFonts w:ascii="Wingdings" w:hAnsi="Wingdings" w:hint="default"/>
-        <w:sz w:val="20"/>
-      </w:rPr>
-    </w:lvl>
-  </w:abstractNum>
-  <w:abstractNum w:abstractNumId="21" w15:restartNumberingAfterBreak="0">
+  <w:abstractNum w:abstractNumId="14" w15:restartNumberingAfterBreak="0">
     <w:nsid w:val="2F1041FA"/>
     <w:multiLevelType w:val="multilevel"/>
     <w:tmpl w:val="C81A212E"/>
@@ -12843,7 +11829,7 @@
       </w:pPr>
     </w:lvl>
   </w:abstractNum>
-  <w:abstractNum w:abstractNumId="22" w15:restartNumberingAfterBreak="0">
+  <w:abstractNum w:abstractNumId="15" w15:restartNumberingAfterBreak="0">
     <w:nsid w:val="32D96972"/>
     <w:multiLevelType w:val="multilevel"/>
     <w:tmpl w:val="0D8E51B2"/>
@@ -12992,7 +11978,7 @@
       </w:rPr>
     </w:lvl>
   </w:abstractNum>
-  <w:abstractNum w:abstractNumId="23" w15:restartNumberingAfterBreak="0">
+  <w:abstractNum w:abstractNumId="16" w15:restartNumberingAfterBreak="0">
     <w:nsid w:val="336148AC"/>
     <w:multiLevelType w:val="multilevel"/>
     <w:tmpl w:val="54C47ED0"/>
@@ -13141,305 +12127,7 @@
       </w:rPr>
     </w:lvl>
   </w:abstractNum>
-  <w:abstractNum w:abstractNumId="24" w15:restartNumberingAfterBreak="0">
-    <w:nsid w:val="33FD23B4"/>
-    <w:multiLevelType w:val="multilevel"/>
-    <w:tmpl w:val="AC7822E4"/>
-    <w:lvl w:ilvl="0">
-      <w:start w:val="1"/>
-      <w:numFmt w:val="bullet"/>
-      <w:lvlText w:val=""/>
-      <w:lvlJc w:val="left"/>
-      <w:pPr>
-        <w:tabs>
-          <w:tab w:val="num" w:pos="720"/>
-        </w:tabs>
-        <w:ind w:left="720" w:hanging="360"/>
-      </w:pPr>
-      <w:rPr>
-        <w:rFonts w:ascii="Symbol" w:hAnsi="Symbol" w:hint="default"/>
-        <w:sz w:val="20"/>
-      </w:rPr>
-    </w:lvl>
-    <w:lvl w:ilvl="1" w:tentative="1">
-      <w:start w:val="1"/>
-      <w:numFmt w:val="bullet"/>
-      <w:lvlText w:val="o"/>
-      <w:lvlJc w:val="left"/>
-      <w:pPr>
-        <w:tabs>
-          <w:tab w:val="num" w:pos="1440"/>
-        </w:tabs>
-        <w:ind w:left="1440" w:hanging="360"/>
-      </w:pPr>
-      <w:rPr>
-        <w:rFonts w:ascii="Courier New" w:hAnsi="Courier New" w:hint="default"/>
-        <w:sz w:val="20"/>
-      </w:rPr>
-    </w:lvl>
-    <w:lvl w:ilvl="2" w:tentative="1">
-      <w:start w:val="1"/>
-      <w:numFmt w:val="bullet"/>
-      <w:lvlText w:val=""/>
-      <w:lvlJc w:val="left"/>
-      <w:pPr>
-        <w:tabs>
-          <w:tab w:val="num" w:pos="2160"/>
-        </w:tabs>
-        <w:ind w:left="2160" w:hanging="360"/>
-      </w:pPr>
-      <w:rPr>
-        <w:rFonts w:ascii="Wingdings" w:hAnsi="Wingdings" w:hint="default"/>
-        <w:sz w:val="20"/>
-      </w:rPr>
-    </w:lvl>
-    <w:lvl w:ilvl="3" w:tentative="1">
-      <w:start w:val="1"/>
-      <w:numFmt w:val="bullet"/>
-      <w:lvlText w:val=""/>
-      <w:lvlJc w:val="left"/>
-      <w:pPr>
-        <w:tabs>
-          <w:tab w:val="num" w:pos="2880"/>
-        </w:tabs>
-        <w:ind w:left="2880" w:hanging="360"/>
-      </w:pPr>
-      <w:rPr>
-        <w:rFonts w:ascii="Wingdings" w:hAnsi="Wingdings" w:hint="default"/>
-        <w:sz w:val="20"/>
-      </w:rPr>
-    </w:lvl>
-    <w:lvl w:ilvl="4" w:tentative="1">
-      <w:start w:val="1"/>
-      <w:numFmt w:val="bullet"/>
-      <w:lvlText w:val=""/>
-      <w:lvlJc w:val="left"/>
-      <w:pPr>
-        <w:tabs>
-          <w:tab w:val="num" w:pos="3600"/>
-        </w:tabs>
-        <w:ind w:left="3600" w:hanging="360"/>
-      </w:pPr>
-      <w:rPr>
-        <w:rFonts w:ascii="Wingdings" w:hAnsi="Wingdings" w:hint="default"/>
-        <w:sz w:val="20"/>
-      </w:rPr>
-    </w:lvl>
-    <w:lvl w:ilvl="5" w:tentative="1">
-      <w:start w:val="1"/>
-      <w:numFmt w:val="bullet"/>
-      <w:lvlText w:val=""/>
-      <w:lvlJc w:val="left"/>
-      <w:pPr>
-        <w:tabs>
-          <w:tab w:val="num" w:pos="4320"/>
-        </w:tabs>
-        <w:ind w:left="4320" w:hanging="360"/>
-      </w:pPr>
-      <w:rPr>
-        <w:rFonts w:ascii="Wingdings" w:hAnsi="Wingdings" w:hint="default"/>
-        <w:sz w:val="20"/>
-      </w:rPr>
-    </w:lvl>
-    <w:lvl w:ilvl="6" w:tentative="1">
-      <w:start w:val="1"/>
-      <w:numFmt w:val="bullet"/>
-      <w:lvlText w:val=""/>
-      <w:lvlJc w:val="left"/>
-      <w:pPr>
-        <w:tabs>
-          <w:tab w:val="num" w:pos="5040"/>
-        </w:tabs>
-        <w:ind w:left="5040" w:hanging="360"/>
-      </w:pPr>
-      <w:rPr>
-        <w:rFonts w:ascii="Wingdings" w:hAnsi="Wingdings" w:hint="default"/>
-        <w:sz w:val="20"/>
-      </w:rPr>
-    </w:lvl>
-    <w:lvl w:ilvl="7" w:tentative="1">
-      <w:start w:val="1"/>
-      <w:numFmt w:val="bullet"/>
-      <w:lvlText w:val=""/>
-      <w:lvlJc w:val="left"/>
-      <w:pPr>
-        <w:tabs>
-          <w:tab w:val="num" w:pos="5760"/>
-        </w:tabs>
-        <w:ind w:left="5760" w:hanging="360"/>
-      </w:pPr>
-      <w:rPr>
-        <w:rFonts w:ascii="Wingdings" w:hAnsi="Wingdings" w:hint="default"/>
-        <w:sz w:val="20"/>
-      </w:rPr>
-    </w:lvl>
-    <w:lvl w:ilvl="8" w:tentative="1">
-      <w:start w:val="1"/>
-      <w:numFmt w:val="bullet"/>
-      <w:lvlText w:val=""/>
-      <w:lvlJc w:val="left"/>
-      <w:pPr>
-        <w:tabs>
-          <w:tab w:val="num" w:pos="6480"/>
-        </w:tabs>
-        <w:ind w:left="6480" w:hanging="360"/>
-      </w:pPr>
-      <w:rPr>
-        <w:rFonts w:ascii="Wingdings" w:hAnsi="Wingdings" w:hint="default"/>
-        <w:sz w:val="20"/>
-      </w:rPr>
-    </w:lvl>
-  </w:abstractNum>
-  <w:abstractNum w:abstractNumId="25" w15:restartNumberingAfterBreak="0">
-    <w:nsid w:val="36DB29E9"/>
-    <w:multiLevelType w:val="multilevel"/>
-    <w:tmpl w:val="FCCA9D28"/>
-    <w:lvl w:ilvl="0">
-      <w:start w:val="1"/>
-      <w:numFmt w:val="bullet"/>
-      <w:lvlText w:val=""/>
-      <w:lvlJc w:val="left"/>
-      <w:pPr>
-        <w:tabs>
-          <w:tab w:val="num" w:pos="720"/>
-        </w:tabs>
-        <w:ind w:left="720" w:hanging="360"/>
-      </w:pPr>
-      <w:rPr>
-        <w:rFonts w:ascii="Symbol" w:hAnsi="Symbol" w:hint="default"/>
-        <w:sz w:val="20"/>
-      </w:rPr>
-    </w:lvl>
-    <w:lvl w:ilvl="1" w:tentative="1">
-      <w:start w:val="1"/>
-      <w:numFmt w:val="bullet"/>
-      <w:lvlText w:val="o"/>
-      <w:lvlJc w:val="left"/>
-      <w:pPr>
-        <w:tabs>
-          <w:tab w:val="num" w:pos="1440"/>
-        </w:tabs>
-        <w:ind w:left="1440" w:hanging="360"/>
-      </w:pPr>
-      <w:rPr>
-        <w:rFonts w:ascii="Courier New" w:hAnsi="Courier New" w:hint="default"/>
-        <w:sz w:val="20"/>
-      </w:rPr>
-    </w:lvl>
-    <w:lvl w:ilvl="2" w:tentative="1">
-      <w:start w:val="1"/>
-      <w:numFmt w:val="bullet"/>
-      <w:lvlText w:val=""/>
-      <w:lvlJc w:val="left"/>
-      <w:pPr>
-        <w:tabs>
-          <w:tab w:val="num" w:pos="2160"/>
-        </w:tabs>
-        <w:ind w:left="2160" w:hanging="360"/>
-      </w:pPr>
-      <w:rPr>
-        <w:rFonts w:ascii="Wingdings" w:hAnsi="Wingdings" w:hint="default"/>
-        <w:sz w:val="20"/>
-      </w:rPr>
-    </w:lvl>
-    <w:lvl w:ilvl="3" w:tentative="1">
-      <w:start w:val="1"/>
-      <w:numFmt w:val="bullet"/>
-      <w:lvlText w:val=""/>
-      <w:lvlJc w:val="left"/>
-      <w:pPr>
-        <w:tabs>
-          <w:tab w:val="num" w:pos="2880"/>
-        </w:tabs>
-        <w:ind w:left="2880" w:hanging="360"/>
-      </w:pPr>
-      <w:rPr>
-        <w:rFonts w:ascii="Wingdings" w:hAnsi="Wingdings" w:hint="default"/>
-        <w:sz w:val="20"/>
-      </w:rPr>
-    </w:lvl>
-    <w:lvl w:ilvl="4" w:tentative="1">
-      <w:start w:val="1"/>
-      <w:numFmt w:val="bullet"/>
-      <w:lvlText w:val=""/>
-      <w:lvlJc w:val="left"/>
-      <w:pPr>
-        <w:tabs>
-          <w:tab w:val="num" w:pos="3600"/>
-        </w:tabs>
-        <w:ind w:left="3600" w:hanging="360"/>
-      </w:pPr>
-      <w:rPr>
-        <w:rFonts w:ascii="Wingdings" w:hAnsi="Wingdings" w:hint="default"/>
-        <w:sz w:val="20"/>
-      </w:rPr>
-    </w:lvl>
-    <w:lvl w:ilvl="5" w:tentative="1">
-      <w:start w:val="1"/>
-      <w:numFmt w:val="bullet"/>
-      <w:lvlText w:val=""/>
-      <w:lvlJc w:val="left"/>
-      <w:pPr>
-        <w:tabs>
-          <w:tab w:val="num" w:pos="4320"/>
-        </w:tabs>
-        <w:ind w:left="4320" w:hanging="360"/>
-      </w:pPr>
-      <w:rPr>
-        <w:rFonts w:ascii="Wingdings" w:hAnsi="Wingdings" w:hint="default"/>
-        <w:sz w:val="20"/>
-      </w:rPr>
-    </w:lvl>
-    <w:lvl w:ilvl="6" w:tentative="1">
-      <w:start w:val="1"/>
-      <w:numFmt w:val="bullet"/>
-      <w:lvlText w:val=""/>
-      <w:lvlJc w:val="left"/>
-      <w:pPr>
-        <w:tabs>
-          <w:tab w:val="num" w:pos="5040"/>
-        </w:tabs>
-        <w:ind w:left="5040" w:hanging="360"/>
-      </w:pPr>
-      <w:rPr>
-        <w:rFonts w:ascii="Wingdings" w:hAnsi="Wingdings" w:hint="default"/>
-        <w:sz w:val="20"/>
-      </w:rPr>
-    </w:lvl>
-    <w:lvl w:ilvl="7" w:tentative="1">
-      <w:start w:val="1"/>
-      <w:numFmt w:val="bullet"/>
-      <w:lvlText w:val=""/>
-      <w:lvlJc w:val="left"/>
-      <w:pPr>
-        <w:tabs>
-          <w:tab w:val="num" w:pos="5760"/>
-        </w:tabs>
-        <w:ind w:left="5760" w:hanging="360"/>
-      </w:pPr>
-      <w:rPr>
-        <w:rFonts w:ascii="Wingdings" w:hAnsi="Wingdings" w:hint="default"/>
-        <w:sz w:val="20"/>
-      </w:rPr>
-    </w:lvl>
-    <w:lvl w:ilvl="8" w:tentative="1">
-      <w:start w:val="1"/>
-      <w:numFmt w:val="bullet"/>
-      <w:lvlText w:val=""/>
-      <w:lvlJc w:val="left"/>
-      <w:pPr>
-        <w:tabs>
-          <w:tab w:val="num" w:pos="6480"/>
-        </w:tabs>
-        <w:ind w:left="6480" w:hanging="360"/>
-      </w:pPr>
-      <w:rPr>
-        <w:rFonts w:ascii="Wingdings" w:hAnsi="Wingdings" w:hint="default"/>
-        <w:sz w:val="20"/>
-      </w:rPr>
-    </w:lvl>
-  </w:abstractNum>
-  <w:abstractNum w:abstractNumId="26" w15:restartNumberingAfterBreak="0">
+  <w:abstractNum w:abstractNumId="17" w15:restartNumberingAfterBreak="0">
     <w:nsid w:val="3A2266D6"/>
     <w:multiLevelType w:val="multilevel"/>
     <w:tmpl w:val="D9787F4A"/>
@@ -13588,305 +12276,7 @@
       </w:rPr>
     </w:lvl>
   </w:abstractNum>
-  <w:abstractNum w:abstractNumId="27" w15:restartNumberingAfterBreak="0">
-    <w:nsid w:val="3A627A2A"/>
-    <w:multiLevelType w:val="multilevel"/>
-    <w:tmpl w:val="F31AEB50"/>
-    <w:lvl w:ilvl="0">
-      <w:start w:val="1"/>
-      <w:numFmt w:val="bullet"/>
-      <w:lvlText w:val=""/>
-      <w:lvlJc w:val="left"/>
-      <w:pPr>
-        <w:tabs>
-          <w:tab w:val="num" w:pos="720"/>
-        </w:tabs>
-        <w:ind w:left="720" w:hanging="360"/>
-      </w:pPr>
-      <w:rPr>
-        <w:rFonts w:ascii="Symbol" w:hAnsi="Symbol" w:hint="default"/>
-        <w:sz w:val="20"/>
-      </w:rPr>
-    </w:lvl>
-    <w:lvl w:ilvl="1" w:tentative="1">
-      <w:start w:val="1"/>
-      <w:numFmt w:val="bullet"/>
-      <w:lvlText w:val="o"/>
-      <w:lvlJc w:val="left"/>
-      <w:pPr>
-        <w:tabs>
-          <w:tab w:val="num" w:pos="1440"/>
-        </w:tabs>
-        <w:ind w:left="1440" w:hanging="360"/>
-      </w:pPr>
-      <w:rPr>
-        <w:rFonts w:ascii="Courier New" w:hAnsi="Courier New" w:hint="default"/>
-        <w:sz w:val="20"/>
-      </w:rPr>
-    </w:lvl>
-    <w:lvl w:ilvl="2" w:tentative="1">
-      <w:start w:val="1"/>
-      <w:numFmt w:val="bullet"/>
-      <w:lvlText w:val=""/>
-      <w:lvlJc w:val="left"/>
-      <w:pPr>
-        <w:tabs>
-          <w:tab w:val="num" w:pos="2160"/>
-        </w:tabs>
-        <w:ind w:left="2160" w:hanging="360"/>
-      </w:pPr>
-      <w:rPr>
-        <w:rFonts w:ascii="Wingdings" w:hAnsi="Wingdings" w:hint="default"/>
-        <w:sz w:val="20"/>
-      </w:rPr>
-    </w:lvl>
-    <w:lvl w:ilvl="3" w:tentative="1">
-      <w:start w:val="1"/>
-      <w:numFmt w:val="bullet"/>
-      <w:lvlText w:val=""/>
-      <w:lvlJc w:val="left"/>
-      <w:pPr>
-        <w:tabs>
-          <w:tab w:val="num" w:pos="2880"/>
-        </w:tabs>
-        <w:ind w:left="2880" w:hanging="360"/>
-      </w:pPr>
-      <w:rPr>
-        <w:rFonts w:ascii="Wingdings" w:hAnsi="Wingdings" w:hint="default"/>
-        <w:sz w:val="20"/>
-      </w:rPr>
-    </w:lvl>
-    <w:lvl w:ilvl="4" w:tentative="1">
-      <w:start w:val="1"/>
-      <w:numFmt w:val="bullet"/>
-      <w:lvlText w:val=""/>
-      <w:lvlJc w:val="left"/>
-      <w:pPr>
-        <w:tabs>
-          <w:tab w:val="num" w:pos="3600"/>
-        </w:tabs>
-        <w:ind w:left="3600" w:hanging="360"/>
-      </w:pPr>
-      <w:rPr>
-        <w:rFonts w:ascii="Wingdings" w:hAnsi="Wingdings" w:hint="default"/>
-        <w:sz w:val="20"/>
-      </w:rPr>
-    </w:lvl>
-    <w:lvl w:ilvl="5" w:tentative="1">
-      <w:start w:val="1"/>
-      <w:numFmt w:val="bullet"/>
-      <w:lvlText w:val=""/>
-      <w:lvlJc w:val="left"/>
-      <w:pPr>
-        <w:tabs>
-          <w:tab w:val="num" w:pos="4320"/>
-        </w:tabs>
-        <w:ind w:left="4320" w:hanging="360"/>
-      </w:pPr>
-      <w:rPr>
-        <w:rFonts w:ascii="Wingdings" w:hAnsi="Wingdings" w:hint="default"/>
-        <w:sz w:val="20"/>
-      </w:rPr>
-    </w:lvl>
-    <w:lvl w:ilvl="6" w:tentative="1">
-      <w:start w:val="1"/>
-      <w:numFmt w:val="bullet"/>
-      <w:lvlText w:val=""/>
-      <w:lvlJc w:val="left"/>
-      <w:pPr>
-        <w:tabs>
-          <w:tab w:val="num" w:pos="5040"/>
-        </w:tabs>
-        <w:ind w:left="5040" w:hanging="360"/>
-      </w:pPr>
-      <w:rPr>
-        <w:rFonts w:ascii="Wingdings" w:hAnsi="Wingdings" w:hint="default"/>
-        <w:sz w:val="20"/>
-      </w:rPr>
-    </w:lvl>
-    <w:lvl w:ilvl="7" w:tentative="1">
-      <w:start w:val="1"/>
-      <w:numFmt w:val="bullet"/>
-      <w:lvlText w:val=""/>
-      <w:lvlJc w:val="left"/>
-      <w:pPr>
-        <w:tabs>
-          <w:tab w:val="num" w:pos="5760"/>
-        </w:tabs>
-        <w:ind w:left="5760" w:hanging="360"/>
-      </w:pPr>
-      <w:rPr>
-        <w:rFonts w:ascii="Wingdings" w:hAnsi="Wingdings" w:hint="default"/>
-        <w:sz w:val="20"/>
-      </w:rPr>
-    </w:lvl>
-    <w:lvl w:ilvl="8" w:tentative="1">
-      <w:start w:val="1"/>
-      <w:numFmt w:val="bullet"/>
-      <w:lvlText w:val=""/>
-      <w:lvlJc w:val="left"/>
-      <w:pPr>
-        <w:tabs>
-          <w:tab w:val="num" w:pos="6480"/>
-        </w:tabs>
-        <w:ind w:left="6480" w:hanging="360"/>
-      </w:pPr>
-      <w:rPr>
-        <w:rFonts w:ascii="Wingdings" w:hAnsi="Wingdings" w:hint="default"/>
-        <w:sz w:val="20"/>
-      </w:rPr>
-    </w:lvl>
-  </w:abstractNum>
-  <w:abstractNum w:abstractNumId="28" w15:restartNumberingAfterBreak="0">
-    <w:nsid w:val="3BC23119"/>
-    <w:multiLevelType w:val="multilevel"/>
-    <w:tmpl w:val="8CA63E98"/>
-    <w:lvl w:ilvl="0">
-      <w:start w:val="1"/>
-      <w:numFmt w:val="bullet"/>
-      <w:lvlText w:val=""/>
-      <w:lvlJc w:val="left"/>
-      <w:pPr>
-        <w:tabs>
-          <w:tab w:val="num" w:pos="720"/>
-        </w:tabs>
-        <w:ind w:left="720" w:hanging="360"/>
-      </w:pPr>
-      <w:rPr>
-        <w:rFonts w:ascii="Symbol" w:hAnsi="Symbol" w:hint="default"/>
-        <w:sz w:val="20"/>
-      </w:rPr>
-    </w:lvl>
-    <w:lvl w:ilvl="1" w:tentative="1">
-      <w:start w:val="1"/>
-      <w:numFmt w:val="bullet"/>
-      <w:lvlText w:val="o"/>
-      <w:lvlJc w:val="left"/>
-      <w:pPr>
-        <w:tabs>
-          <w:tab w:val="num" w:pos="1440"/>
-        </w:tabs>
-        <w:ind w:left="1440" w:hanging="360"/>
-      </w:pPr>
-      <w:rPr>
-        <w:rFonts w:ascii="Courier New" w:hAnsi="Courier New" w:hint="default"/>
-        <w:sz w:val="20"/>
-      </w:rPr>
-    </w:lvl>
-    <w:lvl w:ilvl="2" w:tentative="1">
-      <w:start w:val="1"/>
-      <w:numFmt w:val="bullet"/>
-      <w:lvlText w:val=""/>
-      <w:lvlJc w:val="left"/>
-      <w:pPr>
-        <w:tabs>
-          <w:tab w:val="num" w:pos="2160"/>
-        </w:tabs>
-        <w:ind w:left="2160" w:hanging="360"/>
-      </w:pPr>
-      <w:rPr>
-        <w:rFonts w:ascii="Wingdings" w:hAnsi="Wingdings" w:hint="default"/>
-        <w:sz w:val="20"/>
-      </w:rPr>
-    </w:lvl>
-    <w:lvl w:ilvl="3" w:tentative="1">
-      <w:start w:val="1"/>
-      <w:numFmt w:val="bullet"/>
-      <w:lvlText w:val=""/>
-      <w:lvlJc w:val="left"/>
-      <w:pPr>
-        <w:tabs>
-          <w:tab w:val="num" w:pos="2880"/>
-        </w:tabs>
-        <w:ind w:left="2880" w:hanging="360"/>
-      </w:pPr>
-      <w:rPr>
-        <w:rFonts w:ascii="Wingdings" w:hAnsi="Wingdings" w:hint="default"/>
-        <w:sz w:val="20"/>
-      </w:rPr>
-    </w:lvl>
-    <w:lvl w:ilvl="4" w:tentative="1">
-      <w:start w:val="1"/>
-      <w:numFmt w:val="bullet"/>
-      <w:lvlText w:val=""/>
-      <w:lvlJc w:val="left"/>
-      <w:pPr>
-        <w:tabs>
-          <w:tab w:val="num" w:pos="3600"/>
-        </w:tabs>
-        <w:ind w:left="3600" w:hanging="360"/>
-      </w:pPr>
-      <w:rPr>
-        <w:rFonts w:ascii="Wingdings" w:hAnsi="Wingdings" w:hint="default"/>
-        <w:sz w:val="20"/>
-      </w:rPr>
-    </w:lvl>
-    <w:lvl w:ilvl="5" w:tentative="1">
-      <w:start w:val="1"/>
-      <w:numFmt w:val="bullet"/>
-      <w:lvlText w:val=""/>
-      <w:lvlJc w:val="left"/>
-      <w:pPr>
-        <w:tabs>
-          <w:tab w:val="num" w:pos="4320"/>
-        </w:tabs>
-        <w:ind w:left="4320" w:hanging="360"/>
-      </w:pPr>
-      <w:rPr>
-        <w:rFonts w:ascii="Wingdings" w:hAnsi="Wingdings" w:hint="default"/>
-        <w:sz w:val="20"/>
-      </w:rPr>
-    </w:lvl>
-    <w:lvl w:ilvl="6" w:tentative="1">
-      <w:start w:val="1"/>
-      <w:numFmt w:val="bullet"/>
-      <w:lvlText w:val=""/>
-      <w:lvlJc w:val="left"/>
-      <w:pPr>
-        <w:tabs>
-          <w:tab w:val="num" w:pos="5040"/>
-        </w:tabs>
-        <w:ind w:left="5040" w:hanging="360"/>
-      </w:pPr>
-      <w:rPr>
-        <w:rFonts w:ascii="Wingdings" w:hAnsi="Wingdings" w:hint="default"/>
-        <w:sz w:val="20"/>
-      </w:rPr>
-    </w:lvl>
-    <w:lvl w:ilvl="7" w:tentative="1">
-      <w:start w:val="1"/>
-      <w:numFmt w:val="bullet"/>
-      <w:lvlText w:val=""/>
-      <w:lvlJc w:val="left"/>
-      <w:pPr>
-        <w:tabs>
-          <w:tab w:val="num" w:pos="5760"/>
-        </w:tabs>
-        <w:ind w:left="5760" w:hanging="360"/>
-      </w:pPr>
-      <w:rPr>
-        <w:rFonts w:ascii="Wingdings" w:hAnsi="Wingdings" w:hint="default"/>
-        <w:sz w:val="20"/>
-      </w:rPr>
-    </w:lvl>
-    <w:lvl w:ilvl="8" w:tentative="1">
-      <w:start w:val="1"/>
-      <w:numFmt w:val="bullet"/>
-      <w:lvlText w:val=""/>
-      <w:lvlJc w:val="left"/>
-      <w:pPr>
-        <w:tabs>
-          <w:tab w:val="num" w:pos="6480"/>
-        </w:tabs>
-        <w:ind w:left="6480" w:hanging="360"/>
-      </w:pPr>
-      <w:rPr>
-        <w:rFonts w:ascii="Wingdings" w:hAnsi="Wingdings" w:hint="default"/>
-        <w:sz w:val="20"/>
-      </w:rPr>
-    </w:lvl>
-  </w:abstractNum>
-  <w:abstractNum w:abstractNumId="29" w15:restartNumberingAfterBreak="0">
+  <w:abstractNum w:abstractNumId="18" w15:restartNumberingAfterBreak="0">
     <w:nsid w:val="3E4638B0"/>
     <w:multiLevelType w:val="multilevel"/>
     <w:tmpl w:val="0918519E"/>
@@ -14035,7 +12425,7 @@
       </w:rPr>
     </w:lvl>
   </w:abstractNum>
-  <w:abstractNum w:abstractNumId="30" w15:restartNumberingAfterBreak="0">
+  <w:abstractNum w:abstractNumId="19" w15:restartNumberingAfterBreak="0">
     <w:nsid w:val="40775220"/>
     <w:multiLevelType w:val="multilevel"/>
     <w:tmpl w:val="BEF2FB70"/>
@@ -14184,269 +12574,7 @@
       </w:rPr>
     </w:lvl>
   </w:abstractNum>
-  <w:abstractNum w:abstractNumId="31" w15:restartNumberingAfterBreak="0">
-    <w:nsid w:val="40D567B5"/>
-    <w:multiLevelType w:val="hybridMultilevel"/>
-    <w:tmpl w:val="900E0460"/>
-    <w:lvl w:ilvl="0" w:tplc="40090001">
-      <w:start w:val="1"/>
-      <w:numFmt w:val="bullet"/>
-      <w:lvlText w:val=""/>
-      <w:lvlJc w:val="left"/>
-      <w:pPr>
-        <w:ind w:left="720" w:hanging="360"/>
-      </w:pPr>
-      <w:rPr>
-        <w:rFonts w:ascii="Symbol" w:hAnsi="Symbol" w:hint="default"/>
-      </w:rPr>
-    </w:lvl>
-    <w:lvl w:ilvl="1" w:tplc="40090003" w:tentative="1">
-      <w:start w:val="1"/>
-      <w:numFmt w:val="bullet"/>
-      <w:lvlText w:val="o"/>
-      <w:lvlJc w:val="left"/>
-      <w:pPr>
-        <w:ind w:left="1440" w:hanging="360"/>
-      </w:pPr>
-      <w:rPr>
-        <w:rFonts w:ascii="Courier New" w:hAnsi="Courier New" w:cs="Courier New" w:hint="default"/>
-      </w:rPr>
-    </w:lvl>
-    <w:lvl w:ilvl="2" w:tplc="40090005" w:tentative="1">
-      <w:start w:val="1"/>
-      <w:numFmt w:val="bullet"/>
-      <w:lvlText w:val=""/>
-      <w:lvlJc w:val="left"/>
-      <w:pPr>
-        <w:ind w:left="2160" w:hanging="360"/>
-      </w:pPr>
-      <w:rPr>
-        <w:rFonts w:ascii="Wingdings" w:hAnsi="Wingdings" w:hint="default"/>
-      </w:rPr>
-    </w:lvl>
-    <w:lvl w:ilvl="3" w:tplc="40090001" w:tentative="1">
-      <w:start w:val="1"/>
-      <w:numFmt w:val="bullet"/>
-      <w:lvlText w:val=""/>
-      <w:lvlJc w:val="left"/>
-      <w:pPr>
-        <w:ind w:left="2880" w:hanging="360"/>
-      </w:pPr>
-      <w:rPr>
-        <w:rFonts w:ascii="Symbol" w:hAnsi="Symbol" w:hint="default"/>
-      </w:rPr>
-    </w:lvl>
-    <w:lvl w:ilvl="4" w:tplc="40090003" w:tentative="1">
-      <w:start w:val="1"/>
-      <w:numFmt w:val="bullet"/>
-      <w:lvlText w:val="o"/>
-      <w:lvlJc w:val="left"/>
-      <w:pPr>
-        <w:ind w:left="3600" w:hanging="360"/>
-      </w:pPr>
-      <w:rPr>
-        <w:rFonts w:ascii="Courier New" w:hAnsi="Courier New" w:cs="Courier New" w:hint="default"/>
-      </w:rPr>
-    </w:lvl>
-    <w:lvl w:ilvl="5" w:tplc="40090005" w:tentative="1">
-      <w:start w:val="1"/>
-      <w:numFmt w:val="bullet"/>
-      <w:lvlText w:val=""/>
-      <w:lvlJc w:val="left"/>
-      <w:pPr>
-        <w:ind w:left="4320" w:hanging="360"/>
-      </w:pPr>
-      <w:rPr>
-        <w:rFonts w:ascii="Wingdings" w:hAnsi="Wingdings" w:hint="default"/>
-      </w:rPr>
-    </w:lvl>
-    <w:lvl w:ilvl="6" w:tplc="40090001" w:tentative="1">
-      <w:start w:val="1"/>
-      <w:numFmt w:val="bullet"/>
-      <w:lvlText w:val=""/>
-      <w:lvlJc w:val="left"/>
-      <w:pPr>
-        <w:ind w:left="5040" w:hanging="360"/>
-      </w:pPr>
-      <w:rPr>
-        <w:rFonts w:ascii="Symbol" w:hAnsi="Symbol" w:hint="default"/>
-      </w:rPr>
-    </w:lvl>
-    <w:lvl w:ilvl="7" w:tplc="40090003" w:tentative="1">
-      <w:start w:val="1"/>
-      <w:numFmt w:val="bullet"/>
-      <w:lvlText w:val="o"/>
-      <w:lvlJc w:val="left"/>
-      <w:pPr>
-        <w:ind w:left="5760" w:hanging="360"/>
-      </w:pPr>
-      <w:rPr>
-        <w:rFonts w:ascii="Courier New" w:hAnsi="Courier New" w:cs="Courier New" w:hint="default"/>
-      </w:rPr>
-    </w:lvl>
-    <w:lvl w:ilvl="8" w:tplc="40090005" w:tentative="1">
-      <w:start w:val="1"/>
-      <w:numFmt w:val="bullet"/>
-      <w:lvlText w:val=""/>
-      <w:lvlJc w:val="left"/>
-      <w:pPr>
-        <w:ind w:left="6480" w:hanging="360"/>
-      </w:pPr>
-      <w:rPr>
-        <w:rFonts w:ascii="Wingdings" w:hAnsi="Wingdings" w:hint="default"/>
-      </w:rPr>
-    </w:lvl>
-  </w:abstractNum>
-  <w:abstractNum w:abstractNumId="32" w15:restartNumberingAfterBreak="0">
-    <w:nsid w:val="42723E6A"/>
-    <w:multiLevelType w:val="multilevel"/>
-    <w:tmpl w:val="4C224C6E"/>
-    <w:lvl w:ilvl="0">
-      <w:start w:val="1"/>
-      <w:numFmt w:val="bullet"/>
-      <w:lvlText w:val=""/>
-      <w:lvlJc w:val="left"/>
-      <w:pPr>
-        <w:tabs>
-          <w:tab w:val="num" w:pos="720"/>
-        </w:tabs>
-        <w:ind w:left="720" w:hanging="360"/>
-      </w:pPr>
-      <w:rPr>
-        <w:rFonts w:ascii="Symbol" w:hAnsi="Symbol" w:hint="default"/>
-        <w:sz w:val="20"/>
-      </w:rPr>
-    </w:lvl>
-    <w:lvl w:ilvl="1" w:tentative="1">
-      <w:start w:val="1"/>
-      <w:numFmt w:val="bullet"/>
-      <w:lvlText w:val="o"/>
-      <w:lvlJc w:val="left"/>
-      <w:pPr>
-        <w:tabs>
-          <w:tab w:val="num" w:pos="1440"/>
-        </w:tabs>
-        <w:ind w:left="1440" w:hanging="360"/>
-      </w:pPr>
-      <w:rPr>
-        <w:rFonts w:ascii="Courier New" w:hAnsi="Courier New" w:hint="default"/>
-        <w:sz w:val="20"/>
-      </w:rPr>
-    </w:lvl>
-    <w:lvl w:ilvl="2" w:tentative="1">
-      <w:start w:val="1"/>
-      <w:numFmt w:val="bullet"/>
-      <w:lvlText w:val=""/>
-      <w:lvlJc w:val="left"/>
-      <w:pPr>
-        <w:tabs>
-          <w:tab w:val="num" w:pos="2160"/>
-        </w:tabs>
-        <w:ind w:left="2160" w:hanging="360"/>
-      </w:pPr>
-      <w:rPr>
-        <w:rFonts w:ascii="Wingdings" w:hAnsi="Wingdings" w:hint="default"/>
-        <w:sz w:val="20"/>
-      </w:rPr>
-    </w:lvl>
-    <w:lvl w:ilvl="3" w:tentative="1">
-      <w:start w:val="1"/>
-      <w:numFmt w:val="bullet"/>
-      <w:lvlText w:val=""/>
-      <w:lvlJc w:val="left"/>
-      <w:pPr>
-        <w:tabs>
-          <w:tab w:val="num" w:pos="2880"/>
-        </w:tabs>
-        <w:ind w:left="2880" w:hanging="360"/>
-      </w:pPr>
-      <w:rPr>
-        <w:rFonts w:ascii="Wingdings" w:hAnsi="Wingdings" w:hint="default"/>
-        <w:sz w:val="20"/>
-      </w:rPr>
-    </w:lvl>
-    <w:lvl w:ilvl="4" w:tentative="1">
-      <w:start w:val="1"/>
-      <w:numFmt w:val="bullet"/>
-      <w:lvlText w:val=""/>
-      <w:lvlJc w:val="left"/>
-      <w:pPr>
-        <w:tabs>
-          <w:tab w:val="num" w:pos="3600"/>
-        </w:tabs>
-        <w:ind w:left="3600" w:hanging="360"/>
-      </w:pPr>
-      <w:rPr>
-        <w:rFonts w:ascii="Wingdings" w:hAnsi="Wingdings" w:hint="default"/>
-        <w:sz w:val="20"/>
-      </w:rPr>
-    </w:lvl>
-    <w:lvl w:ilvl="5" w:tentative="1">
-      <w:start w:val="1"/>
-      <w:numFmt w:val="bullet"/>
-      <w:lvlText w:val=""/>
-      <w:lvlJc w:val="left"/>
-      <w:pPr>
-        <w:tabs>
-          <w:tab w:val="num" w:pos="4320"/>
-        </w:tabs>
-        <w:ind w:left="4320" w:hanging="360"/>
-      </w:pPr>
-      <w:rPr>
-        <w:rFonts w:ascii="Wingdings" w:hAnsi="Wingdings" w:hint="default"/>
-        <w:sz w:val="20"/>
-      </w:rPr>
-    </w:lvl>
-    <w:lvl w:ilvl="6" w:tentative="1">
-      <w:start w:val="1"/>
-      <w:numFmt w:val="bullet"/>
-      <w:lvlText w:val=""/>
-      <w:lvlJc w:val="left"/>
-      <w:pPr>
-        <w:tabs>
-          <w:tab w:val="num" w:pos="5040"/>
-        </w:tabs>
-        <w:ind w:left="5040" w:hanging="360"/>
-      </w:pPr>
-      <w:rPr>
-        <w:rFonts w:ascii="Wingdings" w:hAnsi="Wingdings" w:hint="default"/>
-        <w:sz w:val="20"/>
-      </w:rPr>
-    </w:lvl>
-    <w:lvl w:ilvl="7" w:tentative="1">
-      <w:start w:val="1"/>
-      <w:numFmt w:val="bullet"/>
-      <w:lvlText w:val=""/>
-      <w:lvlJc w:val="left"/>
-      <w:pPr>
-        <w:tabs>
-          <w:tab w:val="num" w:pos="5760"/>
-        </w:tabs>
-        <w:ind w:left="5760" w:hanging="360"/>
-      </w:pPr>
-      <w:rPr>
-        <w:rFonts w:ascii="Wingdings" w:hAnsi="Wingdings" w:hint="default"/>
-        <w:sz w:val="20"/>
-      </w:rPr>
-    </w:lvl>
-    <w:lvl w:ilvl="8" w:tentative="1">
-      <w:start w:val="1"/>
-      <w:numFmt w:val="bullet"/>
-      <w:lvlText w:val=""/>
-      <w:lvlJc w:val="left"/>
-      <w:pPr>
-        <w:tabs>
-          <w:tab w:val="num" w:pos="6480"/>
-        </w:tabs>
-        <w:ind w:left="6480" w:hanging="360"/>
-      </w:pPr>
-      <w:rPr>
-        <w:rFonts w:ascii="Wingdings" w:hAnsi="Wingdings" w:hint="default"/>
-        <w:sz w:val="20"/>
-      </w:rPr>
-    </w:lvl>
-  </w:abstractNum>
-  <w:abstractNum w:abstractNumId="33" w15:restartNumberingAfterBreak="0">
+  <w:abstractNum w:abstractNumId="20" w15:restartNumberingAfterBreak="0">
     <w:nsid w:val="4486064A"/>
     <w:multiLevelType w:val="multilevel"/>
     <w:tmpl w:val="58065E38"/>
@@ -14590,156 +12718,7 @@
       </w:rPr>
     </w:lvl>
   </w:abstractNum>
-  <w:abstractNum w:abstractNumId="34" w15:restartNumberingAfterBreak="0">
-    <w:nsid w:val="47246088"/>
-    <w:multiLevelType w:val="multilevel"/>
-    <w:tmpl w:val="3230A720"/>
-    <w:lvl w:ilvl="0">
-      <w:start w:val="1"/>
-      <w:numFmt w:val="bullet"/>
-      <w:lvlText w:val=""/>
-      <w:lvlJc w:val="left"/>
-      <w:pPr>
-        <w:tabs>
-          <w:tab w:val="num" w:pos="720"/>
-        </w:tabs>
-        <w:ind w:left="720" w:hanging="360"/>
-      </w:pPr>
-      <w:rPr>
-        <w:rFonts w:ascii="Symbol" w:hAnsi="Symbol" w:hint="default"/>
-        <w:sz w:val="20"/>
-      </w:rPr>
-    </w:lvl>
-    <w:lvl w:ilvl="1" w:tentative="1">
-      <w:start w:val="1"/>
-      <w:numFmt w:val="bullet"/>
-      <w:lvlText w:val="o"/>
-      <w:lvlJc w:val="left"/>
-      <w:pPr>
-        <w:tabs>
-          <w:tab w:val="num" w:pos="1440"/>
-        </w:tabs>
-        <w:ind w:left="1440" w:hanging="360"/>
-      </w:pPr>
-      <w:rPr>
-        <w:rFonts w:ascii="Courier New" w:hAnsi="Courier New" w:hint="default"/>
-        <w:sz w:val="20"/>
-      </w:rPr>
-    </w:lvl>
-    <w:lvl w:ilvl="2" w:tentative="1">
-      <w:start w:val="1"/>
-      <w:numFmt w:val="bullet"/>
-      <w:lvlText w:val=""/>
-      <w:lvlJc w:val="left"/>
-      <w:pPr>
-        <w:tabs>
-          <w:tab w:val="num" w:pos="2160"/>
-        </w:tabs>
-        <w:ind w:left="2160" w:hanging="360"/>
-      </w:pPr>
-      <w:rPr>
-        <w:rFonts w:ascii="Wingdings" w:hAnsi="Wingdings" w:hint="default"/>
-        <w:sz w:val="20"/>
-      </w:rPr>
-    </w:lvl>
-    <w:lvl w:ilvl="3" w:tentative="1">
-      <w:start w:val="1"/>
-      <w:numFmt w:val="bullet"/>
-      <w:lvlText w:val=""/>
-      <w:lvlJc w:val="left"/>
-      <w:pPr>
-        <w:tabs>
-          <w:tab w:val="num" w:pos="2880"/>
-        </w:tabs>
-        <w:ind w:left="2880" w:hanging="360"/>
-      </w:pPr>
-      <w:rPr>
-        <w:rFonts w:ascii="Wingdings" w:hAnsi="Wingdings" w:hint="default"/>
-        <w:sz w:val="20"/>
-      </w:rPr>
-    </w:lvl>
-    <w:lvl w:ilvl="4" w:tentative="1">
-      <w:start w:val="1"/>
-      <w:numFmt w:val="bullet"/>
-      <w:lvlText w:val=""/>
-      <w:lvlJc w:val="left"/>
-      <w:pPr>
-        <w:tabs>
-          <w:tab w:val="num" w:pos="3600"/>
-        </w:tabs>
-        <w:ind w:left="3600" w:hanging="360"/>
-      </w:pPr>
-      <w:rPr>
-        <w:rFonts w:ascii="Wingdings" w:hAnsi="Wingdings" w:hint="default"/>
-        <w:sz w:val="20"/>
-      </w:rPr>
-    </w:lvl>
-    <w:lvl w:ilvl="5" w:tentative="1">
-      <w:start w:val="1"/>
-      <w:numFmt w:val="bullet"/>
-      <w:lvlText w:val=""/>
-      <w:lvlJc w:val="left"/>
-      <w:pPr>
-        <w:tabs>
-          <w:tab w:val="num" w:pos="4320"/>
-        </w:tabs>
-        <w:ind w:left="4320" w:hanging="360"/>
-      </w:pPr>
-      <w:rPr>
-        <w:rFonts w:ascii="Wingdings" w:hAnsi="Wingdings" w:hint="default"/>
-        <w:sz w:val="20"/>
-      </w:rPr>
-    </w:lvl>
-    <w:lvl w:ilvl="6" w:tentative="1">
-      <w:start w:val="1"/>
-      <w:numFmt w:val="bullet"/>
-      <w:lvlText w:val=""/>
-      <w:lvlJc w:val="left"/>
-      <w:pPr>
-        <w:tabs>
-          <w:tab w:val="num" w:pos="5040"/>
-        </w:tabs>
-        <w:ind w:left="5040" w:hanging="360"/>
-      </w:pPr>
-      <w:rPr>
-        <w:rFonts w:ascii="Wingdings" w:hAnsi="Wingdings" w:hint="default"/>
-        <w:sz w:val="20"/>
-      </w:rPr>
-    </w:lvl>
-    <w:lvl w:ilvl="7" w:tentative="1">
-      <w:start w:val="1"/>
-      <w:numFmt w:val="bullet"/>
-      <w:lvlText w:val=""/>
-      <w:lvlJc w:val="left"/>
-      <w:pPr>
-        <w:tabs>
-          <w:tab w:val="num" w:pos="5760"/>
-        </w:tabs>
-        <w:ind w:left="5760" w:hanging="360"/>
-      </w:pPr>
-      <w:rPr>
-        <w:rFonts w:ascii="Wingdings" w:hAnsi="Wingdings" w:hint="default"/>
-        <w:sz w:val="20"/>
-      </w:rPr>
-    </w:lvl>
-    <w:lvl w:ilvl="8" w:tentative="1">
-      <w:start w:val="1"/>
-      <w:numFmt w:val="bullet"/>
-      <w:lvlText w:val=""/>
-      <w:lvlJc w:val="left"/>
-      <w:pPr>
-        <w:tabs>
-          <w:tab w:val="num" w:pos="6480"/>
-        </w:tabs>
-        <w:ind w:left="6480" w:hanging="360"/>
-      </w:pPr>
-      <w:rPr>
-        <w:rFonts w:ascii="Wingdings" w:hAnsi="Wingdings" w:hint="default"/>
-        <w:sz w:val="20"/>
-      </w:rPr>
-    </w:lvl>
-  </w:abstractNum>
-  <w:abstractNum w:abstractNumId="35" w15:restartNumberingAfterBreak="0">
+  <w:abstractNum w:abstractNumId="21" w15:restartNumberingAfterBreak="0">
     <w:nsid w:val="479D2128"/>
     <w:multiLevelType w:val="multilevel"/>
     <w:tmpl w:val="6428C0E0"/>
@@ -14888,156 +12867,7 @@
       </w:rPr>
     </w:lvl>
   </w:abstractNum>
-  <w:abstractNum w:abstractNumId="36" w15:restartNumberingAfterBreak="0">
-    <w:nsid w:val="48C43C7C"/>
-    <w:multiLevelType w:val="multilevel"/>
-    <w:tmpl w:val="35DED224"/>
-    <w:lvl w:ilvl="0">
-      <w:start w:val="1"/>
-      <w:numFmt w:val="bullet"/>
-      <w:lvlText w:val=""/>
-      <w:lvlJc w:val="left"/>
-      <w:pPr>
-        <w:tabs>
-          <w:tab w:val="num" w:pos="720"/>
-        </w:tabs>
-        <w:ind w:left="720" w:hanging="360"/>
-      </w:pPr>
-      <w:rPr>
-        <w:rFonts w:ascii="Symbol" w:hAnsi="Symbol" w:hint="default"/>
-        <w:sz w:val="20"/>
-      </w:rPr>
-    </w:lvl>
-    <w:lvl w:ilvl="1" w:tentative="1">
-      <w:start w:val="1"/>
-      <w:numFmt w:val="bullet"/>
-      <w:lvlText w:val="o"/>
-      <w:lvlJc w:val="left"/>
-      <w:pPr>
-        <w:tabs>
-          <w:tab w:val="num" w:pos="1440"/>
-        </w:tabs>
-        <w:ind w:left="1440" w:hanging="360"/>
-      </w:pPr>
-      <w:rPr>
-        <w:rFonts w:ascii="Courier New" w:hAnsi="Courier New" w:hint="default"/>
-        <w:sz w:val="20"/>
-      </w:rPr>
-    </w:lvl>
-    <w:lvl w:ilvl="2" w:tentative="1">
-      <w:start w:val="1"/>
-      <w:numFmt w:val="bullet"/>
-      <w:lvlText w:val=""/>
-      <w:lvlJc w:val="left"/>
-      <w:pPr>
-        <w:tabs>
-          <w:tab w:val="num" w:pos="2160"/>
-        </w:tabs>
-        <w:ind w:left="2160" w:hanging="360"/>
-      </w:pPr>
-      <w:rPr>
-        <w:rFonts w:ascii="Wingdings" w:hAnsi="Wingdings" w:hint="default"/>
-        <w:sz w:val="20"/>
-      </w:rPr>
-    </w:lvl>
-    <w:lvl w:ilvl="3" w:tentative="1">
-      <w:start w:val="1"/>
-      <w:numFmt w:val="bullet"/>
-      <w:lvlText w:val=""/>
-      <w:lvlJc w:val="left"/>
-      <w:pPr>
-        <w:tabs>
-          <w:tab w:val="num" w:pos="2880"/>
-        </w:tabs>
-        <w:ind w:left="2880" w:hanging="360"/>
-      </w:pPr>
-      <w:rPr>
-        <w:rFonts w:ascii="Wingdings" w:hAnsi="Wingdings" w:hint="default"/>
-        <w:sz w:val="20"/>
-      </w:rPr>
-    </w:lvl>
-    <w:lvl w:ilvl="4" w:tentative="1">
-      <w:start w:val="1"/>
-      <w:numFmt w:val="bullet"/>
-      <w:lvlText w:val=""/>
-      <w:lvlJc w:val="left"/>
-      <w:pPr>
-        <w:tabs>
-          <w:tab w:val="num" w:pos="3600"/>
-        </w:tabs>
-        <w:ind w:left="3600" w:hanging="360"/>
-      </w:pPr>
-      <w:rPr>
-        <w:rFonts w:ascii="Wingdings" w:hAnsi="Wingdings" w:hint="default"/>
-        <w:sz w:val="20"/>
-      </w:rPr>
-    </w:lvl>
-    <w:lvl w:ilvl="5" w:tentative="1">
-      <w:start w:val="1"/>
-      <w:numFmt w:val="bullet"/>
-      <w:lvlText w:val=""/>
-      <w:lvlJc w:val="left"/>
-      <w:pPr>
-        <w:tabs>
-          <w:tab w:val="num" w:pos="4320"/>
-        </w:tabs>
-        <w:ind w:left="4320" w:hanging="360"/>
-      </w:pPr>
-      <w:rPr>
-        <w:rFonts w:ascii="Wingdings" w:hAnsi="Wingdings" w:hint="default"/>
-        <w:sz w:val="20"/>
-      </w:rPr>
-    </w:lvl>
-    <w:lvl w:ilvl="6" w:tentative="1">
-      <w:start w:val="1"/>
-      <w:numFmt w:val="bullet"/>
-      <w:lvlText w:val=""/>
-      <w:lvlJc w:val="left"/>
-      <w:pPr>
-        <w:tabs>
-          <w:tab w:val="num" w:pos="5040"/>
-        </w:tabs>
-        <w:ind w:left="5040" w:hanging="360"/>
-      </w:pPr>
-      <w:rPr>
-        <w:rFonts w:ascii="Wingdings" w:hAnsi="Wingdings" w:hint="default"/>
-        <w:sz w:val="20"/>
-      </w:rPr>
-    </w:lvl>
-    <w:lvl w:ilvl="7" w:tentative="1">
-      <w:start w:val="1"/>
-      <w:numFmt w:val="bullet"/>
-      <w:lvlText w:val=""/>
-      <w:lvlJc w:val="left"/>
-      <w:pPr>
-        <w:tabs>
-          <w:tab w:val="num" w:pos="5760"/>
-        </w:tabs>
-        <w:ind w:left="5760" w:hanging="360"/>
-      </w:pPr>
-      <w:rPr>
-        <w:rFonts w:ascii="Wingdings" w:hAnsi="Wingdings" w:hint="default"/>
-        <w:sz w:val="20"/>
-      </w:rPr>
-    </w:lvl>
-    <w:lvl w:ilvl="8" w:tentative="1">
-      <w:start w:val="1"/>
-      <w:numFmt w:val="bullet"/>
-      <w:lvlText w:val=""/>
-      <w:lvlJc w:val="left"/>
-      <w:pPr>
-        <w:tabs>
-          <w:tab w:val="num" w:pos="6480"/>
-        </w:tabs>
-        <w:ind w:left="6480" w:hanging="360"/>
-      </w:pPr>
-      <w:rPr>
-        <w:rFonts w:ascii="Wingdings" w:hAnsi="Wingdings" w:hint="default"/>
-        <w:sz w:val="20"/>
-      </w:rPr>
-    </w:lvl>
-  </w:abstractNum>
-  <w:abstractNum w:abstractNumId="37" w15:restartNumberingAfterBreak="0">
+  <w:abstractNum w:abstractNumId="22" w15:restartNumberingAfterBreak="0">
     <w:nsid w:val="50767EFF"/>
     <w:multiLevelType w:val="multilevel"/>
     <w:tmpl w:val="B4ACD118"/>
@@ -15186,7 +13016,7 @@
       </w:rPr>
     </w:lvl>
   </w:abstractNum>
-  <w:abstractNum w:abstractNumId="38" w15:restartNumberingAfterBreak="0">
+  <w:abstractNum w:abstractNumId="23" w15:restartNumberingAfterBreak="0">
     <w:nsid w:val="510577BE"/>
     <w:multiLevelType w:val="multilevel"/>
     <w:tmpl w:val="EB90ABA6"/>
@@ -15335,7 +13165,7 @@
       </w:rPr>
     </w:lvl>
   </w:abstractNum>
-  <w:abstractNum w:abstractNumId="39" w15:restartNumberingAfterBreak="0">
+  <w:abstractNum w:abstractNumId="24" w15:restartNumberingAfterBreak="0">
     <w:nsid w:val="515E38AF"/>
     <w:multiLevelType w:val="multilevel"/>
     <w:tmpl w:val="845E84E0"/>
@@ -15484,305 +13314,7 @@
       </w:rPr>
     </w:lvl>
   </w:abstractNum>
-  <w:abstractNum w:abstractNumId="40" w15:restartNumberingAfterBreak="0">
-    <w:nsid w:val="51CD77CD"/>
-    <w:multiLevelType w:val="multilevel"/>
-    <w:tmpl w:val="6A188FB6"/>
-    <w:lvl w:ilvl="0">
-      <w:start w:val="1"/>
-      <w:numFmt w:val="bullet"/>
-      <w:lvlText w:val=""/>
-      <w:lvlJc w:val="left"/>
-      <w:pPr>
-        <w:tabs>
-          <w:tab w:val="num" w:pos="720"/>
-        </w:tabs>
-        <w:ind w:left="720" w:hanging="360"/>
-      </w:pPr>
-      <w:rPr>
-        <w:rFonts w:ascii="Symbol" w:hAnsi="Symbol" w:hint="default"/>
-        <w:sz w:val="20"/>
-      </w:rPr>
-    </w:lvl>
-    <w:lvl w:ilvl="1" w:tentative="1">
-      <w:start w:val="1"/>
-      <w:numFmt w:val="bullet"/>
-      <w:lvlText w:val="o"/>
-      <w:lvlJc w:val="left"/>
-      <w:pPr>
-        <w:tabs>
-          <w:tab w:val="num" w:pos="1440"/>
-        </w:tabs>
-        <w:ind w:left="1440" w:hanging="360"/>
-      </w:pPr>
-      <w:rPr>
-        <w:rFonts w:ascii="Courier New" w:hAnsi="Courier New" w:hint="default"/>
-        <w:sz w:val="20"/>
-      </w:rPr>
-    </w:lvl>
-    <w:lvl w:ilvl="2" w:tentative="1">
-      <w:start w:val="1"/>
-      <w:numFmt w:val="bullet"/>
-      <w:lvlText w:val=""/>
-      <w:lvlJc w:val="left"/>
-      <w:pPr>
-        <w:tabs>
-          <w:tab w:val="num" w:pos="2160"/>
-        </w:tabs>
-        <w:ind w:left="2160" w:hanging="360"/>
-      </w:pPr>
-      <w:rPr>
-        <w:rFonts w:ascii="Wingdings" w:hAnsi="Wingdings" w:hint="default"/>
-        <w:sz w:val="20"/>
-      </w:rPr>
-    </w:lvl>
-    <w:lvl w:ilvl="3" w:tentative="1">
-      <w:start w:val="1"/>
-      <w:numFmt w:val="bullet"/>
-      <w:lvlText w:val=""/>
-      <w:lvlJc w:val="left"/>
-      <w:pPr>
-        <w:tabs>
-          <w:tab w:val="num" w:pos="2880"/>
-        </w:tabs>
-        <w:ind w:left="2880" w:hanging="360"/>
-      </w:pPr>
-      <w:rPr>
-        <w:rFonts w:ascii="Wingdings" w:hAnsi="Wingdings" w:hint="default"/>
-        <w:sz w:val="20"/>
-      </w:rPr>
-    </w:lvl>
-    <w:lvl w:ilvl="4" w:tentative="1">
-      <w:start w:val="1"/>
-      <w:numFmt w:val="bullet"/>
-      <w:lvlText w:val=""/>
-      <w:lvlJc w:val="left"/>
-      <w:pPr>
-        <w:tabs>
-          <w:tab w:val="num" w:pos="3600"/>
-        </w:tabs>
-        <w:ind w:left="3600" w:hanging="360"/>
-      </w:pPr>
-      <w:rPr>
-        <w:rFonts w:ascii="Wingdings" w:hAnsi="Wingdings" w:hint="default"/>
-        <w:sz w:val="20"/>
-      </w:rPr>
-    </w:lvl>
-    <w:lvl w:ilvl="5" w:tentative="1">
-      <w:start w:val="1"/>
-      <w:numFmt w:val="bullet"/>
-      <w:lvlText w:val=""/>
-      <w:lvlJc w:val="left"/>
-      <w:pPr>
-        <w:tabs>
-          <w:tab w:val="num" w:pos="4320"/>
-        </w:tabs>
-        <w:ind w:left="4320" w:hanging="360"/>
-      </w:pPr>
-      <w:rPr>
-        <w:rFonts w:ascii="Wingdings" w:hAnsi="Wingdings" w:hint="default"/>
-        <w:sz w:val="20"/>
-      </w:rPr>
-    </w:lvl>
-    <w:lvl w:ilvl="6" w:tentative="1">
-      <w:start w:val="1"/>
-      <w:numFmt w:val="bullet"/>
-      <w:lvlText w:val=""/>
-      <w:lvlJc w:val="left"/>
-      <w:pPr>
-        <w:tabs>
-          <w:tab w:val="num" w:pos="5040"/>
-        </w:tabs>
-        <w:ind w:left="5040" w:hanging="360"/>
-      </w:pPr>
-      <w:rPr>
-        <w:rFonts w:ascii="Wingdings" w:hAnsi="Wingdings" w:hint="default"/>
-        <w:sz w:val="20"/>
-      </w:rPr>
-    </w:lvl>
-    <w:lvl w:ilvl="7" w:tentative="1">
-      <w:start w:val="1"/>
-      <w:numFmt w:val="bullet"/>
-      <w:lvlText w:val=""/>
-      <w:lvlJc w:val="left"/>
-      <w:pPr>
-        <w:tabs>
-          <w:tab w:val="num" w:pos="5760"/>
-        </w:tabs>
-        <w:ind w:left="5760" w:hanging="360"/>
-      </w:pPr>
-      <w:rPr>
-        <w:rFonts w:ascii="Wingdings" w:hAnsi="Wingdings" w:hint="default"/>
-        <w:sz w:val="20"/>
-      </w:rPr>
-    </w:lvl>
-    <w:lvl w:ilvl="8" w:tentative="1">
-      <w:start w:val="1"/>
-      <w:numFmt w:val="bullet"/>
-      <w:lvlText w:val=""/>
-      <w:lvlJc w:val="left"/>
-      <w:pPr>
-        <w:tabs>
-          <w:tab w:val="num" w:pos="6480"/>
-        </w:tabs>
-        <w:ind w:left="6480" w:hanging="360"/>
-      </w:pPr>
-      <w:rPr>
-        <w:rFonts w:ascii="Wingdings" w:hAnsi="Wingdings" w:hint="default"/>
-        <w:sz w:val="20"/>
-      </w:rPr>
-    </w:lvl>
-  </w:abstractNum>
-  <w:abstractNum w:abstractNumId="41" w15:restartNumberingAfterBreak="0">
-    <w:nsid w:val="53C45B5F"/>
-    <w:multiLevelType w:val="multilevel"/>
-    <w:tmpl w:val="0C4E8BF2"/>
-    <w:lvl w:ilvl="0">
-      <w:start w:val="1"/>
-      <w:numFmt w:val="bullet"/>
-      <w:lvlText w:val=""/>
-      <w:lvlJc w:val="left"/>
-      <w:pPr>
-        <w:tabs>
-          <w:tab w:val="num" w:pos="720"/>
-        </w:tabs>
-        <w:ind w:left="720" w:hanging="360"/>
-      </w:pPr>
-      <w:rPr>
-        <w:rFonts w:ascii="Symbol" w:hAnsi="Symbol" w:hint="default"/>
-        <w:sz w:val="20"/>
-      </w:rPr>
-    </w:lvl>
-    <w:lvl w:ilvl="1" w:tentative="1">
-      <w:start w:val="1"/>
-      <w:numFmt w:val="bullet"/>
-      <w:lvlText w:val="o"/>
-      <w:lvlJc w:val="left"/>
-      <w:pPr>
-        <w:tabs>
-          <w:tab w:val="num" w:pos="1440"/>
-        </w:tabs>
-        <w:ind w:left="1440" w:hanging="360"/>
-      </w:pPr>
-      <w:rPr>
-        <w:rFonts w:ascii="Courier New" w:hAnsi="Courier New" w:hint="default"/>
-        <w:sz w:val="20"/>
-      </w:rPr>
-    </w:lvl>
-    <w:lvl w:ilvl="2" w:tentative="1">
-      <w:start w:val="1"/>
-      <w:numFmt w:val="bullet"/>
-      <w:lvlText w:val=""/>
-      <w:lvlJc w:val="left"/>
-      <w:pPr>
-        <w:tabs>
-          <w:tab w:val="num" w:pos="2160"/>
-        </w:tabs>
-        <w:ind w:left="2160" w:hanging="360"/>
-      </w:pPr>
-      <w:rPr>
-        <w:rFonts w:ascii="Wingdings" w:hAnsi="Wingdings" w:hint="default"/>
-        <w:sz w:val="20"/>
-      </w:rPr>
-    </w:lvl>
-    <w:lvl w:ilvl="3" w:tentative="1">
-      <w:start w:val="1"/>
-      <w:numFmt w:val="bullet"/>
-      <w:lvlText w:val=""/>
-      <w:lvlJc w:val="left"/>
-      <w:pPr>
-        <w:tabs>
-          <w:tab w:val="num" w:pos="2880"/>
-        </w:tabs>
-        <w:ind w:left="2880" w:hanging="360"/>
-      </w:pPr>
-      <w:rPr>
-        <w:rFonts w:ascii="Wingdings" w:hAnsi="Wingdings" w:hint="default"/>
-        <w:sz w:val="20"/>
-      </w:rPr>
-    </w:lvl>
-    <w:lvl w:ilvl="4" w:tentative="1">
-      <w:start w:val="1"/>
-      <w:numFmt w:val="bullet"/>
-      <w:lvlText w:val=""/>
-      <w:lvlJc w:val="left"/>
-      <w:pPr>
-        <w:tabs>
-          <w:tab w:val="num" w:pos="3600"/>
-        </w:tabs>
-        <w:ind w:left="3600" w:hanging="360"/>
-      </w:pPr>
-      <w:rPr>
-        <w:rFonts w:ascii="Wingdings" w:hAnsi="Wingdings" w:hint="default"/>
-        <w:sz w:val="20"/>
-      </w:rPr>
-    </w:lvl>
-    <w:lvl w:ilvl="5" w:tentative="1">
-      <w:start w:val="1"/>
-      <w:numFmt w:val="bullet"/>
-      <w:lvlText w:val=""/>
-      <w:lvlJc w:val="left"/>
-      <w:pPr>
-        <w:tabs>
-          <w:tab w:val="num" w:pos="4320"/>
-        </w:tabs>
-        <w:ind w:left="4320" w:hanging="360"/>
-      </w:pPr>
-      <w:rPr>
-        <w:rFonts w:ascii="Wingdings" w:hAnsi="Wingdings" w:hint="default"/>
-        <w:sz w:val="20"/>
-      </w:rPr>
-    </w:lvl>
-    <w:lvl w:ilvl="6" w:tentative="1">
-      <w:start w:val="1"/>
-      <w:numFmt w:val="bullet"/>
-      <w:lvlText w:val=""/>
-      <w:lvlJc w:val="left"/>
-      <w:pPr>
-        <w:tabs>
-          <w:tab w:val="num" w:pos="5040"/>
-        </w:tabs>
-        <w:ind w:left="5040" w:hanging="360"/>
-      </w:pPr>
-      <w:rPr>
-        <w:rFonts w:ascii="Wingdings" w:hAnsi="Wingdings" w:hint="default"/>
-        <w:sz w:val="20"/>
-      </w:rPr>
-    </w:lvl>
-    <w:lvl w:ilvl="7" w:tentative="1">
-      <w:start w:val="1"/>
-      <w:numFmt w:val="bullet"/>
-      <w:lvlText w:val=""/>
-      <w:lvlJc w:val="left"/>
-      <w:pPr>
-        <w:tabs>
-          <w:tab w:val="num" w:pos="5760"/>
-        </w:tabs>
-        <w:ind w:left="5760" w:hanging="360"/>
-      </w:pPr>
-      <w:rPr>
-        <w:rFonts w:ascii="Wingdings" w:hAnsi="Wingdings" w:hint="default"/>
-        <w:sz w:val="20"/>
-      </w:rPr>
-    </w:lvl>
-    <w:lvl w:ilvl="8" w:tentative="1">
-      <w:start w:val="1"/>
-      <w:numFmt w:val="bullet"/>
-      <w:lvlText w:val=""/>
-      <w:lvlJc w:val="left"/>
-      <w:pPr>
-        <w:tabs>
-          <w:tab w:val="num" w:pos="6480"/>
-        </w:tabs>
-        <w:ind w:left="6480" w:hanging="360"/>
-      </w:pPr>
-      <w:rPr>
-        <w:rFonts w:ascii="Wingdings" w:hAnsi="Wingdings" w:hint="default"/>
-        <w:sz w:val="20"/>
-      </w:rPr>
-    </w:lvl>
-  </w:abstractNum>
-  <w:abstractNum w:abstractNumId="42" w15:restartNumberingAfterBreak="0">
+  <w:abstractNum w:abstractNumId="25" w15:restartNumberingAfterBreak="0">
     <w:nsid w:val="5444096F"/>
     <w:multiLevelType w:val="multilevel"/>
     <w:tmpl w:val="50B20E32"/>
@@ -15931,156 +13463,7 @@
       </w:rPr>
     </w:lvl>
   </w:abstractNum>
-  <w:abstractNum w:abstractNumId="43" w15:restartNumberingAfterBreak="0">
-    <w:nsid w:val="556E2CD1"/>
-    <w:multiLevelType w:val="multilevel"/>
-    <w:tmpl w:val="0F381580"/>
-    <w:lvl w:ilvl="0">
-      <w:start w:val="1"/>
-      <w:numFmt w:val="bullet"/>
-      <w:lvlText w:val=""/>
-      <w:lvlJc w:val="left"/>
-      <w:pPr>
-        <w:tabs>
-          <w:tab w:val="num" w:pos="720"/>
-        </w:tabs>
-        <w:ind w:left="720" w:hanging="360"/>
-      </w:pPr>
-      <w:rPr>
-        <w:rFonts w:ascii="Symbol" w:hAnsi="Symbol" w:hint="default"/>
-        <w:sz w:val="20"/>
-      </w:rPr>
-    </w:lvl>
-    <w:lvl w:ilvl="1" w:tentative="1">
-      <w:start w:val="1"/>
-      <w:numFmt w:val="bullet"/>
-      <w:lvlText w:val="o"/>
-      <w:lvlJc w:val="left"/>
-      <w:pPr>
-        <w:tabs>
-          <w:tab w:val="num" w:pos="1440"/>
-        </w:tabs>
-        <w:ind w:left="1440" w:hanging="360"/>
-      </w:pPr>
-      <w:rPr>
-        <w:rFonts w:ascii="Courier New" w:hAnsi="Courier New" w:hint="default"/>
-        <w:sz w:val="20"/>
-      </w:rPr>
-    </w:lvl>
-    <w:lvl w:ilvl="2" w:tentative="1">
-      <w:start w:val="1"/>
-      <w:numFmt w:val="bullet"/>
-      <w:lvlText w:val=""/>
-      <w:lvlJc w:val="left"/>
-      <w:pPr>
-        <w:tabs>
-          <w:tab w:val="num" w:pos="2160"/>
-        </w:tabs>
-        <w:ind w:left="2160" w:hanging="360"/>
-      </w:pPr>
-      <w:rPr>
-        <w:rFonts w:ascii="Wingdings" w:hAnsi="Wingdings" w:hint="default"/>
-        <w:sz w:val="20"/>
-      </w:rPr>
-    </w:lvl>
-    <w:lvl w:ilvl="3" w:tentative="1">
-      <w:start w:val="1"/>
-      <w:numFmt w:val="bullet"/>
-      <w:lvlText w:val=""/>
-      <w:lvlJc w:val="left"/>
-      <w:pPr>
-        <w:tabs>
-          <w:tab w:val="num" w:pos="2880"/>
-        </w:tabs>
-        <w:ind w:left="2880" w:hanging="360"/>
-      </w:pPr>
-      <w:rPr>
-        <w:rFonts w:ascii="Wingdings" w:hAnsi="Wingdings" w:hint="default"/>
-        <w:sz w:val="20"/>
-      </w:rPr>
-    </w:lvl>
-    <w:lvl w:ilvl="4" w:tentative="1">
-      <w:start w:val="1"/>
-      <w:numFmt w:val="bullet"/>
-      <w:lvlText w:val=""/>
-      <w:lvlJc w:val="left"/>
-      <w:pPr>
-        <w:tabs>
-          <w:tab w:val="num" w:pos="3600"/>
-        </w:tabs>
-        <w:ind w:left="3600" w:hanging="360"/>
-      </w:pPr>
-      <w:rPr>
-        <w:rFonts w:ascii="Wingdings" w:hAnsi="Wingdings" w:hint="default"/>
-        <w:sz w:val="20"/>
-      </w:rPr>
-    </w:lvl>
-    <w:lvl w:ilvl="5" w:tentative="1">
-      <w:start w:val="1"/>
-      <w:numFmt w:val="bullet"/>
-      <w:lvlText w:val=""/>
-      <w:lvlJc w:val="left"/>
-      <w:pPr>
-        <w:tabs>
-          <w:tab w:val="num" w:pos="4320"/>
-        </w:tabs>
-        <w:ind w:left="4320" w:hanging="360"/>
-      </w:pPr>
-      <w:rPr>
-        <w:rFonts w:ascii="Wingdings" w:hAnsi="Wingdings" w:hint="default"/>
-        <w:sz w:val="20"/>
-      </w:rPr>
-    </w:lvl>
-    <w:lvl w:ilvl="6" w:tentative="1">
-      <w:start w:val="1"/>
-      <w:numFmt w:val="bullet"/>
-      <w:lvlText w:val=""/>
-      <w:lvlJc w:val="left"/>
-      <w:pPr>
-        <w:tabs>
-          <w:tab w:val="num" w:pos="5040"/>
-        </w:tabs>
-        <w:ind w:left="5040" w:hanging="360"/>
-      </w:pPr>
-      <w:rPr>
-        <w:rFonts w:ascii="Wingdings" w:hAnsi="Wingdings" w:hint="default"/>
-        <w:sz w:val="20"/>
-      </w:rPr>
-    </w:lvl>
-    <w:lvl w:ilvl="7" w:tentative="1">
-      <w:start w:val="1"/>
-      <w:numFmt w:val="bullet"/>
-      <w:lvlText w:val=""/>
-      <w:lvlJc w:val="left"/>
-      <w:pPr>
-        <w:tabs>
-          <w:tab w:val="num" w:pos="5760"/>
-        </w:tabs>
-        <w:ind w:left="5760" w:hanging="360"/>
-      </w:pPr>
-      <w:rPr>
-        <w:rFonts w:ascii="Wingdings" w:hAnsi="Wingdings" w:hint="default"/>
-        <w:sz w:val="20"/>
-      </w:rPr>
-    </w:lvl>
-    <w:lvl w:ilvl="8" w:tentative="1">
-      <w:start w:val="1"/>
-      <w:numFmt w:val="bullet"/>
-      <w:lvlText w:val=""/>
-      <w:lvlJc w:val="left"/>
-      <w:pPr>
-        <w:tabs>
-          <w:tab w:val="num" w:pos="6480"/>
-        </w:tabs>
-        <w:ind w:left="6480" w:hanging="360"/>
-      </w:pPr>
-      <w:rPr>
-        <w:rFonts w:ascii="Wingdings" w:hAnsi="Wingdings" w:hint="default"/>
-        <w:sz w:val="20"/>
-      </w:rPr>
-    </w:lvl>
-  </w:abstractNum>
-  <w:abstractNum w:abstractNumId="44" w15:restartNumberingAfterBreak="0">
+  <w:abstractNum w:abstractNumId="26" w15:restartNumberingAfterBreak="0">
     <w:nsid w:val="55DB7D33"/>
     <w:multiLevelType w:val="multilevel"/>
     <w:tmpl w:val="CCBE23DE"/>
@@ -16229,7 +13612,7 @@
       </w:rPr>
     </w:lvl>
   </w:abstractNum>
-  <w:abstractNum w:abstractNumId="45" w15:restartNumberingAfterBreak="0">
+  <w:abstractNum w:abstractNumId="27" w15:restartNumberingAfterBreak="0">
     <w:nsid w:val="56913368"/>
     <w:multiLevelType w:val="multilevel"/>
     <w:tmpl w:val="A8C8971A"/>
@@ -16378,7 +13761,7 @@
       </w:rPr>
     </w:lvl>
   </w:abstractNum>
-  <w:abstractNum w:abstractNumId="46" w15:restartNumberingAfterBreak="0">
+  <w:abstractNum w:abstractNumId="28" w15:restartNumberingAfterBreak="0">
     <w:nsid w:val="56FC4F8C"/>
     <w:multiLevelType w:val="multilevel"/>
     <w:tmpl w:val="DC3202AE"/>
@@ -16527,120 +13910,7 @@
       </w:rPr>
     </w:lvl>
   </w:abstractNum>
-  <w:abstractNum w:abstractNumId="47" w15:restartNumberingAfterBreak="0">
-    <w:nsid w:val="576160C5"/>
-    <w:multiLevelType w:val="hybridMultilevel"/>
-    <w:tmpl w:val="3BAA5212"/>
-    <w:lvl w:ilvl="0" w:tplc="40090001">
-      <w:start w:val="1"/>
-      <w:numFmt w:val="bullet"/>
-      <w:lvlText w:val=""/>
-      <w:lvlJc w:val="left"/>
-      <w:pPr>
-        <w:ind w:left="720" w:hanging="360"/>
-      </w:pPr>
-      <w:rPr>
-        <w:rFonts w:ascii="Symbol" w:hAnsi="Symbol" w:hint="default"/>
-      </w:rPr>
-    </w:lvl>
-    <w:lvl w:ilvl="1" w:tplc="40090003" w:tentative="1">
-      <w:start w:val="1"/>
-      <w:numFmt w:val="bullet"/>
-      <w:lvlText w:val="o"/>
-      <w:lvlJc w:val="left"/>
-      <w:pPr>
-        <w:ind w:left="1440" w:hanging="360"/>
-      </w:pPr>
-      <w:rPr>
-        <w:rFonts w:ascii="Courier New" w:hAnsi="Courier New" w:cs="Courier New" w:hint="default"/>
-      </w:rPr>
-    </w:lvl>
-    <w:lvl w:ilvl="2" w:tplc="40090005" w:tentative="1">
-      <w:start w:val="1"/>
-      <w:numFmt w:val="bullet"/>
-      <w:lvlText w:val=""/>
-      <w:lvlJc w:val="left"/>
-      <w:pPr>
-        <w:ind w:left="2160" w:hanging="360"/>
-      </w:pPr>
-      <w:rPr>
-        <w:rFonts w:ascii="Wingdings" w:hAnsi="Wingdings" w:hint="default"/>
-      </w:rPr>
-    </w:lvl>
-    <w:lvl w:ilvl="3" w:tplc="40090001" w:tentative="1">
-      <w:start w:val="1"/>
-      <w:numFmt w:val="bullet"/>
-      <w:lvlText w:val=""/>
-      <w:lvlJc w:val="left"/>
-      <w:pPr>
-        <w:ind w:left="2880" w:hanging="360"/>
-      </w:pPr>
-      <w:rPr>
-        <w:rFonts w:ascii="Symbol" w:hAnsi="Symbol" w:hint="default"/>
-      </w:rPr>
-    </w:lvl>
-    <w:lvl w:ilvl="4" w:tplc="40090003" w:tentative="1">
-      <w:start w:val="1"/>
-      <w:numFmt w:val="bullet"/>
-      <w:lvlText w:val="o"/>
-      <w:lvlJc w:val="left"/>
-      <w:pPr>
-        <w:ind w:left="3600" w:hanging="360"/>
-      </w:pPr>
-      <w:rPr>
-        <w:rFonts w:ascii="Courier New" w:hAnsi="Courier New" w:cs="Courier New" w:hint="default"/>
-      </w:rPr>
-    </w:lvl>
-    <w:lvl w:ilvl="5" w:tplc="40090005" w:tentative="1">
-      <w:start w:val="1"/>
-      <w:numFmt w:val="bullet"/>
-      <w:lvlText w:val=""/>
-      <w:lvlJc w:val="left"/>
-      <w:pPr>
-        <w:ind w:left="4320" w:hanging="360"/>
-      </w:pPr>
-      <w:rPr>
-        <w:rFonts w:ascii="Wingdings" w:hAnsi="Wingdings" w:hint="default"/>
-      </w:rPr>
-    </w:lvl>
-    <w:lvl w:ilvl="6" w:tplc="40090001" w:tentative="1">
-      <w:start w:val="1"/>
-      <w:numFmt w:val="bullet"/>
-      <w:lvlText w:val=""/>
-      <w:lvlJc w:val="left"/>
-      <w:pPr>
-        <w:ind w:left="5040" w:hanging="360"/>
-      </w:pPr>
-      <w:rPr>
-        <w:rFonts w:ascii="Symbol" w:hAnsi="Symbol" w:hint="default"/>
-      </w:rPr>
-    </w:lvl>
-    <w:lvl w:ilvl="7" w:tplc="40090003" w:tentative="1">
-      <w:start w:val="1"/>
-      <w:numFmt w:val="bullet"/>
-      <w:lvlText w:val="o"/>
-      <w:lvlJc w:val="left"/>
-      <w:pPr>
-        <w:ind w:left="5760" w:hanging="360"/>
-      </w:pPr>
-      <w:rPr>
-        <w:rFonts w:ascii="Courier New" w:hAnsi="Courier New" w:cs="Courier New" w:hint="default"/>
-      </w:rPr>
-    </w:lvl>
-    <w:lvl w:ilvl="8" w:tplc="40090005" w:tentative="1">
-      <w:start w:val="1"/>
-      <w:numFmt w:val="bullet"/>
-      <w:lvlText w:val=""/>
-      <w:lvlJc w:val="left"/>
-      <w:pPr>
-        <w:ind w:left="6480" w:hanging="360"/>
-      </w:pPr>
-      <w:rPr>
-        <w:rFonts w:ascii="Wingdings" w:hAnsi="Wingdings" w:hint="default"/>
-      </w:rPr>
-    </w:lvl>
-  </w:abstractNum>
-  <w:abstractNum w:abstractNumId="48" w15:restartNumberingAfterBreak="0">
+  <w:abstractNum w:abstractNumId="29" w15:restartNumberingAfterBreak="0">
     <w:nsid w:val="585E5F70"/>
     <w:multiLevelType w:val="multilevel"/>
     <w:tmpl w:val="236AE19C"/>
@@ -16789,7 +14059,7 @@
       </w:rPr>
     </w:lvl>
   </w:abstractNum>
-  <w:abstractNum w:abstractNumId="49" w15:restartNumberingAfterBreak="0">
+  <w:abstractNum w:abstractNumId="30" w15:restartNumberingAfterBreak="0">
     <w:nsid w:val="592B13B6"/>
     <w:multiLevelType w:val="multilevel"/>
     <w:tmpl w:val="CD527E72"/>
@@ -16938,7 +14208,7 @@
       </w:rPr>
     </w:lvl>
   </w:abstractNum>
-  <w:abstractNum w:abstractNumId="50" w15:restartNumberingAfterBreak="0">
+  <w:abstractNum w:abstractNumId="31" w15:restartNumberingAfterBreak="0">
     <w:nsid w:val="59876137"/>
     <w:multiLevelType w:val="multilevel"/>
     <w:tmpl w:val="7CF6892A"/>
@@ -17087,156 +14357,7 @@
       </w:rPr>
     </w:lvl>
   </w:abstractNum>
-  <w:abstractNum w:abstractNumId="51" w15:restartNumberingAfterBreak="0">
-    <w:nsid w:val="59DC2703"/>
-    <w:multiLevelType w:val="multilevel"/>
-    <w:tmpl w:val="940E5F2E"/>
-    <w:lvl w:ilvl="0">
-      <w:start w:val="1"/>
-      <w:numFmt w:val="bullet"/>
-      <w:lvlText w:val=""/>
-      <w:lvlJc w:val="left"/>
-      <w:pPr>
-        <w:tabs>
-          <w:tab w:val="num" w:pos="720"/>
-        </w:tabs>
-        <w:ind w:left="720" w:hanging="360"/>
-      </w:pPr>
-      <w:rPr>
-        <w:rFonts w:ascii="Symbol" w:hAnsi="Symbol" w:hint="default"/>
-        <w:sz w:val="20"/>
-      </w:rPr>
-    </w:lvl>
-    <w:lvl w:ilvl="1" w:tentative="1">
-      <w:start w:val="1"/>
-      <w:numFmt w:val="bullet"/>
-      <w:lvlText w:val="o"/>
-      <w:lvlJc w:val="left"/>
-      <w:pPr>
-        <w:tabs>
-          <w:tab w:val="num" w:pos="1440"/>
-        </w:tabs>
-        <w:ind w:left="1440" w:hanging="360"/>
-      </w:pPr>
-      <w:rPr>
-        <w:rFonts w:ascii="Courier New" w:hAnsi="Courier New" w:hint="default"/>
-        <w:sz w:val="20"/>
-      </w:rPr>
-    </w:lvl>
-    <w:lvl w:ilvl="2" w:tentative="1">
-      <w:start w:val="1"/>
-      <w:numFmt w:val="bullet"/>
-      <w:lvlText w:val=""/>
-      <w:lvlJc w:val="left"/>
-      <w:pPr>
-        <w:tabs>
-          <w:tab w:val="num" w:pos="2160"/>
-        </w:tabs>
-        <w:ind w:left="2160" w:hanging="360"/>
-      </w:pPr>
-      <w:rPr>
-        <w:rFonts w:ascii="Wingdings" w:hAnsi="Wingdings" w:hint="default"/>
-        <w:sz w:val="20"/>
-      </w:rPr>
-    </w:lvl>
-    <w:lvl w:ilvl="3" w:tentative="1">
-      <w:start w:val="1"/>
-      <w:numFmt w:val="bullet"/>
-      <w:lvlText w:val=""/>
-      <w:lvlJc w:val="left"/>
-      <w:pPr>
-        <w:tabs>
-          <w:tab w:val="num" w:pos="2880"/>
-        </w:tabs>
-        <w:ind w:left="2880" w:hanging="360"/>
-      </w:pPr>
-      <w:rPr>
-        <w:rFonts w:ascii="Wingdings" w:hAnsi="Wingdings" w:hint="default"/>
-        <w:sz w:val="20"/>
-      </w:rPr>
-    </w:lvl>
-    <w:lvl w:ilvl="4" w:tentative="1">
-      <w:start w:val="1"/>
-      <w:numFmt w:val="bullet"/>
-      <w:lvlText w:val=""/>
-      <w:lvlJc w:val="left"/>
-      <w:pPr>
-        <w:tabs>
-          <w:tab w:val="num" w:pos="3600"/>
-        </w:tabs>
-        <w:ind w:left="3600" w:hanging="360"/>
-      </w:pPr>
-      <w:rPr>
-        <w:rFonts w:ascii="Wingdings" w:hAnsi="Wingdings" w:hint="default"/>
-        <w:sz w:val="20"/>
-      </w:rPr>
-    </w:lvl>
-    <w:lvl w:ilvl="5" w:tentative="1">
-      <w:start w:val="1"/>
-      <w:numFmt w:val="bullet"/>
-      <w:lvlText w:val=""/>
-      <w:lvlJc w:val="left"/>
-      <w:pPr>
-        <w:tabs>
-          <w:tab w:val="num" w:pos="4320"/>
-        </w:tabs>
-        <w:ind w:left="4320" w:hanging="360"/>
-      </w:pPr>
-      <w:rPr>
-        <w:rFonts w:ascii="Wingdings" w:hAnsi="Wingdings" w:hint="default"/>
-        <w:sz w:val="20"/>
-      </w:rPr>
-    </w:lvl>
-    <w:lvl w:ilvl="6" w:tentative="1">
-      <w:start w:val="1"/>
-      <w:numFmt w:val="bullet"/>
-      <w:lvlText w:val=""/>
-      <w:lvlJc w:val="left"/>
-      <w:pPr>
-        <w:tabs>
-          <w:tab w:val="num" w:pos="5040"/>
-        </w:tabs>
-        <w:ind w:left="5040" w:hanging="360"/>
-      </w:pPr>
-      <w:rPr>
-        <w:rFonts w:ascii="Wingdings" w:hAnsi="Wingdings" w:hint="default"/>
-        <w:sz w:val="20"/>
-      </w:rPr>
-    </w:lvl>
-    <w:lvl w:ilvl="7" w:tentative="1">
-      <w:start w:val="1"/>
-      <w:numFmt w:val="bullet"/>
-      <w:lvlText w:val=""/>
-      <w:lvlJc w:val="left"/>
-      <w:pPr>
-        <w:tabs>
-          <w:tab w:val="num" w:pos="5760"/>
-        </w:tabs>
-        <w:ind w:left="5760" w:hanging="360"/>
-      </w:pPr>
-      <w:rPr>
-        <w:rFonts w:ascii="Wingdings" w:hAnsi="Wingdings" w:hint="default"/>
-        <w:sz w:val="20"/>
-      </w:rPr>
-    </w:lvl>
-    <w:lvl w:ilvl="8" w:tentative="1">
-      <w:start w:val="1"/>
-      <w:numFmt w:val="bullet"/>
-      <w:lvlText w:val=""/>
-      <w:lvlJc w:val="left"/>
-      <w:pPr>
-        <w:tabs>
-          <w:tab w:val="num" w:pos="6480"/>
-        </w:tabs>
-        <w:ind w:left="6480" w:hanging="360"/>
-      </w:pPr>
-      <w:rPr>
-        <w:rFonts w:ascii="Wingdings" w:hAnsi="Wingdings" w:hint="default"/>
-        <w:sz w:val="20"/>
-      </w:rPr>
-    </w:lvl>
-  </w:abstractNum>
-  <w:abstractNum w:abstractNumId="52" w15:restartNumberingAfterBreak="0">
+  <w:abstractNum w:abstractNumId="32" w15:restartNumberingAfterBreak="0">
     <w:nsid w:val="5BB16326"/>
     <w:multiLevelType w:val="multilevel"/>
     <w:tmpl w:val="C99CE1C2"/>
@@ -17385,7 +14506,7 @@
       </w:rPr>
     </w:lvl>
   </w:abstractNum>
-  <w:abstractNum w:abstractNumId="53" w15:restartNumberingAfterBreak="0">
+  <w:abstractNum w:abstractNumId="33" w15:restartNumberingAfterBreak="0">
     <w:nsid w:val="5C2A6F4F"/>
     <w:multiLevelType w:val="multilevel"/>
     <w:tmpl w:val="F912CC02"/>
@@ -17534,7 +14655,7 @@
       </w:rPr>
     </w:lvl>
   </w:abstractNum>
-  <w:abstractNum w:abstractNumId="54" w15:restartNumberingAfterBreak="0">
+  <w:abstractNum w:abstractNumId="34" w15:restartNumberingAfterBreak="0">
     <w:nsid w:val="5E4C4446"/>
     <w:multiLevelType w:val="multilevel"/>
     <w:tmpl w:val="F00A52F6"/>
@@ -17683,7 +14804,7 @@
       </w:rPr>
     </w:lvl>
   </w:abstractNum>
-  <w:abstractNum w:abstractNumId="55" w15:restartNumberingAfterBreak="0">
+  <w:abstractNum w:abstractNumId="35" w15:restartNumberingAfterBreak="0">
     <w:nsid w:val="60282079"/>
     <w:multiLevelType w:val="multilevel"/>
     <w:tmpl w:val="0B5E56A2"/>
@@ -17832,156 +14953,7 @@
       </w:rPr>
     </w:lvl>
   </w:abstractNum>
-  <w:abstractNum w:abstractNumId="56" w15:restartNumberingAfterBreak="0">
-    <w:nsid w:val="627B5793"/>
-    <w:multiLevelType w:val="multilevel"/>
-    <w:tmpl w:val="F94A586A"/>
-    <w:lvl w:ilvl="0">
-      <w:start w:val="1"/>
-      <w:numFmt w:val="bullet"/>
-      <w:lvlText w:val=""/>
-      <w:lvlJc w:val="left"/>
-      <w:pPr>
-        <w:tabs>
-          <w:tab w:val="num" w:pos="720"/>
-        </w:tabs>
-        <w:ind w:left="720" w:hanging="360"/>
-      </w:pPr>
-      <w:rPr>
-        <w:rFonts w:ascii="Symbol" w:hAnsi="Symbol" w:hint="default"/>
-        <w:sz w:val="20"/>
-      </w:rPr>
-    </w:lvl>
-    <w:lvl w:ilvl="1" w:tentative="1">
-      <w:start w:val="1"/>
-      <w:numFmt w:val="bullet"/>
-      <w:lvlText w:val="o"/>
-      <w:lvlJc w:val="left"/>
-      <w:pPr>
-        <w:tabs>
-          <w:tab w:val="num" w:pos="1440"/>
-        </w:tabs>
-        <w:ind w:left="1440" w:hanging="360"/>
-      </w:pPr>
-      <w:rPr>
-        <w:rFonts w:ascii="Courier New" w:hAnsi="Courier New" w:hint="default"/>
-        <w:sz w:val="20"/>
-      </w:rPr>
-    </w:lvl>
-    <w:lvl w:ilvl="2" w:tentative="1">
-      <w:start w:val="1"/>
-      <w:numFmt w:val="bullet"/>
-      <w:lvlText w:val=""/>
-      <w:lvlJc w:val="left"/>
-      <w:pPr>
-        <w:tabs>
-          <w:tab w:val="num" w:pos="2160"/>
-        </w:tabs>
-        <w:ind w:left="2160" w:hanging="360"/>
-      </w:pPr>
-      <w:rPr>
-        <w:rFonts w:ascii="Wingdings" w:hAnsi="Wingdings" w:hint="default"/>
-        <w:sz w:val="20"/>
-      </w:rPr>
-    </w:lvl>
-    <w:lvl w:ilvl="3" w:tentative="1">
-      <w:start w:val="1"/>
-      <w:numFmt w:val="bullet"/>
-      <w:lvlText w:val=""/>
-      <w:lvlJc w:val="left"/>
-      <w:pPr>
-        <w:tabs>
-          <w:tab w:val="num" w:pos="2880"/>
-        </w:tabs>
-        <w:ind w:left="2880" w:hanging="360"/>
-      </w:pPr>
-      <w:rPr>
-        <w:rFonts w:ascii="Wingdings" w:hAnsi="Wingdings" w:hint="default"/>
-        <w:sz w:val="20"/>
-      </w:rPr>
-    </w:lvl>
-    <w:lvl w:ilvl="4" w:tentative="1">
-      <w:start w:val="1"/>
-      <w:numFmt w:val="bullet"/>
-      <w:lvlText w:val=""/>
-      <w:lvlJc w:val="left"/>
-      <w:pPr>
-        <w:tabs>
-          <w:tab w:val="num" w:pos="3600"/>
-        </w:tabs>
-        <w:ind w:left="3600" w:hanging="360"/>
-      </w:pPr>
-      <w:rPr>
-        <w:rFonts w:ascii="Wingdings" w:hAnsi="Wingdings" w:hint="default"/>
-        <w:sz w:val="20"/>
-      </w:rPr>
-    </w:lvl>
-    <w:lvl w:ilvl="5" w:tentative="1">
-      <w:start w:val="1"/>
-      <w:numFmt w:val="bullet"/>
-      <w:lvlText w:val=""/>
-      <w:lvlJc w:val="left"/>
-      <w:pPr>
-        <w:tabs>
-          <w:tab w:val="num" w:pos="4320"/>
-        </w:tabs>
-        <w:ind w:left="4320" w:hanging="360"/>
-      </w:pPr>
-      <w:rPr>
-        <w:rFonts w:ascii="Wingdings" w:hAnsi="Wingdings" w:hint="default"/>
-        <w:sz w:val="20"/>
-      </w:rPr>
-    </w:lvl>
-    <w:lvl w:ilvl="6" w:tentative="1">
-      <w:start w:val="1"/>
-      <w:numFmt w:val="bullet"/>
-      <w:lvlText w:val=""/>
-      <w:lvlJc w:val="left"/>
-      <w:pPr>
-        <w:tabs>
-          <w:tab w:val="num" w:pos="5040"/>
-        </w:tabs>
-        <w:ind w:left="5040" w:hanging="360"/>
-      </w:pPr>
-      <w:rPr>
-        <w:rFonts w:ascii="Wingdings" w:hAnsi="Wingdings" w:hint="default"/>
-        <w:sz w:val="20"/>
-      </w:rPr>
-    </w:lvl>
-    <w:lvl w:ilvl="7" w:tentative="1">
-      <w:start w:val="1"/>
-      <w:numFmt w:val="bullet"/>
-      <w:lvlText w:val=""/>
-      <w:lvlJc w:val="left"/>
-      <w:pPr>
-        <w:tabs>
-          <w:tab w:val="num" w:pos="5760"/>
-        </w:tabs>
-        <w:ind w:left="5760" w:hanging="360"/>
-      </w:pPr>
-      <w:rPr>
-        <w:rFonts w:ascii="Wingdings" w:hAnsi="Wingdings" w:hint="default"/>
-        <w:sz w:val="20"/>
-      </w:rPr>
-    </w:lvl>
-    <w:lvl w:ilvl="8" w:tentative="1">
-      <w:start w:val="1"/>
-      <w:numFmt w:val="bullet"/>
-      <w:lvlText w:val=""/>
-      <w:lvlJc w:val="left"/>
-      <w:pPr>
-        <w:tabs>
-          <w:tab w:val="num" w:pos="6480"/>
-        </w:tabs>
-        <w:ind w:left="6480" w:hanging="360"/>
-      </w:pPr>
-      <w:rPr>
-        <w:rFonts w:ascii="Wingdings" w:hAnsi="Wingdings" w:hint="default"/>
-        <w:sz w:val="20"/>
-      </w:rPr>
-    </w:lvl>
-  </w:abstractNum>
-  <w:abstractNum w:abstractNumId="57" w15:restartNumberingAfterBreak="0">
+  <w:abstractNum w:abstractNumId="36" w15:restartNumberingAfterBreak="0">
     <w:nsid w:val="670E6283"/>
     <w:multiLevelType w:val="multilevel"/>
     <w:tmpl w:val="15522EB8"/>
@@ -18130,156 +15102,7 @@
       </w:rPr>
     </w:lvl>
   </w:abstractNum>
-  <w:abstractNum w:abstractNumId="58" w15:restartNumberingAfterBreak="0">
-    <w:nsid w:val="67C30203"/>
-    <w:multiLevelType w:val="multilevel"/>
-    <w:tmpl w:val="C2028084"/>
-    <w:lvl w:ilvl="0">
-      <w:start w:val="1"/>
-      <w:numFmt w:val="bullet"/>
-      <w:lvlText w:val=""/>
-      <w:lvlJc w:val="left"/>
-      <w:pPr>
-        <w:tabs>
-          <w:tab w:val="num" w:pos="720"/>
-        </w:tabs>
-        <w:ind w:left="720" w:hanging="360"/>
-      </w:pPr>
-      <w:rPr>
-        <w:rFonts w:ascii="Symbol" w:hAnsi="Symbol" w:hint="default"/>
-        <w:sz w:val="20"/>
-      </w:rPr>
-    </w:lvl>
-    <w:lvl w:ilvl="1">
-      <w:start w:val="1"/>
-      <w:numFmt w:val="bullet"/>
-      <w:lvlText w:val="o"/>
-      <w:lvlJc w:val="left"/>
-      <w:pPr>
-        <w:tabs>
-          <w:tab w:val="num" w:pos="1440"/>
-        </w:tabs>
-        <w:ind w:left="1440" w:hanging="360"/>
-      </w:pPr>
-      <w:rPr>
-        <w:rFonts w:ascii="Courier New" w:hAnsi="Courier New" w:hint="default"/>
-        <w:sz w:val="20"/>
-      </w:rPr>
-    </w:lvl>
-    <w:lvl w:ilvl="2" w:tentative="1">
-      <w:start w:val="1"/>
-      <w:numFmt w:val="bullet"/>
-      <w:lvlText w:val=""/>
-      <w:lvlJc w:val="left"/>
-      <w:pPr>
-        <w:tabs>
-          <w:tab w:val="num" w:pos="2160"/>
-        </w:tabs>
-        <w:ind w:left="2160" w:hanging="360"/>
-      </w:pPr>
-      <w:rPr>
-        <w:rFonts w:ascii="Wingdings" w:hAnsi="Wingdings" w:hint="default"/>
-        <w:sz w:val="20"/>
-      </w:rPr>
-    </w:lvl>
-    <w:lvl w:ilvl="3" w:tentative="1">
-      <w:start w:val="1"/>
-      <w:numFmt w:val="bullet"/>
-      <w:lvlText w:val=""/>
-      <w:lvlJc w:val="left"/>
-      <w:pPr>
-        <w:tabs>
-          <w:tab w:val="num" w:pos="2880"/>
-        </w:tabs>
-        <w:ind w:left="2880" w:hanging="360"/>
-      </w:pPr>
-      <w:rPr>
-        <w:rFonts w:ascii="Wingdings" w:hAnsi="Wingdings" w:hint="default"/>
-        <w:sz w:val="20"/>
-      </w:rPr>
-    </w:lvl>
-    <w:lvl w:ilvl="4" w:tentative="1">
-      <w:start w:val="1"/>
-      <w:numFmt w:val="bullet"/>
-      <w:lvlText w:val=""/>
-      <w:lvlJc w:val="left"/>
-      <w:pPr>
-        <w:tabs>
-          <w:tab w:val="num" w:pos="3600"/>
-        </w:tabs>
-        <w:ind w:left="3600" w:hanging="360"/>
-      </w:pPr>
-      <w:rPr>
-        <w:rFonts w:ascii="Wingdings" w:hAnsi="Wingdings" w:hint="default"/>
-        <w:sz w:val="20"/>
-      </w:rPr>
-    </w:lvl>
-    <w:lvl w:ilvl="5" w:tentative="1">
-      <w:start w:val="1"/>
-      <w:numFmt w:val="bullet"/>
-      <w:lvlText w:val=""/>
-      <w:lvlJc w:val="left"/>
-      <w:pPr>
-        <w:tabs>
-          <w:tab w:val="num" w:pos="4320"/>
-        </w:tabs>
-        <w:ind w:left="4320" w:hanging="360"/>
-      </w:pPr>
-      <w:rPr>
-        <w:rFonts w:ascii="Wingdings" w:hAnsi="Wingdings" w:hint="default"/>
-        <w:sz w:val="20"/>
-      </w:rPr>
-    </w:lvl>
-    <w:lvl w:ilvl="6" w:tentative="1">
-      <w:start w:val="1"/>
-      <w:numFmt w:val="bullet"/>
-      <w:lvlText w:val=""/>
-      <w:lvlJc w:val="left"/>
-      <w:pPr>
-        <w:tabs>
-          <w:tab w:val="num" w:pos="5040"/>
-        </w:tabs>
-        <w:ind w:left="5040" w:hanging="360"/>
-      </w:pPr>
-      <w:rPr>
-        <w:rFonts w:ascii="Wingdings" w:hAnsi="Wingdings" w:hint="default"/>
-        <w:sz w:val="20"/>
-      </w:rPr>
-    </w:lvl>
-    <w:lvl w:ilvl="7" w:tentative="1">
-      <w:start w:val="1"/>
-      <w:numFmt w:val="bullet"/>
-      <w:lvlText w:val=""/>
-      <w:lvlJc w:val="left"/>
-      <w:pPr>
-        <w:tabs>
-          <w:tab w:val="num" w:pos="5760"/>
-        </w:tabs>
-        <w:ind w:left="5760" w:hanging="360"/>
-      </w:pPr>
-      <w:rPr>
-        <w:rFonts w:ascii="Wingdings" w:hAnsi="Wingdings" w:hint="default"/>
-        <w:sz w:val="20"/>
-      </w:rPr>
-    </w:lvl>
-    <w:lvl w:ilvl="8" w:tentative="1">
-      <w:start w:val="1"/>
-      <w:numFmt w:val="bullet"/>
-      <w:lvlText w:val=""/>
-      <w:lvlJc w:val="left"/>
-      <w:pPr>
-        <w:tabs>
-          <w:tab w:val="num" w:pos="6480"/>
-        </w:tabs>
-        <w:ind w:left="6480" w:hanging="360"/>
-      </w:pPr>
-      <w:rPr>
-        <w:rFonts w:ascii="Wingdings" w:hAnsi="Wingdings" w:hint="default"/>
-        <w:sz w:val="20"/>
-      </w:rPr>
-    </w:lvl>
-  </w:abstractNum>
-  <w:abstractNum w:abstractNumId="59" w15:restartNumberingAfterBreak="0">
+  <w:abstractNum w:abstractNumId="37" w15:restartNumberingAfterBreak="0">
     <w:nsid w:val="695A6A23"/>
     <w:multiLevelType w:val="multilevel"/>
     <w:tmpl w:val="02084916"/>
@@ -18428,7 +15251,7 @@
       </w:rPr>
     </w:lvl>
   </w:abstractNum>
-  <w:abstractNum w:abstractNumId="60" w15:restartNumberingAfterBreak="0">
+  <w:abstractNum w:abstractNumId="38" w15:restartNumberingAfterBreak="0">
     <w:nsid w:val="713F5EDB"/>
     <w:multiLevelType w:val="multilevel"/>
     <w:tmpl w:val="7CA8DCE2"/>
@@ -18577,7 +15400,7 @@
       </w:rPr>
     </w:lvl>
   </w:abstractNum>
-  <w:abstractNum w:abstractNumId="61" w15:restartNumberingAfterBreak="0">
+  <w:abstractNum w:abstractNumId="39" w15:restartNumberingAfterBreak="0">
     <w:nsid w:val="7222474C"/>
     <w:multiLevelType w:val="multilevel"/>
     <w:tmpl w:val="C5CA8D36"/>
@@ -18726,7 +15549,7 @@
       </w:rPr>
     </w:lvl>
   </w:abstractNum>
-  <w:abstractNum w:abstractNumId="62" w15:restartNumberingAfterBreak="0">
+  <w:abstractNum w:abstractNumId="40" w15:restartNumberingAfterBreak="0">
     <w:nsid w:val="72A43BBE"/>
     <w:multiLevelType w:val="multilevel"/>
     <w:tmpl w:val="4734099A"/>
@@ -18875,7 +15698,7 @@
       </w:rPr>
     </w:lvl>
   </w:abstractNum>
-  <w:abstractNum w:abstractNumId="63" w15:restartNumberingAfterBreak="0">
+  <w:abstractNum w:abstractNumId="41" w15:restartNumberingAfterBreak="0">
     <w:nsid w:val="768172DC"/>
     <w:multiLevelType w:val="multilevel"/>
     <w:tmpl w:val="6F7EA4CE"/>
@@ -19024,7 +15847,7 @@
       </w:rPr>
     </w:lvl>
   </w:abstractNum>
-  <w:abstractNum w:abstractNumId="64" w15:restartNumberingAfterBreak="0">
+  <w:abstractNum w:abstractNumId="42" w15:restartNumberingAfterBreak="0">
     <w:nsid w:val="77DF70FB"/>
     <w:multiLevelType w:val="multilevel"/>
     <w:tmpl w:val="2D0EFE24"/>
@@ -19173,305 +15996,7 @@
       </w:rPr>
     </w:lvl>
   </w:abstractNum>
-  <w:abstractNum w:abstractNumId="65" w15:restartNumberingAfterBreak="0">
-    <w:nsid w:val="79003AB6"/>
-    <w:multiLevelType w:val="multilevel"/>
-    <w:tmpl w:val="0A62A138"/>
-    <w:lvl w:ilvl="0">
-      <w:start w:val="1"/>
-      <w:numFmt w:val="bullet"/>
-      <w:lvlText w:val=""/>
-      <w:lvlJc w:val="left"/>
-      <w:pPr>
-        <w:tabs>
-          <w:tab w:val="num" w:pos="720"/>
-        </w:tabs>
-        <w:ind w:left="720" w:hanging="360"/>
-      </w:pPr>
-      <w:rPr>
-        <w:rFonts w:ascii="Symbol" w:hAnsi="Symbol" w:hint="default"/>
-        <w:sz w:val="20"/>
-      </w:rPr>
-    </w:lvl>
-    <w:lvl w:ilvl="1" w:tentative="1">
-      <w:start w:val="1"/>
-      <w:numFmt w:val="bullet"/>
-      <w:lvlText w:val="o"/>
-      <w:lvlJc w:val="left"/>
-      <w:pPr>
-        <w:tabs>
-          <w:tab w:val="num" w:pos="1440"/>
-        </w:tabs>
-        <w:ind w:left="1440" w:hanging="360"/>
-      </w:pPr>
-      <w:rPr>
-        <w:rFonts w:ascii="Courier New" w:hAnsi="Courier New" w:hint="default"/>
-        <w:sz w:val="20"/>
-      </w:rPr>
-    </w:lvl>
-    <w:lvl w:ilvl="2" w:tentative="1">
-      <w:start w:val="1"/>
-      <w:numFmt w:val="bullet"/>
-      <w:lvlText w:val=""/>
-      <w:lvlJc w:val="left"/>
-      <w:pPr>
-        <w:tabs>
-          <w:tab w:val="num" w:pos="2160"/>
-        </w:tabs>
-        <w:ind w:left="2160" w:hanging="360"/>
-      </w:pPr>
-      <w:rPr>
-        <w:rFonts w:ascii="Wingdings" w:hAnsi="Wingdings" w:hint="default"/>
-        <w:sz w:val="20"/>
-      </w:rPr>
-    </w:lvl>
-    <w:lvl w:ilvl="3" w:tentative="1">
-      <w:start w:val="1"/>
-      <w:numFmt w:val="bullet"/>
-      <w:lvlText w:val=""/>
-      <w:lvlJc w:val="left"/>
-      <w:pPr>
-        <w:tabs>
-          <w:tab w:val="num" w:pos="2880"/>
-        </w:tabs>
-        <w:ind w:left="2880" w:hanging="360"/>
-      </w:pPr>
-      <w:rPr>
-        <w:rFonts w:ascii="Wingdings" w:hAnsi="Wingdings" w:hint="default"/>
-        <w:sz w:val="20"/>
-      </w:rPr>
-    </w:lvl>
-    <w:lvl w:ilvl="4" w:tentative="1">
-      <w:start w:val="1"/>
-      <w:numFmt w:val="bullet"/>
-      <w:lvlText w:val=""/>
-      <w:lvlJc w:val="left"/>
-      <w:pPr>
-        <w:tabs>
-          <w:tab w:val="num" w:pos="3600"/>
-        </w:tabs>
-        <w:ind w:left="3600" w:hanging="360"/>
-      </w:pPr>
-      <w:rPr>
-        <w:rFonts w:ascii="Wingdings" w:hAnsi="Wingdings" w:hint="default"/>
-        <w:sz w:val="20"/>
-      </w:rPr>
-    </w:lvl>
-    <w:lvl w:ilvl="5" w:tentative="1">
-      <w:start w:val="1"/>
-      <w:numFmt w:val="bullet"/>
-      <w:lvlText w:val=""/>
-      <w:lvlJc w:val="left"/>
-      <w:pPr>
-        <w:tabs>
-          <w:tab w:val="num" w:pos="4320"/>
-        </w:tabs>
-        <w:ind w:left="4320" w:hanging="360"/>
-      </w:pPr>
-      <w:rPr>
-        <w:rFonts w:ascii="Wingdings" w:hAnsi="Wingdings" w:hint="default"/>
-        <w:sz w:val="20"/>
-      </w:rPr>
-    </w:lvl>
-    <w:lvl w:ilvl="6" w:tentative="1">
-      <w:start w:val="1"/>
-      <w:numFmt w:val="bullet"/>
-      <w:lvlText w:val=""/>
-      <w:lvlJc w:val="left"/>
-      <w:pPr>
-        <w:tabs>
-          <w:tab w:val="num" w:pos="5040"/>
-        </w:tabs>
-        <w:ind w:left="5040" w:hanging="360"/>
-      </w:pPr>
-      <w:rPr>
-        <w:rFonts w:ascii="Wingdings" w:hAnsi="Wingdings" w:hint="default"/>
-        <w:sz w:val="20"/>
-      </w:rPr>
-    </w:lvl>
-    <w:lvl w:ilvl="7" w:tentative="1">
-      <w:start w:val="1"/>
-      <w:numFmt w:val="bullet"/>
-      <w:lvlText w:val=""/>
-      <w:lvlJc w:val="left"/>
-      <w:pPr>
-        <w:tabs>
-          <w:tab w:val="num" w:pos="5760"/>
-        </w:tabs>
-        <w:ind w:left="5760" w:hanging="360"/>
-      </w:pPr>
-      <w:rPr>
-        <w:rFonts w:ascii="Wingdings" w:hAnsi="Wingdings" w:hint="default"/>
-        <w:sz w:val="20"/>
-      </w:rPr>
-    </w:lvl>
-    <w:lvl w:ilvl="8" w:tentative="1">
-      <w:start w:val="1"/>
-      <w:numFmt w:val="bullet"/>
-      <w:lvlText w:val=""/>
-      <w:lvlJc w:val="left"/>
-      <w:pPr>
-        <w:tabs>
-          <w:tab w:val="num" w:pos="6480"/>
-        </w:tabs>
-        <w:ind w:left="6480" w:hanging="360"/>
-      </w:pPr>
-      <w:rPr>
-        <w:rFonts w:ascii="Wingdings" w:hAnsi="Wingdings" w:hint="default"/>
-        <w:sz w:val="20"/>
-      </w:rPr>
-    </w:lvl>
-  </w:abstractNum>
-  <w:abstractNum w:abstractNumId="66" w15:restartNumberingAfterBreak="0">
-    <w:nsid w:val="791742CD"/>
-    <w:multiLevelType w:val="multilevel"/>
-    <w:tmpl w:val="D59A1F20"/>
-    <w:lvl w:ilvl="0">
-      <w:start w:val="1"/>
-      <w:numFmt w:val="bullet"/>
-      <w:lvlText w:val=""/>
-      <w:lvlJc w:val="left"/>
-      <w:pPr>
-        <w:tabs>
-          <w:tab w:val="num" w:pos="720"/>
-        </w:tabs>
-        <w:ind w:left="720" w:hanging="360"/>
-      </w:pPr>
-      <w:rPr>
-        <w:rFonts w:ascii="Symbol" w:hAnsi="Symbol" w:hint="default"/>
-        <w:sz w:val="20"/>
-      </w:rPr>
-    </w:lvl>
-    <w:lvl w:ilvl="1">
-      <w:start w:val="1"/>
-      <w:numFmt w:val="bullet"/>
-      <w:lvlText w:val="o"/>
-      <w:lvlJc w:val="left"/>
-      <w:pPr>
-        <w:tabs>
-          <w:tab w:val="num" w:pos="1440"/>
-        </w:tabs>
-        <w:ind w:left="1440" w:hanging="360"/>
-      </w:pPr>
-      <w:rPr>
-        <w:rFonts w:ascii="Courier New" w:hAnsi="Courier New" w:hint="default"/>
-        <w:sz w:val="20"/>
-      </w:rPr>
-    </w:lvl>
-    <w:lvl w:ilvl="2" w:tentative="1">
-      <w:start w:val="1"/>
-      <w:numFmt w:val="bullet"/>
-      <w:lvlText w:val=""/>
-      <w:lvlJc w:val="left"/>
-      <w:pPr>
-        <w:tabs>
-          <w:tab w:val="num" w:pos="2160"/>
-        </w:tabs>
-        <w:ind w:left="2160" w:hanging="360"/>
-      </w:pPr>
-      <w:rPr>
-        <w:rFonts w:ascii="Wingdings" w:hAnsi="Wingdings" w:hint="default"/>
-        <w:sz w:val="20"/>
-      </w:rPr>
-    </w:lvl>
-    <w:lvl w:ilvl="3" w:tentative="1">
-      <w:start w:val="1"/>
-      <w:numFmt w:val="bullet"/>
-      <w:lvlText w:val=""/>
-      <w:lvlJc w:val="left"/>
-      <w:pPr>
-        <w:tabs>
-          <w:tab w:val="num" w:pos="2880"/>
-        </w:tabs>
-        <w:ind w:left="2880" w:hanging="360"/>
-      </w:pPr>
-      <w:rPr>
-        <w:rFonts w:ascii="Wingdings" w:hAnsi="Wingdings" w:hint="default"/>
-        <w:sz w:val="20"/>
-      </w:rPr>
-    </w:lvl>
-    <w:lvl w:ilvl="4" w:tentative="1">
-      <w:start w:val="1"/>
-      <w:numFmt w:val="bullet"/>
-      <w:lvlText w:val=""/>
-      <w:lvlJc w:val="left"/>
-      <w:pPr>
-        <w:tabs>
-          <w:tab w:val="num" w:pos="3600"/>
-        </w:tabs>
-        <w:ind w:left="3600" w:hanging="360"/>
-      </w:pPr>
-      <w:rPr>
-        <w:rFonts w:ascii="Wingdings" w:hAnsi="Wingdings" w:hint="default"/>
-        <w:sz w:val="20"/>
-      </w:rPr>
-    </w:lvl>
-    <w:lvl w:ilvl="5" w:tentative="1">
-      <w:start w:val="1"/>
-      <w:numFmt w:val="bullet"/>
-      <w:lvlText w:val=""/>
-      <w:lvlJc w:val="left"/>
-      <w:pPr>
-        <w:tabs>
-          <w:tab w:val="num" w:pos="4320"/>
-        </w:tabs>
-        <w:ind w:left="4320" w:hanging="360"/>
-      </w:pPr>
-      <w:rPr>
-        <w:rFonts w:ascii="Wingdings" w:hAnsi="Wingdings" w:hint="default"/>
-        <w:sz w:val="20"/>
-      </w:rPr>
-    </w:lvl>
-    <w:lvl w:ilvl="6" w:tentative="1">
-      <w:start w:val="1"/>
-      <w:numFmt w:val="bullet"/>
-      <w:lvlText w:val=""/>
-      <w:lvlJc w:val="left"/>
-      <w:pPr>
-        <w:tabs>
-          <w:tab w:val="num" w:pos="5040"/>
-        </w:tabs>
-        <w:ind w:left="5040" w:hanging="360"/>
-      </w:pPr>
-      <w:rPr>
-        <w:rFonts w:ascii="Wingdings" w:hAnsi="Wingdings" w:hint="default"/>
-        <w:sz w:val="20"/>
-      </w:rPr>
-    </w:lvl>
-    <w:lvl w:ilvl="7" w:tentative="1">
-      <w:start w:val="1"/>
-      <w:numFmt w:val="bullet"/>
-      <w:lvlText w:val=""/>
-      <w:lvlJc w:val="left"/>
-      <w:pPr>
-        <w:tabs>
-          <w:tab w:val="num" w:pos="5760"/>
-        </w:tabs>
-        <w:ind w:left="5760" w:hanging="360"/>
-      </w:pPr>
-      <w:rPr>
-        <w:rFonts w:ascii="Wingdings" w:hAnsi="Wingdings" w:hint="default"/>
-        <w:sz w:val="20"/>
-      </w:rPr>
-    </w:lvl>
-    <w:lvl w:ilvl="8" w:tentative="1">
-      <w:start w:val="1"/>
-      <w:numFmt w:val="bullet"/>
-      <w:lvlText w:val=""/>
-      <w:lvlJc w:val="left"/>
-      <w:pPr>
-        <w:tabs>
-          <w:tab w:val="num" w:pos="6480"/>
-        </w:tabs>
-        <w:ind w:left="6480" w:hanging="360"/>
-      </w:pPr>
-      <w:rPr>
-        <w:rFonts w:ascii="Wingdings" w:hAnsi="Wingdings" w:hint="default"/>
-        <w:sz w:val="20"/>
-      </w:rPr>
-    </w:lvl>
-  </w:abstractNum>
-  <w:abstractNum w:abstractNumId="67" w15:restartNumberingAfterBreak="0">
+  <w:abstractNum w:abstractNumId="43" w15:restartNumberingAfterBreak="0">
     <w:nsid w:val="7AC35353"/>
     <w:multiLevelType w:val="multilevel"/>
     <w:tmpl w:val="AF62C56E"/>
@@ -19620,7 +16145,7 @@
       </w:rPr>
     </w:lvl>
   </w:abstractNum>
-  <w:abstractNum w:abstractNumId="68" w15:restartNumberingAfterBreak="0">
+  <w:abstractNum w:abstractNumId="44" w15:restartNumberingAfterBreak="0">
     <w:nsid w:val="7B820179"/>
     <w:multiLevelType w:val="multilevel"/>
     <w:tmpl w:val="5A003D1C"/>
@@ -19769,633 +16294,142 @@
       </w:rPr>
     </w:lvl>
   </w:abstractNum>
-  <w:abstractNum w:abstractNumId="69" w15:restartNumberingAfterBreak="0">
-    <w:nsid w:val="7BD444C6"/>
-    <w:multiLevelType w:val="hybridMultilevel"/>
-    <w:tmpl w:val="4BB6FC7A"/>
-    <w:lvl w:ilvl="0" w:tplc="40090001">
-      <w:start w:val="1"/>
-      <w:numFmt w:val="bullet"/>
-      <w:lvlText w:val=""/>
-      <w:lvlJc w:val="left"/>
-      <w:pPr>
-        <w:ind w:left="1146" w:hanging="360"/>
-      </w:pPr>
-      <w:rPr>
-        <w:rFonts w:ascii="Symbol" w:hAnsi="Symbol" w:hint="default"/>
-      </w:rPr>
-    </w:lvl>
-    <w:lvl w:ilvl="1" w:tplc="40090003" w:tentative="1">
-      <w:start w:val="1"/>
-      <w:numFmt w:val="bullet"/>
-      <w:lvlText w:val="o"/>
-      <w:lvlJc w:val="left"/>
-      <w:pPr>
-        <w:ind w:left="1866" w:hanging="360"/>
-      </w:pPr>
-      <w:rPr>
-        <w:rFonts w:ascii="Courier New" w:hAnsi="Courier New" w:cs="Courier New" w:hint="default"/>
-      </w:rPr>
-    </w:lvl>
-    <w:lvl w:ilvl="2" w:tplc="40090005" w:tentative="1">
-      <w:start w:val="1"/>
-      <w:numFmt w:val="bullet"/>
-      <w:lvlText w:val=""/>
-      <w:lvlJc w:val="left"/>
-      <w:pPr>
-        <w:ind w:left="2586" w:hanging="360"/>
-      </w:pPr>
-      <w:rPr>
-        <w:rFonts w:ascii="Wingdings" w:hAnsi="Wingdings" w:hint="default"/>
-      </w:rPr>
-    </w:lvl>
-    <w:lvl w:ilvl="3" w:tplc="40090001" w:tentative="1">
-      <w:start w:val="1"/>
-      <w:numFmt w:val="bullet"/>
-      <w:lvlText w:val=""/>
-      <w:lvlJc w:val="left"/>
-      <w:pPr>
-        <w:ind w:left="3306" w:hanging="360"/>
-      </w:pPr>
-      <w:rPr>
-        <w:rFonts w:ascii="Symbol" w:hAnsi="Symbol" w:hint="default"/>
-      </w:rPr>
-    </w:lvl>
-    <w:lvl w:ilvl="4" w:tplc="40090003" w:tentative="1">
-      <w:start w:val="1"/>
-      <w:numFmt w:val="bullet"/>
-      <w:lvlText w:val="o"/>
-      <w:lvlJc w:val="left"/>
-      <w:pPr>
-        <w:ind w:left="4026" w:hanging="360"/>
-      </w:pPr>
-      <w:rPr>
-        <w:rFonts w:ascii="Courier New" w:hAnsi="Courier New" w:cs="Courier New" w:hint="default"/>
-      </w:rPr>
-    </w:lvl>
-    <w:lvl w:ilvl="5" w:tplc="40090005" w:tentative="1">
-      <w:start w:val="1"/>
-      <w:numFmt w:val="bullet"/>
-      <w:lvlText w:val=""/>
-      <w:lvlJc w:val="left"/>
-      <w:pPr>
-        <w:ind w:left="4746" w:hanging="360"/>
-      </w:pPr>
-      <w:rPr>
-        <w:rFonts w:ascii="Wingdings" w:hAnsi="Wingdings" w:hint="default"/>
-      </w:rPr>
-    </w:lvl>
-    <w:lvl w:ilvl="6" w:tplc="40090001" w:tentative="1">
-      <w:start w:val="1"/>
-      <w:numFmt w:val="bullet"/>
-      <w:lvlText w:val=""/>
-      <w:lvlJc w:val="left"/>
-      <w:pPr>
-        <w:ind w:left="5466" w:hanging="360"/>
-      </w:pPr>
-      <w:rPr>
-        <w:rFonts w:ascii="Symbol" w:hAnsi="Symbol" w:hint="default"/>
-      </w:rPr>
-    </w:lvl>
-    <w:lvl w:ilvl="7" w:tplc="40090003" w:tentative="1">
-      <w:start w:val="1"/>
-      <w:numFmt w:val="bullet"/>
-      <w:lvlText w:val="o"/>
-      <w:lvlJc w:val="left"/>
-      <w:pPr>
-        <w:ind w:left="6186" w:hanging="360"/>
-      </w:pPr>
-      <w:rPr>
-        <w:rFonts w:ascii="Courier New" w:hAnsi="Courier New" w:cs="Courier New" w:hint="default"/>
-      </w:rPr>
-    </w:lvl>
-    <w:lvl w:ilvl="8" w:tplc="40090005" w:tentative="1">
-      <w:start w:val="1"/>
-      <w:numFmt w:val="bullet"/>
-      <w:lvlText w:val=""/>
-      <w:lvlJc w:val="left"/>
-      <w:pPr>
-        <w:ind w:left="6906" w:hanging="360"/>
-      </w:pPr>
-      <w:rPr>
-        <w:rFonts w:ascii="Wingdings" w:hAnsi="Wingdings" w:hint="default"/>
-      </w:rPr>
-    </w:lvl>
-  </w:abstractNum>
-  <w:abstractNum w:abstractNumId="70" w15:restartNumberingAfterBreak="0">
-    <w:nsid w:val="7DC96AE7"/>
-    <w:multiLevelType w:val="multilevel"/>
-    <w:tmpl w:val="E0883B94"/>
-    <w:lvl w:ilvl="0">
-      <w:start w:val="1"/>
-      <w:numFmt w:val="bullet"/>
-      <w:lvlText w:val=""/>
-      <w:lvlJc w:val="left"/>
-      <w:pPr>
-        <w:tabs>
-          <w:tab w:val="num" w:pos="720"/>
-        </w:tabs>
-        <w:ind w:left="720" w:hanging="360"/>
-      </w:pPr>
-      <w:rPr>
-        <w:rFonts w:ascii="Symbol" w:hAnsi="Symbol" w:hint="default"/>
-        <w:sz w:val="20"/>
-      </w:rPr>
-    </w:lvl>
-    <w:lvl w:ilvl="1" w:tentative="1">
-      <w:start w:val="1"/>
-      <w:numFmt w:val="bullet"/>
-      <w:lvlText w:val="o"/>
-      <w:lvlJc w:val="left"/>
-      <w:pPr>
-        <w:tabs>
-          <w:tab w:val="num" w:pos="1440"/>
-        </w:tabs>
-        <w:ind w:left="1440" w:hanging="360"/>
-      </w:pPr>
-      <w:rPr>
-        <w:rFonts w:ascii="Courier New" w:hAnsi="Courier New" w:hint="default"/>
-        <w:sz w:val="20"/>
-      </w:rPr>
-    </w:lvl>
-    <w:lvl w:ilvl="2" w:tentative="1">
-      <w:start w:val="1"/>
-      <w:numFmt w:val="bullet"/>
-      <w:lvlText w:val=""/>
-      <w:lvlJc w:val="left"/>
-      <w:pPr>
-        <w:tabs>
-          <w:tab w:val="num" w:pos="2160"/>
-        </w:tabs>
-        <w:ind w:left="2160" w:hanging="360"/>
-      </w:pPr>
-      <w:rPr>
-        <w:rFonts w:ascii="Wingdings" w:hAnsi="Wingdings" w:hint="default"/>
-        <w:sz w:val="20"/>
-      </w:rPr>
-    </w:lvl>
-    <w:lvl w:ilvl="3" w:tentative="1">
-      <w:start w:val="1"/>
-      <w:numFmt w:val="bullet"/>
-      <w:lvlText w:val=""/>
-      <w:lvlJc w:val="left"/>
-      <w:pPr>
-        <w:tabs>
-          <w:tab w:val="num" w:pos="2880"/>
-        </w:tabs>
-        <w:ind w:left="2880" w:hanging="360"/>
-      </w:pPr>
-      <w:rPr>
-        <w:rFonts w:ascii="Wingdings" w:hAnsi="Wingdings" w:hint="default"/>
-        <w:sz w:val="20"/>
-      </w:rPr>
-    </w:lvl>
-    <w:lvl w:ilvl="4" w:tentative="1">
-      <w:start w:val="1"/>
-      <w:numFmt w:val="bullet"/>
-      <w:lvlText w:val=""/>
-      <w:lvlJc w:val="left"/>
-      <w:pPr>
-        <w:tabs>
-          <w:tab w:val="num" w:pos="3600"/>
-        </w:tabs>
-        <w:ind w:left="3600" w:hanging="360"/>
-      </w:pPr>
-      <w:rPr>
-        <w:rFonts w:ascii="Wingdings" w:hAnsi="Wingdings" w:hint="default"/>
-        <w:sz w:val="20"/>
-      </w:rPr>
-    </w:lvl>
-    <w:lvl w:ilvl="5" w:tentative="1">
-      <w:start w:val="1"/>
-      <w:numFmt w:val="bullet"/>
-      <w:lvlText w:val=""/>
-      <w:lvlJc w:val="left"/>
-      <w:pPr>
-        <w:tabs>
-          <w:tab w:val="num" w:pos="4320"/>
-        </w:tabs>
-        <w:ind w:left="4320" w:hanging="360"/>
-      </w:pPr>
-      <w:rPr>
-        <w:rFonts w:ascii="Wingdings" w:hAnsi="Wingdings" w:hint="default"/>
-        <w:sz w:val="20"/>
-      </w:rPr>
-    </w:lvl>
-    <w:lvl w:ilvl="6" w:tentative="1">
-      <w:start w:val="1"/>
-      <w:numFmt w:val="bullet"/>
-      <w:lvlText w:val=""/>
-      <w:lvlJc w:val="left"/>
-      <w:pPr>
-        <w:tabs>
-          <w:tab w:val="num" w:pos="5040"/>
-        </w:tabs>
-        <w:ind w:left="5040" w:hanging="360"/>
-      </w:pPr>
-      <w:rPr>
-        <w:rFonts w:ascii="Wingdings" w:hAnsi="Wingdings" w:hint="default"/>
-        <w:sz w:val="20"/>
-      </w:rPr>
-    </w:lvl>
-    <w:lvl w:ilvl="7" w:tentative="1">
-      <w:start w:val="1"/>
-      <w:numFmt w:val="bullet"/>
-      <w:lvlText w:val=""/>
-      <w:lvlJc w:val="left"/>
-      <w:pPr>
-        <w:tabs>
-          <w:tab w:val="num" w:pos="5760"/>
-        </w:tabs>
-        <w:ind w:left="5760" w:hanging="360"/>
-      </w:pPr>
-      <w:rPr>
-        <w:rFonts w:ascii="Wingdings" w:hAnsi="Wingdings" w:hint="default"/>
-        <w:sz w:val="20"/>
-      </w:rPr>
-    </w:lvl>
-    <w:lvl w:ilvl="8" w:tentative="1">
-      <w:start w:val="1"/>
-      <w:numFmt w:val="bullet"/>
-      <w:lvlText w:val=""/>
-      <w:lvlJc w:val="left"/>
-      <w:pPr>
-        <w:tabs>
-          <w:tab w:val="num" w:pos="6480"/>
-        </w:tabs>
-        <w:ind w:left="6480" w:hanging="360"/>
-      </w:pPr>
-      <w:rPr>
-        <w:rFonts w:ascii="Wingdings" w:hAnsi="Wingdings" w:hint="default"/>
-        <w:sz w:val="20"/>
-      </w:rPr>
-    </w:lvl>
-  </w:abstractNum>
-  <w:abstractNum w:abstractNumId="71" w15:restartNumberingAfterBreak="0">
-    <w:nsid w:val="7E4746FF"/>
-    <w:multiLevelType w:val="multilevel"/>
-    <w:tmpl w:val="AC582E7C"/>
-    <w:lvl w:ilvl="0">
-      <w:start w:val="1"/>
-      <w:numFmt w:val="bullet"/>
-      <w:lvlText w:val=""/>
-      <w:lvlJc w:val="left"/>
-      <w:pPr>
-        <w:tabs>
-          <w:tab w:val="num" w:pos="720"/>
-        </w:tabs>
-        <w:ind w:left="720" w:hanging="360"/>
-      </w:pPr>
-      <w:rPr>
-        <w:rFonts w:ascii="Symbol" w:hAnsi="Symbol" w:hint="default"/>
-        <w:sz w:val="20"/>
-      </w:rPr>
-    </w:lvl>
-    <w:lvl w:ilvl="1" w:tentative="1">
-      <w:start w:val="1"/>
-      <w:numFmt w:val="bullet"/>
-      <w:lvlText w:val="o"/>
-      <w:lvlJc w:val="left"/>
-      <w:pPr>
-        <w:tabs>
-          <w:tab w:val="num" w:pos="1440"/>
-        </w:tabs>
-        <w:ind w:left="1440" w:hanging="360"/>
-      </w:pPr>
-      <w:rPr>
-        <w:rFonts w:ascii="Courier New" w:hAnsi="Courier New" w:hint="default"/>
-        <w:sz w:val="20"/>
-      </w:rPr>
-    </w:lvl>
-    <w:lvl w:ilvl="2" w:tentative="1">
-      <w:start w:val="1"/>
-      <w:numFmt w:val="bullet"/>
-      <w:lvlText w:val=""/>
-      <w:lvlJc w:val="left"/>
-      <w:pPr>
-        <w:tabs>
-          <w:tab w:val="num" w:pos="2160"/>
-        </w:tabs>
-        <w:ind w:left="2160" w:hanging="360"/>
-      </w:pPr>
-      <w:rPr>
-        <w:rFonts w:ascii="Wingdings" w:hAnsi="Wingdings" w:hint="default"/>
-        <w:sz w:val="20"/>
-      </w:rPr>
-    </w:lvl>
-    <w:lvl w:ilvl="3" w:tentative="1">
-      <w:start w:val="1"/>
-      <w:numFmt w:val="bullet"/>
-      <w:lvlText w:val=""/>
-      <w:lvlJc w:val="left"/>
-      <w:pPr>
-        <w:tabs>
-          <w:tab w:val="num" w:pos="2880"/>
-        </w:tabs>
-        <w:ind w:left="2880" w:hanging="360"/>
-      </w:pPr>
-      <w:rPr>
-        <w:rFonts w:ascii="Wingdings" w:hAnsi="Wingdings" w:hint="default"/>
-        <w:sz w:val="20"/>
-      </w:rPr>
-    </w:lvl>
-    <w:lvl w:ilvl="4" w:tentative="1">
-      <w:start w:val="1"/>
-      <w:numFmt w:val="bullet"/>
-      <w:lvlText w:val=""/>
-      <w:lvlJc w:val="left"/>
-      <w:pPr>
-        <w:tabs>
-          <w:tab w:val="num" w:pos="3600"/>
-        </w:tabs>
-        <w:ind w:left="3600" w:hanging="360"/>
-      </w:pPr>
-      <w:rPr>
-        <w:rFonts w:ascii="Wingdings" w:hAnsi="Wingdings" w:hint="default"/>
-        <w:sz w:val="20"/>
-      </w:rPr>
-    </w:lvl>
-    <w:lvl w:ilvl="5" w:tentative="1">
-      <w:start w:val="1"/>
-      <w:numFmt w:val="bullet"/>
-      <w:lvlText w:val=""/>
-      <w:lvlJc w:val="left"/>
-      <w:pPr>
-        <w:tabs>
-          <w:tab w:val="num" w:pos="4320"/>
-        </w:tabs>
-        <w:ind w:left="4320" w:hanging="360"/>
-      </w:pPr>
-      <w:rPr>
-        <w:rFonts w:ascii="Wingdings" w:hAnsi="Wingdings" w:hint="default"/>
-        <w:sz w:val="20"/>
-      </w:rPr>
-    </w:lvl>
-    <w:lvl w:ilvl="6" w:tentative="1">
-      <w:start w:val="1"/>
-      <w:numFmt w:val="bullet"/>
-      <w:lvlText w:val=""/>
-      <w:lvlJc w:val="left"/>
-      <w:pPr>
-        <w:tabs>
-          <w:tab w:val="num" w:pos="5040"/>
-        </w:tabs>
-        <w:ind w:left="5040" w:hanging="360"/>
-      </w:pPr>
-      <w:rPr>
-        <w:rFonts w:ascii="Wingdings" w:hAnsi="Wingdings" w:hint="default"/>
-        <w:sz w:val="20"/>
-      </w:rPr>
-    </w:lvl>
-    <w:lvl w:ilvl="7" w:tentative="1">
-      <w:start w:val="1"/>
-      <w:numFmt w:val="bullet"/>
-      <w:lvlText w:val=""/>
-      <w:lvlJc w:val="left"/>
-      <w:pPr>
-        <w:tabs>
-          <w:tab w:val="num" w:pos="5760"/>
-        </w:tabs>
-        <w:ind w:left="5760" w:hanging="360"/>
-      </w:pPr>
-      <w:rPr>
-        <w:rFonts w:ascii="Wingdings" w:hAnsi="Wingdings" w:hint="default"/>
-        <w:sz w:val="20"/>
-      </w:rPr>
-    </w:lvl>
-    <w:lvl w:ilvl="8" w:tentative="1">
-      <w:start w:val="1"/>
-      <w:numFmt w:val="bullet"/>
-      <w:lvlText w:val=""/>
-      <w:lvlJc w:val="left"/>
-      <w:pPr>
-        <w:tabs>
-          <w:tab w:val="num" w:pos="6480"/>
-        </w:tabs>
-        <w:ind w:left="6480" w:hanging="360"/>
-      </w:pPr>
-      <w:rPr>
-        <w:rFonts w:ascii="Wingdings" w:hAnsi="Wingdings" w:hint="default"/>
-        <w:sz w:val="20"/>
-      </w:rPr>
-    </w:lvl>
-  </w:abstractNum>
   <w:num w:numId="1" w16cid:durableId="2126650101">
+    <w:abstractNumId w:val="9"/>
+  </w:num>
+  <w:num w:numId="2" w16cid:durableId="640580391">
+    <w:abstractNumId w:val="26"/>
+  </w:num>
+  <w:num w:numId="3" w16cid:durableId="570582980">
+    <w:abstractNumId w:val="22"/>
+  </w:num>
+  <w:num w:numId="4" w16cid:durableId="648246326">
+    <w:abstractNumId w:val="42"/>
+  </w:num>
+  <w:num w:numId="5" w16cid:durableId="319962401">
     <w:abstractNumId w:val="13"/>
   </w:num>
-  <w:num w:numId="2" w16cid:durableId="640580391">
+  <w:num w:numId="6" w16cid:durableId="1442796397">
+    <w:abstractNumId w:val="23"/>
+  </w:num>
+  <w:num w:numId="7" w16cid:durableId="1170802173">
+    <w:abstractNumId w:val="18"/>
+  </w:num>
+  <w:num w:numId="8" w16cid:durableId="841119854">
+    <w:abstractNumId w:val="38"/>
+  </w:num>
+  <w:num w:numId="9" w16cid:durableId="542061768">
+    <w:abstractNumId w:val="30"/>
+  </w:num>
+  <w:num w:numId="10" w16cid:durableId="1712028042">
+    <w:abstractNumId w:val="10"/>
+  </w:num>
+  <w:num w:numId="11" w16cid:durableId="591864068">
+    <w:abstractNumId w:val="0"/>
+  </w:num>
+  <w:num w:numId="12" w16cid:durableId="1271859996">
+    <w:abstractNumId w:val="29"/>
+  </w:num>
+  <w:num w:numId="13" w16cid:durableId="409812875">
+    <w:abstractNumId w:val="34"/>
+  </w:num>
+  <w:num w:numId="14" w16cid:durableId="1207834279">
+    <w:abstractNumId w:val="36"/>
+  </w:num>
+  <w:num w:numId="15" w16cid:durableId="773398874">
+    <w:abstractNumId w:val="16"/>
+  </w:num>
+  <w:num w:numId="16" w16cid:durableId="273371510">
+    <w:abstractNumId w:val="20"/>
+  </w:num>
+  <w:num w:numId="17" w16cid:durableId="12807380">
+    <w:abstractNumId w:val="25"/>
+  </w:num>
+  <w:num w:numId="18" w16cid:durableId="1889758124">
+    <w:abstractNumId w:val="41"/>
+  </w:num>
+  <w:num w:numId="19" w16cid:durableId="1039621240">
+    <w:abstractNumId w:val="7"/>
+  </w:num>
+  <w:num w:numId="20" w16cid:durableId="1097293578">
+    <w:abstractNumId w:val="15"/>
+  </w:num>
+  <w:num w:numId="21" w16cid:durableId="1509561150">
+    <w:abstractNumId w:val="31"/>
+  </w:num>
+  <w:num w:numId="22" w16cid:durableId="1636720408">
+    <w:abstractNumId w:val="39"/>
+  </w:num>
+  <w:num w:numId="23" w16cid:durableId="59060309">
+    <w:abstractNumId w:val="28"/>
+  </w:num>
+  <w:num w:numId="24" w16cid:durableId="1965958684">
     <w:abstractNumId w:val="44"/>
   </w:num>
-  <w:num w:numId="3" w16cid:durableId="570582980">
+  <w:num w:numId="25" w16cid:durableId="554396949">
+    <w:abstractNumId w:val="11"/>
+  </w:num>
+  <w:num w:numId="26" w16cid:durableId="107815747">
+    <w:abstractNumId w:val="35"/>
+  </w:num>
+  <w:num w:numId="27" w16cid:durableId="1399636">
+    <w:abstractNumId w:val="3"/>
+  </w:num>
+  <w:num w:numId="28" w16cid:durableId="112333339">
+    <w:abstractNumId w:val="33"/>
+  </w:num>
+  <w:num w:numId="29" w16cid:durableId="2635359">
+    <w:abstractNumId w:val="2"/>
+  </w:num>
+  <w:num w:numId="30" w16cid:durableId="389302493">
+    <w:abstractNumId w:val="1"/>
+  </w:num>
+  <w:num w:numId="31" w16cid:durableId="1373723640">
+    <w:abstractNumId w:val="17"/>
+  </w:num>
+  <w:num w:numId="32" w16cid:durableId="306974867">
+    <w:abstractNumId w:val="6"/>
+  </w:num>
+  <w:num w:numId="33" w16cid:durableId="2038655512">
+    <w:abstractNumId w:val="8"/>
+  </w:num>
+  <w:num w:numId="34" w16cid:durableId="1434127788">
+    <w:abstractNumId w:val="40"/>
+  </w:num>
+  <w:num w:numId="35" w16cid:durableId="436489993">
+    <w:abstractNumId w:val="12"/>
+  </w:num>
+  <w:num w:numId="36" w16cid:durableId="1822841871">
+    <w:abstractNumId w:val="21"/>
+  </w:num>
+  <w:num w:numId="37" w16cid:durableId="1534079324">
+    <w:abstractNumId w:val="43"/>
+  </w:num>
+  <w:num w:numId="38" w16cid:durableId="1453940744">
+    <w:abstractNumId w:val="19"/>
+  </w:num>
+  <w:num w:numId="39" w16cid:durableId="342821713">
+    <w:abstractNumId w:val="24"/>
+  </w:num>
+  <w:num w:numId="40" w16cid:durableId="608506214">
+    <w:abstractNumId w:val="27"/>
+  </w:num>
+  <w:num w:numId="41" w16cid:durableId="701902627">
+    <w:abstractNumId w:val="32"/>
+  </w:num>
+  <w:num w:numId="42" w16cid:durableId="71514952">
+    <w:abstractNumId w:val="5"/>
+  </w:num>
+  <w:num w:numId="43" w16cid:durableId="326520442">
     <w:abstractNumId w:val="37"/>
   </w:num>
-  <w:num w:numId="4" w16cid:durableId="1217621846">
-    <w:abstractNumId w:val="19"/>
-  </w:num>
-  <w:num w:numId="5" w16cid:durableId="1480153280">
-    <w:abstractNumId w:val="8"/>
-  </w:num>
-  <w:num w:numId="6" w16cid:durableId="844704739">
-    <w:abstractNumId w:val="66"/>
-  </w:num>
-  <w:num w:numId="7" w16cid:durableId="160508750">
-    <w:abstractNumId w:val="43"/>
-  </w:num>
-  <w:num w:numId="8" w16cid:durableId="902180779">
+  <w:num w:numId="44" w16cid:durableId="396830986">
     <w:abstractNumId w:val="14"/>
   </w:num>
-  <w:num w:numId="9" w16cid:durableId="648246326">
-    <w:abstractNumId w:val="64"/>
-  </w:num>
-  <w:num w:numId="10" w16cid:durableId="330380059">
-    <w:abstractNumId w:val="70"/>
-  </w:num>
-  <w:num w:numId="11" w16cid:durableId="655841180">
-    <w:abstractNumId w:val="56"/>
-  </w:num>
-  <w:num w:numId="12" w16cid:durableId="1276594820">
-    <w:abstractNumId w:val="32"/>
-  </w:num>
-  <w:num w:numId="13" w16cid:durableId="1030955608">
-    <w:abstractNumId w:val="65"/>
-  </w:num>
-  <w:num w:numId="14" w16cid:durableId="1932811640">
-    <w:abstractNumId w:val="34"/>
-  </w:num>
-  <w:num w:numId="15" w16cid:durableId="234827062">
-    <w:abstractNumId w:val="11"/>
-  </w:num>
-  <w:num w:numId="16" w16cid:durableId="319962401">
-    <w:abstractNumId w:val="18"/>
-  </w:num>
-  <w:num w:numId="17" w16cid:durableId="1442796397">
-    <w:abstractNumId w:val="38"/>
-  </w:num>
-  <w:num w:numId="18" w16cid:durableId="1170802173">
-    <w:abstractNumId w:val="29"/>
-  </w:num>
-  <w:num w:numId="19" w16cid:durableId="841119854">
-    <w:abstractNumId w:val="60"/>
-  </w:num>
-  <w:num w:numId="20" w16cid:durableId="542061768">
-    <w:abstractNumId w:val="49"/>
-  </w:num>
-  <w:num w:numId="21" w16cid:durableId="1712028042">
-    <w:abstractNumId w:val="15"/>
-  </w:num>
-  <w:num w:numId="22" w16cid:durableId="591864068">
-    <w:abstractNumId w:val="0"/>
-  </w:num>
-  <w:num w:numId="23" w16cid:durableId="1271859996">
-    <w:abstractNumId w:val="48"/>
-  </w:num>
-  <w:num w:numId="24" w16cid:durableId="409812875">
-    <w:abstractNumId w:val="54"/>
-  </w:num>
-  <w:num w:numId="25" w16cid:durableId="1207834279">
-    <w:abstractNumId w:val="57"/>
-  </w:num>
-  <w:num w:numId="26" w16cid:durableId="773398874">
-    <w:abstractNumId w:val="23"/>
-  </w:num>
-  <w:num w:numId="27" w16cid:durableId="273371510">
-    <w:abstractNumId w:val="33"/>
-  </w:num>
-  <w:num w:numId="28" w16cid:durableId="12807380">
-    <w:abstractNumId w:val="42"/>
-  </w:num>
-  <w:num w:numId="29" w16cid:durableId="1935436603">
-    <w:abstractNumId w:val="40"/>
-  </w:num>
-  <w:num w:numId="30" w16cid:durableId="658273634">
-    <w:abstractNumId w:val="9"/>
-  </w:num>
-  <w:num w:numId="31" w16cid:durableId="1889758124">
-    <w:abstractNumId w:val="63"/>
-  </w:num>
-  <w:num w:numId="32" w16cid:durableId="1903759176">
-    <w:abstractNumId w:val="58"/>
-  </w:num>
-  <w:num w:numId="33" w16cid:durableId="1768577484">
-    <w:abstractNumId w:val="71"/>
-  </w:num>
-  <w:num w:numId="34" w16cid:durableId="1039621240">
-    <w:abstractNumId w:val="10"/>
-  </w:num>
-  <w:num w:numId="35" w16cid:durableId="1097293578">
-    <w:abstractNumId w:val="22"/>
-  </w:num>
-  <w:num w:numId="36" w16cid:durableId="1509561150">
-    <w:abstractNumId w:val="50"/>
-  </w:num>
-  <w:num w:numId="37" w16cid:durableId="1636720408">
-    <w:abstractNumId w:val="61"/>
-  </w:num>
-  <w:num w:numId="38" w16cid:durableId="59060309">
-    <w:abstractNumId w:val="46"/>
-  </w:num>
-  <w:num w:numId="39" w16cid:durableId="1965958684">
-    <w:abstractNumId w:val="68"/>
-  </w:num>
-  <w:num w:numId="40" w16cid:durableId="1032804310">
-    <w:abstractNumId w:val="25"/>
-  </w:num>
-  <w:num w:numId="41" w16cid:durableId="554396949">
-    <w:abstractNumId w:val="16"/>
-  </w:num>
-  <w:num w:numId="42" w16cid:durableId="107815747">
-    <w:abstractNumId w:val="55"/>
-  </w:num>
-  <w:num w:numId="43" w16cid:durableId="1399636">
-    <w:abstractNumId w:val="3"/>
-  </w:num>
-  <w:num w:numId="44" w16cid:durableId="112333339">
-    <w:abstractNumId w:val="53"/>
-  </w:num>
-  <w:num w:numId="45" w16cid:durableId="2635359">
-    <w:abstractNumId w:val="2"/>
-  </w:num>
-  <w:num w:numId="46" w16cid:durableId="100607607">
-    <w:abstractNumId w:val="27"/>
-  </w:num>
-  <w:num w:numId="47" w16cid:durableId="130900225">
-    <w:abstractNumId w:val="31"/>
-  </w:num>
-  <w:num w:numId="48" w16cid:durableId="1295795444">
-    <w:abstractNumId w:val="69"/>
-  </w:num>
-  <w:num w:numId="49" w16cid:durableId="195239402">
-    <w:abstractNumId w:val="47"/>
-  </w:num>
-  <w:num w:numId="50" w16cid:durableId="639727323">
-    <w:abstractNumId w:val="41"/>
-  </w:num>
-  <w:num w:numId="51" w16cid:durableId="389302493">
-    <w:abstractNumId w:val="1"/>
-  </w:num>
-  <w:num w:numId="52" w16cid:durableId="1373723640">
-    <w:abstractNumId w:val="26"/>
-  </w:num>
-  <w:num w:numId="53" w16cid:durableId="306974867">
-    <w:abstractNumId w:val="7"/>
-  </w:num>
-  <w:num w:numId="54" w16cid:durableId="2038655512">
-    <w:abstractNumId w:val="12"/>
-  </w:num>
-  <w:num w:numId="55" w16cid:durableId="1434127788">
-    <w:abstractNumId w:val="62"/>
-  </w:num>
-  <w:num w:numId="56" w16cid:durableId="436489993">
-    <w:abstractNumId w:val="17"/>
-  </w:num>
-  <w:num w:numId="57" w16cid:durableId="1822841871">
-    <w:abstractNumId w:val="35"/>
-  </w:num>
-  <w:num w:numId="58" w16cid:durableId="1534079324">
-    <w:abstractNumId w:val="67"/>
-  </w:num>
-  <w:num w:numId="59" w16cid:durableId="1453940744">
-    <w:abstractNumId w:val="30"/>
-  </w:num>
-  <w:num w:numId="60" w16cid:durableId="13311557">
-    <w:abstractNumId w:val="51"/>
-  </w:num>
-  <w:num w:numId="61" w16cid:durableId="1818456827">
-    <w:abstractNumId w:val="20"/>
-  </w:num>
-  <w:num w:numId="62" w16cid:durableId="342821713">
-    <w:abstractNumId w:val="39"/>
-  </w:num>
-  <w:num w:numId="63" w16cid:durableId="608506214">
-    <w:abstractNumId w:val="45"/>
-  </w:num>
-  <w:num w:numId="64" w16cid:durableId="2003314406">
-    <w:abstractNumId w:val="24"/>
-  </w:num>
-  <w:num w:numId="65" w16cid:durableId="584653111">
+  <w:num w:numId="45" w16cid:durableId="843934386">
     <w:abstractNumId w:val="4"/>
   </w:num>
-  <w:num w:numId="66" w16cid:durableId="645160070">
-    <w:abstractNumId w:val="36"/>
-  </w:num>
-  <w:num w:numId="67" w16cid:durableId="1633361367">
-    <w:abstractNumId w:val="28"/>
-  </w:num>
-  <w:num w:numId="68" w16cid:durableId="701902627">
-    <w:abstractNumId w:val="52"/>
-  </w:num>
-  <w:num w:numId="69" w16cid:durableId="71514952">
-    <w:abstractNumId w:val="6"/>
-  </w:num>
-  <w:num w:numId="70" w16cid:durableId="326520442">
-    <w:abstractNumId w:val="59"/>
-  </w:num>
-  <w:num w:numId="71" w16cid:durableId="396830986">
-    <w:abstractNumId w:val="21"/>
-  </w:num>
-  <w:num w:numId="72" w16cid:durableId="843934386">
-    <w:abstractNumId w:val="5"/>
-  </w:num>
+  <w:numIdMacAtCleanup w:val="45"/>
 </w:numbering>
 </file>
 
@@ -21001,6 +17035,7 @@
   <w:style w:type="character" w:default="1" w:styleId="DefaultParagraphFont">
     <w:name w:val="Default Paragraph Font"/>
     <w:uiPriority w:val="1"/>
+    <w:semiHidden/>
     <w:unhideWhenUsed/>
   </w:style>
   <w:style w:type="table" w:default="1" w:styleId="TableNormal">
